--- a/mysql/Mysql_Liunx/Mysql_LInux_5.7.docx
+++ b/mysql/Mysql_Liunx/Mysql_LInux_5.7.docx
@@ -542,7 +542,48 @@
           <w:rFonts w:ascii="微软雅黑" w:eastAsia="微软雅黑" w:hAnsi="微软雅黑"/>
           <w:sz w:val="18"/>
         </w:rPr>
-        <w:t>bind-address=192.168.37.113</w:t>
+        <w:t xml:space="preserve"># </w:t>
+      </w:r>
+      <w:r>
+        <w:rPr>
+          <w:rFonts w:ascii="微软雅黑" w:eastAsia="微软雅黑" w:hAnsi="微软雅黑"/>
+          <w:bCs/>
+          <w:sz w:val="18"/>
+        </w:rPr>
+        <w:t>将bind-address后面增加远程访问IP地址或者禁掉这句话就可以让远程机登陆访问了</w:t>
+      </w:r>
+    </w:p>
+    <w:p>
+      <w:pPr>
+        <w:pStyle w:val="a7"/>
+        <w:ind w:firstLine="360"/>
+        <w:rPr>
+          <w:rFonts w:ascii="微软雅黑" w:eastAsia="微软雅黑" w:hAnsi="微软雅黑"/>
+          <w:sz w:val="18"/>
+        </w:rPr>
+      </w:pPr>
+      <w:r>
+        <w:rPr>
+          <w:rFonts w:ascii="微软雅黑" w:eastAsia="微软雅黑" w:hAnsi="微软雅黑"/>
+          <w:sz w:val="18"/>
+        </w:rPr>
+        <w:t xml:space="preserve"># </w:t>
+      </w:r>
+      <w:r>
+        <w:rPr>
+          <w:rFonts w:ascii="微软雅黑" w:eastAsia="微软雅黑" w:hAnsi="微软雅黑"/>
+          <w:sz w:val="18"/>
+        </w:rPr>
+        <w:t>bind-</w:t>
+      </w:r>
+      <w:bookmarkStart w:id="0" w:name="_GoBack"/>
+      <w:bookmarkEnd w:id="0"/>
+      <w:r>
+        <w:rPr>
+          <w:rFonts w:ascii="微软雅黑" w:eastAsia="微软雅黑" w:hAnsi="微软雅黑"/>
+          <w:sz w:val="18"/>
+        </w:rPr>
+        <w:t>address=192.168.37.113</w:t>
       </w:r>
     </w:p>
     <w:p>
@@ -965,9 +1006,6 @@
     <w:p>
       <w:pPr>
         <w:ind w:firstLine="480"/>
-        <w:rPr>
-          <w:rFonts w:hint="eastAsia"/>
-        </w:rPr>
       </w:pPr>
       <w:r>
         <w:rPr>
@@ -1829,7 +1867,6 @@
         <w:spacing w:line="240" w:lineRule="auto"/>
         <w:ind w:left="840" w:firstLineChars="0" w:firstLine="0"/>
         <w:rPr>
-          <w:rFonts w:hint="eastAsia"/>
           <w:kern w:val="0"/>
         </w:rPr>
       </w:pPr>
@@ -1848,8 +1885,6 @@
         </w:rPr>
         <w:t>;</w:t>
       </w:r>
-      <w:bookmarkStart w:id="0" w:name="_GoBack"/>
-      <w:bookmarkEnd w:id="0"/>
     </w:p>
     <w:p>
       <w:pPr>
@@ -1857,7 +1892,7 @@
         <w:spacing w:line="240" w:lineRule="auto"/>
         <w:ind w:firstLineChars="0" w:firstLine="0"/>
         <w:rPr>
-          <w:rFonts w:ascii="微软雅黑" w:eastAsia="微软雅黑" w:hAnsi="微软雅黑" w:cs="DejaVu Sans Mono" w:hint="eastAsia"/>
+          <w:rFonts w:ascii="微软雅黑" w:eastAsia="微软雅黑" w:hAnsi="微软雅黑" w:cs="DejaVu Sans Mono"/>
           <w:szCs w:val="24"/>
         </w:rPr>
       </w:pPr>
@@ -1868,7 +1903,7 @@
         <w:spacing w:line="240" w:lineRule="auto"/>
         <w:ind w:firstLineChars="0" w:firstLine="0"/>
         <w:rPr>
-          <w:rFonts w:ascii="微软雅黑" w:eastAsia="微软雅黑" w:hAnsi="微软雅黑" w:cs="DejaVu Sans Mono" w:hint="eastAsia"/>
+          <w:rFonts w:ascii="微软雅黑" w:eastAsia="微软雅黑" w:hAnsi="微软雅黑" w:cs="DejaVu Sans Mono"/>
           <w:szCs w:val="24"/>
         </w:rPr>
       </w:pPr>
@@ -1893,12 +1928,18 @@
         <w:spacing w:line="240" w:lineRule="auto"/>
         <w:ind w:firstLineChars="0" w:firstLine="0"/>
         <w:rPr>
-          <w:rFonts w:ascii="微软雅黑" w:eastAsia="微软雅黑" w:hAnsi="微软雅黑" w:hint="eastAsia"/>
+          <w:rFonts w:ascii="微软雅黑" w:eastAsia="微软雅黑" w:hAnsi="微软雅黑"/>
           <w:szCs w:val="24"/>
         </w:rPr>
       </w:pPr>
     </w:p>
     <w:sectPr>
+      <w:headerReference w:type="even" r:id="rId13"/>
+      <w:headerReference w:type="default" r:id="rId14"/>
+      <w:footerReference w:type="even" r:id="rId15"/>
+      <w:footerReference w:type="default" r:id="rId16"/>
+      <w:headerReference w:type="first" r:id="rId17"/>
+      <w:footerReference w:type="first" r:id="rId18"/>
       <w:pgSz w:w="11906" w:h="16838"/>
       <w:pgMar w:top="1440" w:right="1800" w:bottom="1440" w:left="1800" w:header="851" w:footer="992" w:gutter="0"/>
       <w:cols w:space="425"/>
@@ -1935,6 +1976,39 @@
 </w:endnotes>
 </file>
 
+<file path=word/footer1.xml><?xml version="1.0" encoding="utf-8"?>
+<w:ftr xmlns:wpc="http://schemas.microsoft.com/office/word/2010/wordprocessingCanvas" xmlns:cx="http://schemas.microsoft.com/office/drawing/2014/chartex" xmlns:mc="http://schemas.openxmlformats.org/markup-compatibility/2006" xmlns:o="urn:schemas-microsoft-com:office:office" xmlns:r="http://schemas.openxmlformats.org/officeDocument/2006/relationships" xmlns:m="http://schemas.openxmlformats.org/officeDocument/2006/math" xmlns:v="urn:schemas-microsoft-com:vml" xmlns:wp14="http://schemas.microsoft.com/office/word/2010/wordprocessingDrawing" xmlns:wp="http://schemas.openxmlformats.org/drawingml/2006/wordprocessingDrawing" xmlns:w10="urn:schemas-microsoft-com:office:word" xmlns:w="http://schemas.openxmlformats.org/wordprocessingml/2006/main" xmlns:w14="http://schemas.microsoft.com/office/word/2010/wordml" xmlns:w15="http://schemas.microsoft.com/office/word/2012/wordml" xmlns:w16se="http://schemas.microsoft.com/office/word/2015/wordml/symex" xmlns:wpg="http://schemas.microsoft.com/office/word/2010/wordprocessingGroup" xmlns:wpi="http://schemas.microsoft.com/office/word/2010/wordprocessingInk" xmlns:wne="http://schemas.microsoft.com/office/word/2006/wordml" xmlns:wps="http://schemas.microsoft.com/office/word/2010/wordprocessingShape" mc:Ignorable="w14 w15 w16se wp14">
+  <w:p>
+    <w:pPr>
+      <w:pStyle w:val="a5"/>
+      <w:ind w:firstLine="360"/>
+    </w:pPr>
+  </w:p>
+</w:ftr>
+</file>
+
+<file path=word/footer2.xml><?xml version="1.0" encoding="utf-8"?>
+<w:ftr xmlns:wpc="http://schemas.microsoft.com/office/word/2010/wordprocessingCanvas" xmlns:cx="http://schemas.microsoft.com/office/drawing/2014/chartex" xmlns:mc="http://schemas.openxmlformats.org/markup-compatibility/2006" xmlns:o="urn:schemas-microsoft-com:office:office" xmlns:r="http://schemas.openxmlformats.org/officeDocument/2006/relationships" xmlns:m="http://schemas.openxmlformats.org/officeDocument/2006/math" xmlns:v="urn:schemas-microsoft-com:vml" xmlns:wp14="http://schemas.microsoft.com/office/word/2010/wordprocessingDrawing" xmlns:wp="http://schemas.openxmlformats.org/drawingml/2006/wordprocessingDrawing" xmlns:w10="urn:schemas-microsoft-com:office:word" xmlns:w="http://schemas.openxmlformats.org/wordprocessingml/2006/main" xmlns:w14="http://schemas.microsoft.com/office/word/2010/wordml" xmlns:w15="http://schemas.microsoft.com/office/word/2012/wordml" xmlns:w16se="http://schemas.microsoft.com/office/word/2015/wordml/symex" xmlns:wpg="http://schemas.microsoft.com/office/word/2010/wordprocessingGroup" xmlns:wpi="http://schemas.microsoft.com/office/word/2010/wordprocessingInk" xmlns:wne="http://schemas.microsoft.com/office/word/2006/wordml" xmlns:wps="http://schemas.microsoft.com/office/word/2010/wordprocessingShape" mc:Ignorable="w14 w15 w16se wp14">
+  <w:p>
+    <w:pPr>
+      <w:pStyle w:val="a5"/>
+      <w:ind w:firstLine="360"/>
+    </w:pPr>
+  </w:p>
+</w:ftr>
+</file>
+
+<file path=word/footer3.xml><?xml version="1.0" encoding="utf-8"?>
+<w:ftr xmlns:wpc="http://schemas.microsoft.com/office/word/2010/wordprocessingCanvas" xmlns:cx="http://schemas.microsoft.com/office/drawing/2014/chartex" xmlns:mc="http://schemas.openxmlformats.org/markup-compatibility/2006" xmlns:o="urn:schemas-microsoft-com:office:office" xmlns:r="http://schemas.openxmlformats.org/officeDocument/2006/relationships" xmlns:m="http://schemas.openxmlformats.org/officeDocument/2006/math" xmlns:v="urn:schemas-microsoft-com:vml" xmlns:wp14="http://schemas.microsoft.com/office/word/2010/wordprocessingDrawing" xmlns:wp="http://schemas.openxmlformats.org/drawingml/2006/wordprocessingDrawing" xmlns:w10="urn:schemas-microsoft-com:office:word" xmlns:w="http://schemas.openxmlformats.org/wordprocessingml/2006/main" xmlns:w14="http://schemas.microsoft.com/office/word/2010/wordml" xmlns:w15="http://schemas.microsoft.com/office/word/2012/wordml" xmlns:w16se="http://schemas.microsoft.com/office/word/2015/wordml/symex" xmlns:wpg="http://schemas.microsoft.com/office/word/2010/wordprocessingGroup" xmlns:wpi="http://schemas.microsoft.com/office/word/2010/wordprocessingInk" xmlns:wne="http://schemas.microsoft.com/office/word/2006/wordml" xmlns:wps="http://schemas.microsoft.com/office/word/2010/wordprocessingShape" mc:Ignorable="w14 w15 w16se wp14">
+  <w:p>
+    <w:pPr>
+      <w:pStyle w:val="a5"/>
+      <w:ind w:firstLine="360"/>
+    </w:pPr>
+  </w:p>
+</w:ftr>
+</file>
+
 <file path=word/footnotes.xml><?xml version="1.0" encoding="utf-8"?>
 <w:footnotes xmlns:wpc="http://schemas.microsoft.com/office/word/2010/wordprocessingCanvas" xmlns:cx="http://schemas.microsoft.com/office/drawing/2014/chartex" xmlns:mc="http://schemas.openxmlformats.org/markup-compatibility/2006" xmlns:o="urn:schemas-microsoft-com:office:office" xmlns:r="http://schemas.openxmlformats.org/officeDocument/2006/relationships" xmlns:m="http://schemas.openxmlformats.org/officeDocument/2006/math" xmlns:v="urn:schemas-microsoft-com:vml" xmlns:wp14="http://schemas.microsoft.com/office/word/2010/wordprocessingDrawing" xmlns:wp="http://schemas.openxmlformats.org/drawingml/2006/wordprocessingDrawing" xmlns:w10="urn:schemas-microsoft-com:office:word" xmlns:w="http://schemas.openxmlformats.org/wordprocessingml/2006/main" xmlns:w14="http://schemas.microsoft.com/office/word/2010/wordml" xmlns:w15="http://schemas.microsoft.com/office/word/2012/wordml" xmlns:w16se="http://schemas.microsoft.com/office/word/2015/wordml/symex" xmlns:wpg="http://schemas.microsoft.com/office/word/2010/wordprocessingGroup" xmlns:wpi="http://schemas.microsoft.com/office/word/2010/wordprocessingInk" xmlns:wne="http://schemas.microsoft.com/office/word/2006/wordml" xmlns:wps="http://schemas.microsoft.com/office/word/2010/wordprocessingShape" mc:Ignorable="w14 w15 w16se wp14">
   <w:footnote w:type="separator" w:id="-1">
@@ -1960,6 +2034,39 @@
     </w:p>
   </w:footnote>
 </w:footnotes>
+</file>
+
+<file path=word/header1.xml><?xml version="1.0" encoding="utf-8"?>
+<w:hdr xmlns:wpc="http://schemas.microsoft.com/office/word/2010/wordprocessingCanvas" xmlns:cx="http://schemas.microsoft.com/office/drawing/2014/chartex" xmlns:mc="http://schemas.openxmlformats.org/markup-compatibility/2006" xmlns:o="urn:schemas-microsoft-com:office:office" xmlns:r="http://schemas.openxmlformats.org/officeDocument/2006/relationships" xmlns:m="http://schemas.openxmlformats.org/officeDocument/2006/math" xmlns:v="urn:schemas-microsoft-com:vml" xmlns:wp14="http://schemas.microsoft.com/office/word/2010/wordprocessingDrawing" xmlns:wp="http://schemas.openxmlformats.org/drawingml/2006/wordprocessingDrawing" xmlns:w10="urn:schemas-microsoft-com:office:word" xmlns:w="http://schemas.openxmlformats.org/wordprocessingml/2006/main" xmlns:w14="http://schemas.microsoft.com/office/word/2010/wordml" xmlns:w15="http://schemas.microsoft.com/office/word/2012/wordml" xmlns:w16se="http://schemas.microsoft.com/office/word/2015/wordml/symex" xmlns:wpg="http://schemas.microsoft.com/office/word/2010/wordprocessingGroup" xmlns:wpi="http://schemas.microsoft.com/office/word/2010/wordprocessingInk" xmlns:wne="http://schemas.microsoft.com/office/word/2006/wordml" xmlns:wps="http://schemas.microsoft.com/office/word/2010/wordprocessingShape" mc:Ignorable="w14 w15 w16se wp14">
+  <w:p>
+    <w:pPr>
+      <w:pStyle w:val="a3"/>
+      <w:ind w:firstLine="360"/>
+    </w:pPr>
+  </w:p>
+</w:hdr>
+</file>
+
+<file path=word/header2.xml><?xml version="1.0" encoding="utf-8"?>
+<w:hdr xmlns:wpc="http://schemas.microsoft.com/office/word/2010/wordprocessingCanvas" xmlns:cx="http://schemas.microsoft.com/office/drawing/2014/chartex" xmlns:mc="http://schemas.openxmlformats.org/markup-compatibility/2006" xmlns:o="urn:schemas-microsoft-com:office:office" xmlns:r="http://schemas.openxmlformats.org/officeDocument/2006/relationships" xmlns:m="http://schemas.openxmlformats.org/officeDocument/2006/math" xmlns:v="urn:schemas-microsoft-com:vml" xmlns:wp14="http://schemas.microsoft.com/office/word/2010/wordprocessingDrawing" xmlns:wp="http://schemas.openxmlformats.org/drawingml/2006/wordprocessingDrawing" xmlns:w10="urn:schemas-microsoft-com:office:word" xmlns:w="http://schemas.openxmlformats.org/wordprocessingml/2006/main" xmlns:w14="http://schemas.microsoft.com/office/word/2010/wordml" xmlns:w15="http://schemas.microsoft.com/office/word/2012/wordml" xmlns:w16se="http://schemas.microsoft.com/office/word/2015/wordml/symex" xmlns:wpg="http://schemas.microsoft.com/office/word/2010/wordprocessingGroup" xmlns:wpi="http://schemas.microsoft.com/office/word/2010/wordprocessingInk" xmlns:wne="http://schemas.microsoft.com/office/word/2006/wordml" xmlns:wps="http://schemas.microsoft.com/office/word/2010/wordprocessingShape" mc:Ignorable="w14 w15 w16se wp14">
+  <w:p>
+    <w:pPr>
+      <w:pStyle w:val="a3"/>
+      <w:ind w:firstLine="360"/>
+    </w:pPr>
+  </w:p>
+</w:hdr>
+</file>
+
+<file path=word/header3.xml><?xml version="1.0" encoding="utf-8"?>
+<w:hdr xmlns:wpc="http://schemas.microsoft.com/office/word/2010/wordprocessingCanvas" xmlns:cx="http://schemas.microsoft.com/office/drawing/2014/chartex" xmlns:mc="http://schemas.openxmlformats.org/markup-compatibility/2006" xmlns:o="urn:schemas-microsoft-com:office:office" xmlns:r="http://schemas.openxmlformats.org/officeDocument/2006/relationships" xmlns:m="http://schemas.openxmlformats.org/officeDocument/2006/math" xmlns:v="urn:schemas-microsoft-com:vml" xmlns:wp14="http://schemas.microsoft.com/office/word/2010/wordprocessingDrawing" xmlns:wp="http://schemas.openxmlformats.org/drawingml/2006/wordprocessingDrawing" xmlns:w10="urn:schemas-microsoft-com:office:word" xmlns:w="http://schemas.openxmlformats.org/wordprocessingml/2006/main" xmlns:w14="http://schemas.microsoft.com/office/word/2010/wordml" xmlns:w15="http://schemas.microsoft.com/office/word/2012/wordml" xmlns:w16se="http://schemas.microsoft.com/office/word/2015/wordml/symex" xmlns:wpg="http://schemas.microsoft.com/office/word/2010/wordprocessingGroup" xmlns:wpi="http://schemas.microsoft.com/office/word/2010/wordprocessingInk" xmlns:wne="http://schemas.microsoft.com/office/word/2006/wordml" xmlns:wps="http://schemas.microsoft.com/office/word/2010/wordprocessingShape" mc:Ignorable="w14 w15 w16se wp14">
+  <w:p>
+    <w:pPr>
+      <w:pStyle w:val="a3"/>
+      <w:ind w:firstLine="360"/>
+    </w:pPr>
+  </w:p>
+</w:hdr>
 </file>
 
 <file path=word/numbering.xml><?xml version="1.0" encoding="utf-8"?>
@@ -2670,6 +2777,7 @@
   <w:style w:type="character" w:default="1" w:styleId="a0">
     <w:name w:val="Default Paragraph Font"/>
     <w:uiPriority w:val="1"/>
+    <w:semiHidden/>
     <w:unhideWhenUsed/>
   </w:style>
   <w:style w:type="table" w:default="1" w:styleId="a1">
@@ -2835,6 +2943,17 @@
     <w:name w:val="hljs-keyword"/>
     <w:basedOn w:val="a0"/>
     <w:rsid w:val="00675A93"/>
+  </w:style>
+  <w:style w:type="character" w:styleId="a9">
+    <w:name w:val="Strong"/>
+    <w:basedOn w:val="a0"/>
+    <w:uiPriority w:val="22"/>
+    <w:qFormat/>
+    <w:rsid w:val="007E336D"/>
+    <w:rPr>
+      <w:b/>
+      <w:bCs/>
+    </w:rPr>
   </w:style>
 </w:styles>
 </file>

--- a/mysql/Mysql_Liunx/Mysql_LInux_5.7.docx
+++ b/mysql/Mysql_Liunx/Mysql_LInux_5.7.docx
@@ -1,6 +1,6 @@
 
 <file path=word/document.xml><?xml version="1.0" encoding="utf-8"?>
-<w:document xmlns:wpc="http://schemas.microsoft.com/office/word/2010/wordprocessingCanvas" xmlns:cx="http://schemas.microsoft.com/office/drawing/2014/chartex" xmlns:mc="http://schemas.openxmlformats.org/markup-compatibility/2006" xmlns:o="urn:schemas-microsoft-com:office:office" xmlns:r="http://schemas.openxmlformats.org/officeDocument/2006/relationships" xmlns:m="http://schemas.openxmlformats.org/officeDocument/2006/math" xmlns:v="urn:schemas-microsoft-com:vml" xmlns:wp14="http://schemas.microsoft.com/office/word/2010/wordprocessingDrawing" xmlns:wp="http://schemas.openxmlformats.org/drawingml/2006/wordprocessingDrawing" xmlns:w10="urn:schemas-microsoft-com:office:word" xmlns:w="http://schemas.openxmlformats.org/wordprocessingml/2006/main" xmlns:w14="http://schemas.microsoft.com/office/word/2010/wordml" xmlns:w15="http://schemas.microsoft.com/office/word/2012/wordml" xmlns:w16se="http://schemas.microsoft.com/office/word/2015/wordml/symex" xmlns:wpg="http://schemas.microsoft.com/office/word/2010/wordprocessingGroup" xmlns:wpi="http://schemas.microsoft.com/office/word/2010/wordprocessingInk" xmlns:wne="http://schemas.microsoft.com/office/word/2006/wordml" xmlns:wps="http://schemas.microsoft.com/office/word/2010/wordprocessingShape" mc:Ignorable="w14 w15 w16se wp14">
+<w:document xmlns:wpc="http://schemas.microsoft.com/office/word/2010/wordprocessingCanvas" xmlns:cx="http://schemas.microsoft.com/office/drawing/2014/chartex" xmlns:cx1="http://schemas.microsoft.com/office/drawing/2015/9/8/chartex" xmlns:mc="http://schemas.openxmlformats.org/markup-compatibility/2006" xmlns:o="urn:schemas-microsoft-com:office:office" xmlns:r="http://schemas.openxmlformats.org/officeDocument/2006/relationships" xmlns:m="http://schemas.openxmlformats.org/officeDocument/2006/math" xmlns:v="urn:schemas-microsoft-com:vml" xmlns:wp14="http://schemas.microsoft.com/office/word/2010/wordprocessingDrawing" xmlns:wp="http://schemas.openxmlformats.org/drawingml/2006/wordprocessingDrawing" xmlns:w10="urn:schemas-microsoft-com:office:word" xmlns:w="http://schemas.openxmlformats.org/wordprocessingml/2006/main" xmlns:w14="http://schemas.microsoft.com/office/word/2010/wordml" xmlns:w15="http://schemas.microsoft.com/office/word/2012/wordml" xmlns:w16se="http://schemas.microsoft.com/office/word/2015/wordml/symex" xmlns:wpg="http://schemas.microsoft.com/office/word/2010/wordprocessingGroup" xmlns:wpi="http://schemas.microsoft.com/office/word/2010/wordprocessingInk" xmlns:wne="http://schemas.microsoft.com/office/word/2006/wordml" xmlns:wps="http://schemas.microsoft.com/office/word/2010/wordprocessingShape" mc:Ignorable="w14 w15 w16se wp14">
   <w:body>
     <w:p>
       <w:pPr>
@@ -41,114 +41,86 @@
     </w:p>
     <w:p>
       <w:pPr>
-        <w:ind w:firstLine="480"/>
-      </w:pPr>
-    </w:p>
-    <w:p>
-      <w:pPr>
         <w:pStyle w:val="2"/>
-        <w:ind w:firstLineChars="83" w:firstLine="199"/>
-      </w:pPr>
-      <w:r>
-        <w:rPr>
-          <w:rFonts w:hint="eastAsia"/>
-        </w:rPr>
-        <w:t>一</w:t>
-      </w:r>
-      <w:r>
-        <w:rPr>
-          <w:rFonts w:hint="eastAsia"/>
-        </w:rPr>
-        <w:t>、下载</w:t>
-      </w:r>
-    </w:p>
-    <w:p>
-      <w:pPr>
-        <w:ind w:firstLine="480"/>
-      </w:pPr>
-      <w:r>
-        <w:rPr>
-          <w:rFonts w:hint="eastAsia"/>
-        </w:rPr>
-        <w:t>去</w:t>
-      </w:r>
-      <w:r>
-        <w:rPr>
-          <w:rFonts w:hint="eastAsia"/>
+      </w:pPr>
+      <w:r>
+        <w:rPr>
+          <w:rFonts w:hint="eastAsia"/>
+        </w:rPr>
+        <w:t>前期准备工作：</w:t>
+      </w:r>
+    </w:p>
+    <w:p>
+      <w:pPr>
+        <w:pStyle w:val="3"/>
+        <w:spacing w:line="360" w:lineRule="auto"/>
+        <w:ind w:firstLine="482"/>
+        <w:rPr>
+          <w:sz w:val="24"/>
+          <w:szCs w:val="24"/>
+        </w:rPr>
+      </w:pPr>
+      <w:r>
+        <w:rPr>
+          <w:rFonts w:hint="eastAsia"/>
+          <w:sz w:val="24"/>
+          <w:szCs w:val="24"/>
+        </w:rPr>
+        <w:t>一、</w:t>
+      </w:r>
+      <w:r>
+        <w:rPr>
+          <w:rFonts w:hint="eastAsia"/>
+          <w:sz w:val="24"/>
+          <w:szCs w:val="24"/>
+        </w:rPr>
+        <w:t>检查系统是否安装</w:t>
+      </w:r>
+      <w:proofErr w:type="spellStart"/>
+      <w:r>
+        <w:rPr>
+          <w:rFonts w:hint="eastAsia"/>
+          <w:sz w:val="24"/>
+          <w:szCs w:val="24"/>
         </w:rPr>
         <w:t>mysql</w:t>
       </w:r>
-      <w:r>
-        <w:rPr>
-          <w:rFonts w:hint="eastAsia"/>
-        </w:rPr>
-        <w:t>官网下载适合版本的</w:t>
-      </w:r>
-      <w:r>
-        <w:rPr>
-          <w:rFonts w:hint="eastAsia"/>
-        </w:rPr>
-        <w:t>mysql</w:t>
-      </w:r>
-      <w:r>
-        <w:rPr>
-          <w:rFonts w:hint="eastAsia"/>
-        </w:rPr>
-        <w:t>（</w:t>
-      </w:r>
-      <w:hyperlink r:id="rId7" w:history="1">
-        <w:r>
-          <w:t>https://dev.mysql.com/</w:t>
-        </w:r>
-      </w:hyperlink>
-      <w:r>
-        <w:rPr>
-          <w:rFonts w:hint="eastAsia"/>
-        </w:rPr>
-        <w:t>）</w:t>
-      </w:r>
-    </w:p>
-    <w:p>
-      <w:pPr>
-        <w:ind w:firstLine="480"/>
-      </w:pPr>
-      <w:r>
-        <w:t xml:space="preserve">MySQL Downloads </w:t>
-      </w:r>
-      <w:r>
-        <w:sym w:font="Wingdings" w:char="F0E8"/>
-      </w:r>
-      <w:hyperlink r:id="rId8" w:history="1">
-        <w:r>
-          <w:t>MySQL Community Server</w:t>
-        </w:r>
-      </w:hyperlink>
-      <w:r>
-        <w:sym w:font="Wingdings" w:char="F0E8"/>
-      </w:r>
-      <w:r>
-        <w:t>Archives</w:t>
-      </w:r>
+      <w:proofErr w:type="spellEnd"/>
     </w:p>
     <w:p>
       <w:pPr>
         <w:ind w:firstLineChars="0" w:firstLine="0"/>
-        <w:rPr>
-          <w:rFonts w:ascii="微软雅黑" w:eastAsia="微软雅黑" w:hAnsi="微软雅黑"/>
-          <w:szCs w:val="24"/>
-        </w:rPr>
-      </w:pPr>
-      <w:r>
-        <w:rPr>
-          <w:rFonts w:ascii="微软雅黑" w:eastAsia="微软雅黑" w:hAnsi="微软雅黑"/>
+      </w:pPr>
+      <w:r>
+        <w:t>rpm -</w:t>
+      </w:r>
+      <w:proofErr w:type="spellStart"/>
+      <w:r>
+        <w:t>qa|grep</w:t>
+      </w:r>
+      <w:proofErr w:type="spellEnd"/>
+      <w:r>
+        <w:t xml:space="preserve"> </w:t>
+      </w:r>
+      <w:proofErr w:type="spellStart"/>
+      <w:r>
+        <w:t>mariadb</w:t>
+      </w:r>
+      <w:proofErr w:type="spellEnd"/>
+    </w:p>
+    <w:p>
+      <w:pPr>
+        <w:ind w:firstLineChars="0" w:firstLine="0"/>
+      </w:pPr>
+      <w:r>
+        <w:rPr>
           <w:noProof/>
-          <w:szCs w:val="24"/>
         </w:rPr>
         <w:drawing>
-          <wp:inline distT="0" distB="0" distL="0" distR="0" wp14:anchorId="0C5C7369" wp14:editId="048F21F2">
-            <wp:extent cx="5274310" cy="2092325"/>
-            <wp:effectExtent l="0" t="0" r="2540" b="3175"/>
-            <wp:docPr id="1" name="图片 1"/>
+          <wp:inline distT="0" distB="0" distL="0" distR="0" wp14:anchorId="0B7DBCC9" wp14:editId="2FD93D0F">
+            <wp:extent cx="2600000" cy="457143"/>
+            <wp:effectExtent l="0" t="0" r="0" b="635"/>
+            <wp:docPr id="5" name="图片 5"/>
             <wp:cNvGraphicFramePr>
               <a:graphicFrameLocks xmlns:a="http://schemas.openxmlformats.org/drawingml/2006/main" noChangeAspect="1"/>
             </wp:cNvGraphicFramePr>
@@ -160,7 +132,7 @@
                     <pic:cNvPicPr/>
                   </pic:nvPicPr>
                   <pic:blipFill>
-                    <a:blip r:embed="rId9"/>
+                    <a:blip r:embed="rId7"/>
                     <a:stretch>
                       <a:fillRect/>
                     </a:stretch>
@@ -168,7 +140,7 @@
                   <pic:spPr>
                     <a:xfrm>
                       <a:off x="0" y="0"/>
-                      <a:ext cx="5274310" cy="2092325"/>
+                      <a:ext cx="2600000" cy="457143"/>
                     </a:xfrm>
                     <a:prstGeom prst="rect">
                       <a:avLst/>
@@ -183,40 +155,138 @@
     </w:p>
     <w:p>
       <w:pPr>
+        <w:ind w:firstLineChars="0" w:firstLine="0"/>
+      </w:pPr>
+      <w:r>
+        <w:rPr>
+          <w:rFonts w:hint="eastAsia"/>
+        </w:rPr>
+        <w:t>删除安装的</w:t>
+      </w:r>
+      <w:proofErr w:type="spellStart"/>
+      <w:r>
+        <w:rPr>
+          <w:rFonts w:hint="eastAsia"/>
+        </w:rPr>
+        <w:t>mysql</w:t>
+      </w:r>
+      <w:proofErr w:type="spellEnd"/>
+      <w:r>
+        <w:rPr>
+          <w:rFonts w:hint="eastAsia"/>
+        </w:rPr>
+        <w:t>:</w:t>
+      </w:r>
+      <w:r>
+        <w:t xml:space="preserve"> yum remove </w:t>
+      </w:r>
+      <w:r>
+        <w:t>mariadb-libs-5.5.68-1.el7.x86_64</w:t>
+      </w:r>
+    </w:p>
+    <w:p>
+      <w:pPr>
+        <w:pStyle w:val="3"/>
+        <w:ind w:firstLine="643"/>
+      </w:pPr>
+      <w:r>
+        <w:rPr>
+          <w:rFonts w:hint="eastAsia"/>
+        </w:rPr>
+        <w:t>二、关闭防火墙、关闭</w:t>
+      </w:r>
+      <w:r>
+        <w:rPr>
+          <w:rFonts w:hint="eastAsia"/>
+        </w:rPr>
+        <w:t>selinux</w:t>
+      </w:r>
+    </w:p>
+    <w:p>
+      <w:pPr>
         <w:ind w:firstLine="480"/>
-        <w:rPr>
-          <w:color w:val="FF0000"/>
-        </w:rPr>
-      </w:pPr>
-      <w:r>
-        <w:rPr>
-          <w:rFonts w:hint="eastAsia"/>
-          <w:color w:val="FF0000"/>
-        </w:rPr>
-        <w:t>包名：</w:t>
-      </w:r>
-      <w:r>
-        <w:rPr>
-          <w:color w:val="FF0000"/>
-        </w:rPr>
-        <w:t>mysql-5.7.37-linux-glibc2.12-x86_64.tar.gz</w:t>
+      </w:pPr>
+      <w:r>
+        <w:rPr>
+          <w:rFonts w:hint="eastAsia"/>
+        </w:rPr>
+        <w:t>关闭</w:t>
+      </w:r>
+      <w:proofErr w:type="spellStart"/>
+      <w:r>
+        <w:rPr>
+          <w:rFonts w:hint="eastAsia"/>
+        </w:rPr>
+        <w:t>selinux</w:t>
+      </w:r>
+      <w:proofErr w:type="spellEnd"/>
+      <w:r>
+        <w:rPr>
+          <w:rFonts w:hint="eastAsia"/>
+        </w:rPr>
+        <w:t>：</w:t>
+      </w:r>
+      <w:r>
+        <w:rPr>
+          <w:rFonts w:hint="eastAsia"/>
+        </w:rPr>
+        <w:t>vim</w:t>
+      </w:r>
+      <w:r>
+        <w:t xml:space="preserve"> /</w:t>
+      </w:r>
+      <w:proofErr w:type="spellStart"/>
+      <w:r>
+        <w:rPr>
+          <w:rFonts w:hint="eastAsia"/>
+        </w:rPr>
+        <w:t>etc</w:t>
+      </w:r>
+      <w:proofErr w:type="spellEnd"/>
+      <w:r>
+        <w:t>/</w:t>
+      </w:r>
+      <w:proofErr w:type="spellStart"/>
+      <w:r>
+        <w:t>selinux</w:t>
+      </w:r>
+      <w:proofErr w:type="spellEnd"/>
+      <w:r>
+        <w:t>/</w:t>
+      </w:r>
+      <w:proofErr w:type="spellStart"/>
+      <w:r>
+        <w:t>config</w:t>
+      </w:r>
+      <w:proofErr w:type="spellEnd"/>
+    </w:p>
+    <w:p>
+      <w:pPr>
+        <w:ind w:firstLine="480"/>
+      </w:pPr>
+      <w:r>
+        <w:t xml:space="preserve">    </w:t>
+      </w:r>
+      <w:r>
+        <w:t>SELINUX=disabled</w:t>
       </w:r>
     </w:p>
     <w:p>
       <w:pPr>
         <w:pStyle w:val="2"/>
-      </w:pPr>
-      <w:r>
-        <w:rPr>
-          <w:rFonts w:hint="eastAsia"/>
-        </w:rPr>
-        <w:t>二</w:t>
-      </w:r>
-      <w:r>
-        <w:rPr>
-          <w:rFonts w:hint="eastAsia"/>
-        </w:rPr>
-        <w:t>、解压</w:t>
+        <w:ind w:firstLineChars="83" w:firstLine="199"/>
+      </w:pPr>
+      <w:r>
+        <w:rPr>
+          <w:rFonts w:hint="eastAsia"/>
+        </w:rPr>
+        <w:t>一</w:t>
+      </w:r>
+      <w:r>
+        <w:rPr>
+          <w:rFonts w:hint="eastAsia"/>
+        </w:rPr>
+        <w:t>、下载</w:t>
       </w:r>
     </w:p>
     <w:p>
@@ -227,45 +297,46 @@
         <w:rPr>
           <w:rFonts w:hint="eastAsia"/>
         </w:rPr>
-        <w:t>将下载好的安装包解压到</w:t>
-      </w:r>
-      <w:r>
-        <w:rPr>
-          <w:rFonts w:hint="eastAsia"/>
-        </w:rPr>
-        <w:t>/</w:t>
-      </w:r>
-      <w:r>
-        <w:t>use/local</w:t>
-      </w:r>
-      <w:r>
-        <w:rPr>
-          <w:rFonts w:hint="eastAsia"/>
-        </w:rPr>
-        <w:t>下并重命名</w:t>
-      </w:r>
+        <w:t>去</w:t>
+      </w:r>
+      <w:proofErr w:type="spellStart"/>
       <w:r>
         <w:rPr>
           <w:rFonts w:hint="eastAsia"/>
         </w:rPr>
         <w:t>mysql</w:t>
       </w:r>
-    </w:p>
-    <w:p>
-      <w:pPr>
-        <w:pStyle w:val="2"/>
-      </w:pPr>
-      <w:r>
-        <w:rPr>
-          <w:rFonts w:hint="eastAsia"/>
-        </w:rPr>
-        <w:t>三</w:t>
-      </w:r>
-      <w:r>
-        <w:rPr>
-          <w:rFonts w:hint="eastAsia"/>
-        </w:rPr>
-        <w:t>、创建用户和组</w:t>
+      <w:proofErr w:type="spellEnd"/>
+      <w:r>
+        <w:rPr>
+          <w:rFonts w:hint="eastAsia"/>
+        </w:rPr>
+        <w:t>官网下载适合版本的</w:t>
+      </w:r>
+      <w:proofErr w:type="spellStart"/>
+      <w:r>
+        <w:rPr>
+          <w:rFonts w:hint="eastAsia"/>
+        </w:rPr>
+        <w:t>mysql</w:t>
+      </w:r>
+      <w:proofErr w:type="spellEnd"/>
+      <w:r>
+        <w:rPr>
+          <w:rFonts w:hint="eastAsia"/>
+        </w:rPr>
+        <w:t>（</w:t>
+      </w:r>
+      <w:hyperlink r:id="rId8" w:history="1">
+        <w:r>
+          <w:t>https://dev.mysql.com/</w:t>
+        </w:r>
+      </w:hyperlink>
+      <w:r>
+        <w:rPr>
+          <w:rFonts w:hint="eastAsia"/>
+        </w:rPr>
+        <w:t>）</w:t>
       </w:r>
     </w:p>
     <w:p>
@@ -273,934 +344,26 @@
         <w:ind w:firstLine="480"/>
       </w:pPr>
       <w:r>
-        <w:rPr>
-          <w:rFonts w:hint="eastAsia"/>
-        </w:rPr>
-        <w:t>#</w:t>
-      </w:r>
-      <w:r>
-        <w:t xml:space="preserve"> groupadd mysql</w:t>
-      </w:r>
-    </w:p>
-    <w:p>
-      <w:pPr>
-        <w:ind w:firstLine="480"/>
-      </w:pPr>
-      <w:r>
-        <w:rPr>
-          <w:rFonts w:hint="eastAsia"/>
-        </w:rPr>
-        <w:t>#</w:t>
-      </w:r>
-      <w:r>
-        <w:t xml:space="preserve"> useradd -r -g mysql mysql</w:t>
-      </w:r>
-    </w:p>
-    <w:p>
-      <w:pPr>
-        <w:pStyle w:val="2"/>
-      </w:pPr>
-      <w:r>
-        <w:rPr>
-          <w:rFonts w:hint="eastAsia"/>
-        </w:rPr>
-        <w:t>四</w:t>
-      </w:r>
-      <w:r>
-        <w:rPr>
-          <w:rFonts w:hint="eastAsia"/>
-        </w:rPr>
-        <w:t>、在</w:t>
-      </w:r>
-      <w:r>
-        <w:rPr>
-          <w:rFonts w:hint="eastAsia"/>
-        </w:rPr>
-        <w:t>/</w:t>
-      </w:r>
-      <w:r>
-        <w:t xml:space="preserve">use/local </w:t>
-      </w:r>
-      <w:r>
-        <w:rPr>
-          <w:rFonts w:hint="eastAsia"/>
-        </w:rPr>
-        <w:t>下创建一个</w:t>
-      </w:r>
-      <w:r>
-        <w:rPr>
-          <w:rFonts w:hint="eastAsia"/>
-        </w:rPr>
-        <w:t>mysql</w:t>
-      </w:r>
-      <w:r>
-        <w:rPr>
-          <w:rFonts w:hint="eastAsia"/>
-        </w:rPr>
-        <w:t>数据目录，并赋予权限</w:t>
-      </w:r>
-    </w:p>
-    <w:p>
-      <w:pPr>
-        <w:ind w:firstLine="480"/>
-      </w:pPr>
-      <w:r>
-        <w:t xml:space="preserve"># mkdir -p  </w:t>
-      </w:r>
-      <w:r>
-        <w:rPr>
-          <w:rFonts w:hint="eastAsia"/>
-        </w:rPr>
-        <w:t>/</w:t>
-      </w:r>
-      <w:r>
-        <w:t xml:space="preserve">use/local /data/mysql              </w:t>
-      </w:r>
-    </w:p>
-    <w:p>
-      <w:pPr>
-        <w:ind w:firstLine="480"/>
-      </w:pPr>
-      <w:r>
-        <w:t xml:space="preserve"># chown mysql:mysql –R </w:t>
-      </w:r>
-      <w:r>
-        <w:rPr>
-          <w:rFonts w:hint="eastAsia"/>
-        </w:rPr>
-        <w:t>/</w:t>
-      </w:r>
-      <w:r>
-        <w:t xml:space="preserve">use/local /data/mysql </w:t>
-      </w:r>
-    </w:p>
-    <w:p>
-      <w:pPr>
-        <w:pStyle w:val="2"/>
-      </w:pPr>
-      <w:r>
-        <w:rPr>
-          <w:rFonts w:hint="eastAsia"/>
-        </w:rPr>
-        <w:lastRenderedPageBreak/>
-        <w:t>五</w:t>
-      </w:r>
-      <w:r>
-        <w:rPr>
-          <w:rFonts w:hint="eastAsia"/>
-        </w:rPr>
-        <w:t>、初始化安装依赖包</w:t>
-      </w:r>
-    </w:p>
-    <w:p>
-      <w:pPr>
-        <w:ind w:firstLine="480"/>
-      </w:pPr>
-      <w:r>
-        <w:t># yum install libaio</w:t>
-      </w:r>
-    </w:p>
-    <w:p>
-      <w:pPr>
-        <w:pStyle w:val="2"/>
-        <w:rPr>
-          <w:rFonts w:asciiTheme="minorHAnsi" w:hAnsiTheme="minorHAnsi"/>
-          <w:szCs w:val="22"/>
-        </w:rPr>
-      </w:pPr>
-      <w:r>
-        <w:rPr>
-          <w:rFonts w:hint="eastAsia"/>
-        </w:rPr>
-        <w:t>六</w:t>
-      </w:r>
-      <w:r>
-        <w:rPr>
-          <w:rFonts w:hint="eastAsia"/>
-        </w:rPr>
-        <w:t>、配置</w:t>
-      </w:r>
-      <w:r>
-        <w:rPr>
-          <w:rFonts w:hint="eastAsia"/>
-        </w:rPr>
-        <w:t>my</w:t>
-      </w:r>
-      <w:r>
-        <w:t>.cnf</w:t>
-      </w:r>
-    </w:p>
-    <w:p>
-      <w:pPr>
-        <w:ind w:firstLine="480"/>
-      </w:pPr>
-      <w:r>
-        <w:rPr>
-          <w:rFonts w:hint="eastAsia"/>
-        </w:rPr>
-        <w:t>首先切换到文件所在目录</w:t>
-      </w:r>
-      <w:r>
-        <w:rPr>
-          <w:rFonts w:hint="eastAsia"/>
-        </w:rPr>
-        <w:t>/</w:t>
-      </w:r>
-      <w:r>
-        <w:t>etc</w:t>
-      </w:r>
-      <w:r>
-        <w:rPr>
-          <w:rFonts w:hint="eastAsia"/>
-        </w:rPr>
-        <w:t>备份这文件</w:t>
-      </w:r>
-      <w:r>
-        <w:t xml:space="preserve"> </w:t>
-      </w:r>
-    </w:p>
-    <w:p>
-      <w:pPr>
-        <w:ind w:firstLine="480"/>
-      </w:pPr>
-      <w:r>
-        <w:t>vi /etc/my.cnf</w:t>
-      </w:r>
-    </w:p>
-    <w:p>
-      <w:pPr>
-        <w:pStyle w:val="a7"/>
-        <w:ind w:firstLine="360"/>
-        <w:rPr>
-          <w:rFonts w:ascii="微软雅黑" w:eastAsia="微软雅黑" w:hAnsi="微软雅黑"/>
-          <w:sz w:val="18"/>
-        </w:rPr>
-      </w:pPr>
-      <w:r>
-        <w:rPr>
-          <w:rFonts w:ascii="微软雅黑" w:eastAsia="微软雅黑" w:hAnsi="微软雅黑"/>
-          <w:sz w:val="18"/>
-        </w:rPr>
-        <w:t>[client]</w:t>
-      </w:r>
-    </w:p>
-    <w:p>
-      <w:pPr>
-        <w:pStyle w:val="a7"/>
-        <w:ind w:firstLine="360"/>
-        <w:rPr>
-          <w:rFonts w:ascii="微软雅黑" w:eastAsia="微软雅黑" w:hAnsi="微软雅黑"/>
-          <w:sz w:val="18"/>
-        </w:rPr>
-      </w:pPr>
-      <w:r>
-        <w:rPr>
-          <w:rFonts w:ascii="微软雅黑" w:eastAsia="微软雅黑" w:hAnsi="微软雅黑"/>
-          <w:sz w:val="18"/>
-        </w:rPr>
-        <w:t>port=3306</w:t>
-      </w:r>
-    </w:p>
-    <w:p>
-      <w:pPr>
-        <w:pStyle w:val="a7"/>
-        <w:ind w:firstLine="360"/>
-        <w:rPr>
-          <w:rFonts w:ascii="微软雅黑" w:eastAsia="微软雅黑" w:hAnsi="微软雅黑"/>
-          <w:sz w:val="18"/>
-        </w:rPr>
-      </w:pPr>
-    </w:p>
-    <w:p>
-      <w:pPr>
-        <w:pStyle w:val="a7"/>
-        <w:ind w:firstLine="360"/>
-        <w:rPr>
-          <w:rFonts w:ascii="微软雅黑" w:eastAsia="微软雅黑" w:hAnsi="微软雅黑"/>
-          <w:sz w:val="18"/>
-        </w:rPr>
-      </w:pPr>
-      <w:r>
-        <w:rPr>
-          <w:rFonts w:ascii="微软雅黑" w:eastAsia="微软雅黑" w:hAnsi="微软雅黑"/>
-          <w:sz w:val="18"/>
-        </w:rPr>
-        <w:t>[mysqld]</w:t>
-      </w:r>
-    </w:p>
-    <w:p>
-      <w:pPr>
-        <w:pStyle w:val="a7"/>
-        <w:ind w:firstLine="360"/>
-        <w:rPr>
-          <w:rFonts w:ascii="微软雅黑" w:eastAsia="微软雅黑" w:hAnsi="微软雅黑"/>
-          <w:sz w:val="18"/>
-        </w:rPr>
-      </w:pPr>
-      <w:r>
-        <w:rPr>
-          <w:rFonts w:ascii="微软雅黑" w:eastAsia="微软雅黑" w:hAnsi="微软雅黑"/>
-          <w:sz w:val="18"/>
-        </w:rPr>
-        <w:t xml:space="preserve"># </w:t>
-      </w:r>
-      <w:r>
-        <w:rPr>
-          <w:rFonts w:ascii="微软雅黑" w:eastAsia="微软雅黑" w:hAnsi="微软雅黑"/>
-          <w:bCs/>
-          <w:sz w:val="18"/>
-        </w:rPr>
-        <w:t>将bind-address后面增加远程访问IP地址或者禁掉这句话就可以让远程机登陆访问了</w:t>
-      </w:r>
-    </w:p>
-    <w:p>
-      <w:pPr>
-        <w:pStyle w:val="a7"/>
-        <w:ind w:firstLine="360"/>
-        <w:rPr>
-          <w:rFonts w:ascii="微软雅黑" w:eastAsia="微软雅黑" w:hAnsi="微软雅黑"/>
-          <w:sz w:val="18"/>
-        </w:rPr>
-      </w:pPr>
-      <w:r>
-        <w:rPr>
-          <w:rFonts w:ascii="微软雅黑" w:eastAsia="微软雅黑" w:hAnsi="微软雅黑"/>
-          <w:sz w:val="18"/>
-        </w:rPr>
-        <w:t xml:space="preserve"># </w:t>
-      </w:r>
-      <w:r>
-        <w:rPr>
-          <w:rFonts w:ascii="微软雅黑" w:eastAsia="微软雅黑" w:hAnsi="微软雅黑"/>
-          <w:sz w:val="18"/>
-        </w:rPr>
-        <w:t>bind-</w:t>
-      </w:r>
-      <w:bookmarkStart w:id="0" w:name="_GoBack"/>
-      <w:bookmarkEnd w:id="0"/>
-      <w:r>
-        <w:rPr>
-          <w:rFonts w:ascii="微软雅黑" w:eastAsia="微软雅黑" w:hAnsi="微软雅黑"/>
-          <w:sz w:val="18"/>
-        </w:rPr>
-        <w:t>address=192.168.37.113</w:t>
-      </w:r>
-    </w:p>
-    <w:p>
-      <w:pPr>
-        <w:pStyle w:val="a7"/>
-        <w:ind w:firstLine="360"/>
-        <w:rPr>
-          <w:rFonts w:ascii="微软雅黑" w:eastAsia="微软雅黑" w:hAnsi="微软雅黑"/>
-          <w:sz w:val="18"/>
-        </w:rPr>
-      </w:pPr>
-      <w:r>
-        <w:rPr>
-          <w:rFonts w:ascii="微软雅黑" w:eastAsia="微软雅黑" w:hAnsi="微软雅黑"/>
-          <w:sz w:val="18"/>
-        </w:rPr>
-        <w:t>datadir=/usr/local/mysql/data/mysql</w:t>
-      </w:r>
-    </w:p>
-    <w:p>
-      <w:pPr>
-        <w:pStyle w:val="a7"/>
-        <w:ind w:firstLine="360"/>
-        <w:rPr>
-          <w:rFonts w:ascii="微软雅黑" w:eastAsia="微软雅黑" w:hAnsi="微软雅黑"/>
-          <w:sz w:val="18"/>
-        </w:rPr>
-      </w:pPr>
-      <w:r>
-        <w:rPr>
-          <w:rFonts w:ascii="微软雅黑" w:eastAsia="微软雅黑" w:hAnsi="微软雅黑"/>
-          <w:sz w:val="18"/>
-        </w:rPr>
-        <w:t>basedir=/usr/local/mysql</w:t>
-      </w:r>
-    </w:p>
-    <w:p>
-      <w:pPr>
-        <w:pStyle w:val="a7"/>
-        <w:ind w:firstLine="360"/>
-        <w:rPr>
-          <w:rFonts w:ascii="微软雅黑" w:eastAsia="微软雅黑" w:hAnsi="微软雅黑"/>
-          <w:sz w:val="18"/>
-        </w:rPr>
-      </w:pPr>
-      <w:r>
-        <w:rPr>
-          <w:rFonts w:ascii="微软雅黑" w:eastAsia="微软雅黑" w:hAnsi="微软雅黑"/>
-          <w:sz w:val="18"/>
-        </w:rPr>
-        <w:t>socket=/tmp/mysql.sock</w:t>
-      </w:r>
-    </w:p>
-    <w:p>
-      <w:pPr>
-        <w:pStyle w:val="a7"/>
-        <w:ind w:firstLine="360"/>
-        <w:rPr>
-          <w:rFonts w:ascii="微软雅黑" w:eastAsia="微软雅黑" w:hAnsi="微软雅黑"/>
-          <w:sz w:val="18"/>
-        </w:rPr>
-      </w:pPr>
-      <w:r>
-        <w:rPr>
-          <w:rFonts w:ascii="微软雅黑" w:eastAsia="微软雅黑" w:hAnsi="微软雅黑"/>
-          <w:sz w:val="18"/>
-        </w:rPr>
-        <w:t>user=mysql</w:t>
-      </w:r>
-    </w:p>
-    <w:p>
-      <w:pPr>
-        <w:pStyle w:val="a7"/>
-        <w:ind w:firstLine="360"/>
-        <w:rPr>
-          <w:rFonts w:ascii="微软雅黑" w:eastAsia="微软雅黑" w:hAnsi="微软雅黑"/>
-          <w:sz w:val="18"/>
-        </w:rPr>
-      </w:pPr>
-      <w:r>
-        <w:rPr>
-          <w:rFonts w:ascii="微软雅黑" w:eastAsia="微软雅黑" w:hAnsi="微软雅黑"/>
-          <w:sz w:val="18"/>
-        </w:rPr>
-        <w:t>port=3306</w:t>
-      </w:r>
-    </w:p>
-    <w:p>
-      <w:pPr>
-        <w:pStyle w:val="a7"/>
-        <w:ind w:firstLine="360"/>
-        <w:rPr>
-          <w:rFonts w:ascii="微软雅黑" w:eastAsia="微软雅黑" w:hAnsi="微软雅黑"/>
-          <w:sz w:val="18"/>
-        </w:rPr>
-      </w:pPr>
-      <w:r>
-        <w:rPr>
-          <w:rFonts w:ascii="微软雅黑" w:eastAsia="微软雅黑" w:hAnsi="微软雅黑"/>
-          <w:sz w:val="18"/>
-        </w:rPr>
-        <w:t>log-error=/usr/local/mysql/data/mysql/mysql_err.log</w:t>
-      </w:r>
-    </w:p>
-    <w:p>
-      <w:pPr>
-        <w:pStyle w:val="a7"/>
-        <w:ind w:firstLine="360"/>
-        <w:rPr>
-          <w:rFonts w:ascii="微软雅黑" w:eastAsia="微软雅黑" w:hAnsi="微软雅黑"/>
-          <w:sz w:val="18"/>
-        </w:rPr>
-      </w:pPr>
-      <w:r>
-        <w:rPr>
-          <w:rFonts w:ascii="微软雅黑" w:eastAsia="微软雅黑" w:hAnsi="微软雅黑"/>
-          <w:sz w:val="18"/>
-        </w:rPr>
-        <w:t>pid-file=/usr/local/mysql/data/mysql/mysql.pid</w:t>
-      </w:r>
-    </w:p>
-    <w:p>
-      <w:pPr>
-        <w:pStyle w:val="a7"/>
-        <w:ind w:firstLine="360"/>
-        <w:rPr>
-          <w:rFonts w:ascii="微软雅黑" w:eastAsia="微软雅黑" w:hAnsi="微软雅黑"/>
-          <w:sz w:val="18"/>
-        </w:rPr>
-      </w:pPr>
-      <w:r>
-        <w:rPr>
-          <w:rFonts w:ascii="微软雅黑" w:eastAsia="微软雅黑" w:hAnsi="微软雅黑"/>
-          <w:sz w:val="18"/>
-        </w:rPr>
-        <w:t>character-set-server=utf8</w:t>
-      </w:r>
-    </w:p>
-    <w:p>
-      <w:pPr>
-        <w:pStyle w:val="a7"/>
-        <w:ind w:firstLine="360"/>
-        <w:rPr>
-          <w:rFonts w:ascii="微软雅黑" w:eastAsia="微软雅黑" w:hAnsi="微软雅黑"/>
-          <w:sz w:val="18"/>
-        </w:rPr>
-      </w:pPr>
-      <w:r>
-        <w:rPr>
-          <w:rFonts w:ascii="微软雅黑" w:eastAsia="微软雅黑" w:hAnsi="微软雅黑"/>
-          <w:sz w:val="18"/>
-        </w:rPr>
-        <w:t>explicit_defaults_for_timestamp=true</w:t>
-      </w:r>
-    </w:p>
-    <w:p>
-      <w:pPr>
-        <w:pStyle w:val="a7"/>
-        <w:ind w:firstLine="360"/>
-        <w:rPr>
-          <w:rFonts w:ascii="微软雅黑" w:eastAsia="微软雅黑" w:hAnsi="微软雅黑"/>
-          <w:sz w:val="18"/>
-        </w:rPr>
-      </w:pPr>
-      <w:r>
-        <w:rPr>
-          <w:rFonts w:ascii="微软雅黑" w:eastAsia="微软雅黑" w:hAnsi="微软雅黑"/>
-          <w:sz w:val="18"/>
-        </w:rPr>
-        <w:t>symbolic-links=0</w:t>
-      </w:r>
-    </w:p>
-    <w:p>
-      <w:pPr>
-        <w:pStyle w:val="a7"/>
-        <w:ind w:firstLine="360"/>
-        <w:rPr>
-          <w:rFonts w:ascii="微软雅黑" w:eastAsia="微软雅黑" w:hAnsi="微软雅黑"/>
-          <w:sz w:val="18"/>
-        </w:rPr>
-      </w:pPr>
-    </w:p>
-    <w:p>
-      <w:pPr>
-        <w:pStyle w:val="a7"/>
-        <w:ind w:firstLine="360"/>
-        <w:rPr>
-          <w:rFonts w:ascii="微软雅黑" w:eastAsia="微软雅黑" w:hAnsi="微软雅黑"/>
-          <w:sz w:val="18"/>
-        </w:rPr>
-      </w:pPr>
-      <w:r>
-        <w:rPr>
-          <w:rFonts w:ascii="微软雅黑" w:eastAsia="微软雅黑" w:hAnsi="微软雅黑"/>
-          <w:sz w:val="18"/>
-        </w:rPr>
-        <w:t>[mysqld_safe]</w:t>
-      </w:r>
-    </w:p>
-    <w:p>
-      <w:pPr>
-        <w:pStyle w:val="a7"/>
-        <w:ind w:firstLine="360"/>
-        <w:rPr>
-          <w:rFonts w:ascii="微软雅黑" w:eastAsia="微软雅黑" w:hAnsi="微软雅黑"/>
-          <w:sz w:val="18"/>
-        </w:rPr>
-      </w:pPr>
-      <w:r>
-        <w:rPr>
-          <w:rFonts w:ascii="微软雅黑" w:eastAsia="微软雅黑" w:hAnsi="微软雅黑"/>
-          <w:sz w:val="18"/>
-        </w:rPr>
-        <w:t>log-error=/var/log/mariadb/mariadb.log</w:t>
-      </w:r>
-    </w:p>
-    <w:p>
-      <w:pPr>
-        <w:pStyle w:val="a7"/>
-        <w:ind w:firstLine="360"/>
-        <w:rPr>
-          <w:rFonts w:ascii="微软雅黑" w:eastAsia="微软雅黑" w:hAnsi="微软雅黑"/>
-          <w:sz w:val="18"/>
-        </w:rPr>
-      </w:pPr>
-      <w:r>
-        <w:rPr>
-          <w:rFonts w:ascii="微软雅黑" w:eastAsia="微软雅黑" w:hAnsi="微软雅黑"/>
-          <w:sz w:val="18"/>
-        </w:rPr>
-        <w:t>pid-file=/var/run/mariadb/mariadb.pid</w:t>
-      </w:r>
-    </w:p>
-    <w:p>
-      <w:pPr>
-        <w:pStyle w:val="a7"/>
-        <w:ind w:firstLine="360"/>
-        <w:rPr>
-          <w:rFonts w:ascii="微软雅黑" w:eastAsia="微软雅黑" w:hAnsi="微软雅黑"/>
-          <w:sz w:val="18"/>
-        </w:rPr>
-      </w:pPr>
-      <w:r>
-        <w:rPr>
-          <w:rFonts w:ascii="微软雅黑" w:eastAsia="微软雅黑" w:hAnsi="微软雅黑"/>
-          <w:sz w:val="18"/>
-        </w:rPr>
-        <w:t>!includedir /etc/my.cnf.d</w:t>
-      </w:r>
-    </w:p>
-    <w:p>
-      <w:pPr>
-        <w:pStyle w:val="a7"/>
-        <w:ind w:firstLine="360"/>
-        <w:rPr>
-          <w:rFonts w:ascii="微软雅黑" w:eastAsia="微软雅黑" w:hAnsi="微软雅黑"/>
-          <w:sz w:val="18"/>
-        </w:rPr>
-      </w:pPr>
-    </w:p>
-    <w:p>
-      <w:pPr>
-        <w:pStyle w:val="2"/>
-      </w:pPr>
-      <w:r>
-        <w:rPr>
-          <w:rFonts w:hint="eastAsia"/>
-        </w:rPr>
-        <w:lastRenderedPageBreak/>
-        <w:t>七、初始化数据库</w:t>
-      </w:r>
-    </w:p>
-    <w:p>
-      <w:pPr>
-        <w:ind w:firstLine="480"/>
-      </w:pPr>
-      <w:r>
-        <w:tab/>
-      </w:r>
-      <w:r>
-        <w:rPr>
-          <w:rFonts w:hint="eastAsia"/>
-        </w:rPr>
-        <w:t>切换到</w:t>
-      </w:r>
-      <w:r>
-        <w:rPr>
-          <w:rFonts w:hint="eastAsia"/>
-        </w:rPr>
-        <w:t>Mysql</w:t>
-      </w:r>
-      <w:r>
-        <w:rPr>
-          <w:rFonts w:hint="eastAsia"/>
-        </w:rPr>
-        <w:t>安装目录的</w:t>
-      </w:r>
-      <w:r>
-        <w:rPr>
-          <w:rFonts w:hint="eastAsia"/>
-        </w:rPr>
-        <w:t>bin</w:t>
-      </w:r>
-      <w:r>
-        <w:rPr>
-          <w:rFonts w:hint="eastAsia"/>
-        </w:rPr>
-        <w:t>目录下</w:t>
-      </w:r>
-    </w:p>
-    <w:p>
-      <w:pPr>
-        <w:pStyle w:val="a7"/>
-        <w:ind w:firstLine="360"/>
-        <w:rPr>
-          <w:rFonts w:ascii="微软雅黑" w:eastAsia="微软雅黑" w:hAnsi="微软雅黑"/>
-          <w:sz w:val="18"/>
-        </w:rPr>
-      </w:pPr>
-      <w:r>
-        <w:rPr>
-          <w:rFonts w:ascii="微软雅黑" w:eastAsia="微软雅黑" w:hAnsi="微软雅黑"/>
-          <w:sz w:val="18"/>
-        </w:rPr>
-        <w:t>cd /usr/local/mysql/bin</w:t>
-      </w:r>
-    </w:p>
-    <w:p>
-      <w:pPr>
-        <w:pStyle w:val="a7"/>
-        <w:spacing w:line="240" w:lineRule="auto"/>
-        <w:ind w:firstLine="360"/>
-        <w:rPr>
-          <w:rFonts w:ascii="微软雅黑" w:eastAsia="微软雅黑" w:hAnsi="微软雅黑"/>
-          <w:sz w:val="18"/>
-        </w:rPr>
-      </w:pPr>
-      <w:r>
-        <w:rPr>
-          <w:rFonts w:ascii="微软雅黑" w:eastAsia="微软雅黑" w:hAnsi="微软雅黑"/>
-          <w:sz w:val="18"/>
-        </w:rPr>
-        <w:t xml:space="preserve">./mysqld --defaults-file=/etc/my.cnf --basedir=/usr/local/mysql/ --datadir=/data/mysql/ --user=mysql </w:t>
-      </w:r>
-      <w:r>
-        <w:rPr>
-          <w:rFonts w:ascii="微软雅黑" w:eastAsia="微软雅黑" w:hAnsi="微软雅黑"/>
-          <w:sz w:val="18"/>
-        </w:rPr>
-        <w:t>–</w:t>
-      </w:r>
-      <w:r>
-        <w:rPr>
-          <w:rFonts w:ascii="微软雅黑" w:eastAsia="微软雅黑" w:hAnsi="微软雅黑"/>
-          <w:sz w:val="18"/>
-        </w:rPr>
-        <w:t>initialize</w:t>
-      </w:r>
-    </w:p>
-    <w:p>
-      <w:pPr>
-        <w:pStyle w:val="2"/>
-      </w:pPr>
-      <w:r>
-        <w:rPr>
-          <w:rFonts w:hint="eastAsia"/>
-        </w:rPr>
-        <w:t>八、配置环境变量</w:t>
-      </w:r>
-    </w:p>
-    <w:p>
-      <w:pPr>
-        <w:pStyle w:val="a7"/>
-        <w:spacing w:line="240" w:lineRule="auto"/>
-        <w:ind w:firstLine="480"/>
-        <w:rPr>
-          <w:rFonts w:ascii="宋体" w:hAnsi="宋体"/>
-        </w:rPr>
-      </w:pPr>
-      <w:r>
-        <w:rPr>
-          <w:rFonts w:ascii="宋体" w:hAnsi="宋体" w:hint="eastAsia"/>
-        </w:rPr>
-        <w:t>#</w:t>
-      </w:r>
-      <w:r>
-        <w:rPr>
-          <w:rFonts w:ascii="宋体" w:hAnsi="宋体"/>
-        </w:rPr>
-        <w:t xml:space="preserve"> vim /etc/profile</w:t>
-      </w:r>
-    </w:p>
-    <w:p>
-      <w:pPr>
-        <w:pStyle w:val="a7"/>
-        <w:spacing w:line="240" w:lineRule="auto"/>
-        <w:ind w:firstLine="480"/>
-        <w:rPr>
-          <w:rFonts w:ascii="宋体" w:hAnsi="宋体"/>
-        </w:rPr>
-      </w:pPr>
-      <w:r>
-        <w:rPr>
-          <w:rFonts w:ascii="宋体" w:hAnsi="宋体"/>
-        </w:rPr>
-        <w:t>export PATH=$PATH:/usr/local/mysql/bin</w:t>
-      </w:r>
-    </w:p>
-    <w:p>
-      <w:pPr>
-        <w:pStyle w:val="2"/>
-      </w:pPr>
-      <w:r>
-        <w:rPr>
-          <w:rFonts w:hint="eastAsia"/>
-        </w:rPr>
-        <w:t>九、设置开机自启</w:t>
-      </w:r>
-    </w:p>
-    <w:p>
-      <w:pPr>
-        <w:ind w:firstLine="480"/>
-      </w:pPr>
-      <w:r>
-        <w:rPr>
-          <w:rFonts w:hint="eastAsia"/>
-        </w:rPr>
-        <w:t>#</w:t>
-      </w:r>
-      <w:r>
-        <w:t xml:space="preserve"> cp /usr/local/mysql/support-files/mysql.server /etc/init.d/mysql</w:t>
-      </w:r>
-    </w:p>
-    <w:p>
-      <w:pPr>
-        <w:pStyle w:val="2"/>
-      </w:pPr>
-      <w:r>
-        <w:rPr>
-          <w:rFonts w:hint="eastAsia"/>
-        </w:rPr>
-        <w:t>十</w:t>
-      </w:r>
-      <w:r>
-        <w:rPr>
-          <w:rFonts w:hint="eastAsia"/>
-        </w:rPr>
-        <w:t>、启动</w:t>
-      </w:r>
-      <w:r>
-        <w:rPr>
-          <w:rFonts w:hint="eastAsia"/>
-        </w:rPr>
-        <w:t>mysql</w:t>
-      </w:r>
-    </w:p>
-    <w:p>
-      <w:pPr>
-        <w:ind w:firstLine="480"/>
-        <w:rPr>
-          <w:shd w:val="clear" w:color="auto" w:fill="FFFFFF"/>
-        </w:rPr>
-      </w:pPr>
-      <w:r>
-        <w:rPr>
-          <w:shd w:val="clear" w:color="auto" w:fill="FFFFFF"/>
-        </w:rPr>
-        <w:t>1</w:t>
-      </w:r>
-      <w:r>
-        <w:rPr>
-          <w:shd w:val="clear" w:color="auto" w:fill="FFFFFF"/>
-        </w:rPr>
-        <w:t>、先将</w:t>
-      </w:r>
-      <w:r>
-        <w:rPr>
-          <w:shd w:val="clear" w:color="auto" w:fill="FFFFFF"/>
-        </w:rPr>
-        <w:t>mysql.server</w:t>
-      </w:r>
-      <w:r>
-        <w:rPr>
-          <w:shd w:val="clear" w:color="auto" w:fill="FFFFFF"/>
-        </w:rPr>
-        <w:t>放置到</w:t>
-      </w:r>
-      <w:r>
-        <w:rPr>
-          <w:shd w:val="clear" w:color="auto" w:fill="FFFFFF"/>
-        </w:rPr>
-        <w:t>/etc/init.d/mysql</w:t>
-      </w:r>
-      <w:r>
-        <w:rPr>
-          <w:shd w:val="clear" w:color="auto" w:fill="FFFFFF"/>
-        </w:rPr>
-        <w:t>中</w:t>
-      </w:r>
-    </w:p>
-    <w:p>
-      <w:pPr>
-        <w:ind w:left="360" w:firstLine="480"/>
-        <w:rPr>
-          <w:shd w:val="clear" w:color="auto" w:fill="FFFFFF"/>
-        </w:rPr>
-      </w:pPr>
-      <w:r>
-        <w:rPr>
-          <w:shd w:val="clear" w:color="auto" w:fill="FFFFFF"/>
-        </w:rPr>
-        <w:t>cp /usr/local/mysql/support-files/mysql.server /etc/init.d/mysql</w:t>
-      </w:r>
-    </w:p>
-    <w:p>
-      <w:pPr>
-        <w:ind w:firstLine="480"/>
-        <w:rPr>
-          <w:shd w:val="clear" w:color="auto" w:fill="FFFFFF"/>
-        </w:rPr>
-      </w:pPr>
-      <w:r>
-        <w:rPr>
-          <w:shd w:val="clear" w:color="auto" w:fill="FFFFFF"/>
-        </w:rPr>
-        <w:t>8. 2</w:t>
-      </w:r>
-      <w:r>
-        <w:rPr>
-          <w:shd w:val="clear" w:color="auto" w:fill="FFFFFF"/>
-        </w:rPr>
-        <w:t>、启动</w:t>
-      </w:r>
-      <w:r>
-        <w:rPr>
-          <w:shd w:val="clear" w:color="auto" w:fill="FFFFFF"/>
-        </w:rPr>
-        <w:t>mysql</w:t>
-      </w:r>
-    </w:p>
-    <w:p>
-      <w:pPr>
-        <w:pStyle w:val="a7"/>
-        <w:spacing w:line="240" w:lineRule="auto"/>
-        <w:ind w:firstLine="480"/>
-        <w:rPr>
-          <w:rFonts w:ascii="微软雅黑" w:eastAsia="微软雅黑" w:hAnsi="微软雅黑" w:cs="Arial"/>
-          <w:color w:val="4D4D4D"/>
-          <w:szCs w:val="24"/>
-          <w:shd w:val="clear" w:color="auto" w:fill="FFFFFF"/>
-        </w:rPr>
-      </w:pPr>
-      <w:r>
-        <w:rPr>
-          <w:rFonts w:ascii="微软雅黑" w:eastAsia="微软雅黑" w:hAnsi="微软雅黑" w:cs="Arial"/>
-          <w:color w:val="4D4D4D"/>
-          <w:szCs w:val="24"/>
-          <w:shd w:val="clear" w:color="auto" w:fill="FFFFFF"/>
-        </w:rPr>
-        <w:tab/>
-      </w:r>
-      <w:r>
-        <w:rPr>
-          <w:rFonts w:ascii="微软雅黑" w:eastAsia="微软雅黑" w:hAnsi="微软雅黑" w:cs="Arial"/>
-          <w:color w:val="4D4D4D"/>
-          <w:szCs w:val="24"/>
-          <w:shd w:val="clear" w:color="auto" w:fill="FFFFFF"/>
-        </w:rPr>
-        <w:t>service mysql start</w:t>
-      </w:r>
-    </w:p>
-    <w:p>
-      <w:pPr>
-        <w:pStyle w:val="a7"/>
-        <w:spacing w:line="240" w:lineRule="auto"/>
-        <w:ind w:firstLine="480"/>
-        <w:rPr>
-          <w:rFonts w:ascii="微软雅黑" w:eastAsia="微软雅黑" w:hAnsi="微软雅黑" w:cs="Arial"/>
-          <w:color w:val="4D4D4D"/>
-          <w:szCs w:val="24"/>
-          <w:shd w:val="clear" w:color="auto" w:fill="FFFFFF"/>
-        </w:rPr>
-      </w:pPr>
-      <w:r>
-        <w:rPr>
-          <w:rFonts w:ascii="微软雅黑" w:eastAsia="微软雅黑" w:hAnsi="微软雅黑" w:cs="Arial" w:hint="eastAsia"/>
-          <w:color w:val="4D4D4D"/>
-          <w:szCs w:val="24"/>
-          <w:shd w:val="clear" w:color="auto" w:fill="FFFFFF"/>
-        </w:rPr>
-        <w:t>ps</w:t>
-      </w:r>
-      <w:r>
-        <w:rPr>
-          <w:rFonts w:ascii="微软雅黑" w:eastAsia="微软雅黑" w:hAnsi="微软雅黑" w:cs="Arial"/>
-          <w:color w:val="4D4D4D"/>
-          <w:szCs w:val="24"/>
-          <w:shd w:val="clear" w:color="auto" w:fill="FFFFFF"/>
-        </w:rPr>
-        <w:t>:</w:t>
-      </w:r>
-      <w:r>
-        <w:rPr>
-          <w:rFonts w:ascii="微软雅黑" w:eastAsia="微软雅黑" w:hAnsi="微软雅黑" w:cs="Arial" w:hint="eastAsia"/>
-          <w:color w:val="4D4D4D"/>
-          <w:szCs w:val="24"/>
-          <w:shd w:val="clear" w:color="auto" w:fill="FFFFFF"/>
-        </w:rPr>
-        <w:t>启动会报错找不到配置文件中的文件</w:t>
-      </w:r>
-    </w:p>
-    <w:p>
-      <w:pPr>
-        <w:pStyle w:val="a7"/>
-        <w:spacing w:line="240" w:lineRule="auto"/>
+        <w:t xml:space="preserve">MySQL Downloads </w:t>
+      </w:r>
+      <w:r>
+        <w:sym w:font="Wingdings" w:char="F0E8"/>
+      </w:r>
+      <w:hyperlink r:id="rId9" w:history="1">
+        <w:r>
+          <w:t>MySQL Community Server</w:t>
+        </w:r>
+      </w:hyperlink>
+      <w:r>
+        <w:sym w:font="Wingdings" w:char="F0E8"/>
+      </w:r>
+      <w:r>
+        <w:t>Archives</w:t>
+      </w:r>
+    </w:p>
+    <w:p>
+      <w:pPr>
         <w:ind w:firstLineChars="0" w:firstLine="0"/>
-        <w:jc w:val="center"/>
         <w:rPr>
           <w:rFonts w:ascii="微软雅黑" w:eastAsia="微软雅黑" w:hAnsi="微软雅黑"/>
           <w:szCs w:val="24"/>
@@ -1213,10 +376,10 @@
           <w:szCs w:val="24"/>
         </w:rPr>
         <w:drawing>
-          <wp:inline distT="0" distB="0" distL="0" distR="0" wp14:anchorId="5265DFED" wp14:editId="0F5E044F">
-            <wp:extent cx="3095238" cy="723810"/>
-            <wp:effectExtent l="0" t="0" r="0" b="635"/>
-            <wp:docPr id="2" name="图片 2"/>
+          <wp:inline distT="0" distB="0" distL="0" distR="0" wp14:anchorId="0C5C7369" wp14:editId="048F21F2">
+            <wp:extent cx="5274310" cy="2092325"/>
+            <wp:effectExtent l="0" t="0" r="2540" b="3175"/>
+            <wp:docPr id="1" name="图片 1"/>
             <wp:cNvGraphicFramePr>
               <a:graphicFrameLocks xmlns:a="http://schemas.openxmlformats.org/drawingml/2006/main" noChangeAspect="1"/>
             </wp:cNvGraphicFramePr>
@@ -1236,7 +399,7 @@
                   <pic:spPr>
                     <a:xfrm>
                       <a:off x="0" y="0"/>
-                      <a:ext cx="3095238" cy="723810"/>
+                      <a:ext cx="5274310" cy="2092325"/>
                     </a:xfrm>
                     <a:prstGeom prst="rect">
                       <a:avLst/>
@@ -1251,56 +414,1388 @@
     </w:p>
     <w:p>
       <w:pPr>
+        <w:ind w:firstLine="480"/>
+        <w:rPr>
+          <w:color w:val="FF0000"/>
+        </w:rPr>
+      </w:pPr>
+      <w:r>
+        <w:rPr>
+          <w:rFonts w:hint="eastAsia"/>
+          <w:color w:val="FF0000"/>
+        </w:rPr>
+        <w:t>包名：</w:t>
+      </w:r>
+      <w:r>
+        <w:rPr>
+          <w:color w:val="FF0000"/>
+        </w:rPr>
+        <w:t>mysql-5.7.37-linux-glibc2.12-x86_64.tar.gz</w:t>
+      </w:r>
+    </w:p>
+    <w:p>
+      <w:pPr>
+        <w:pStyle w:val="2"/>
+      </w:pPr>
+      <w:r>
+        <w:rPr>
+          <w:rFonts w:hint="eastAsia"/>
+        </w:rPr>
+        <w:lastRenderedPageBreak/>
+        <w:t>二</w:t>
+      </w:r>
+      <w:r>
+        <w:rPr>
+          <w:rFonts w:hint="eastAsia"/>
+        </w:rPr>
+        <w:t>、解压</w:t>
+      </w:r>
+    </w:p>
+    <w:p>
+      <w:pPr>
+        <w:ind w:firstLine="480"/>
+      </w:pPr>
+      <w:r>
+        <w:rPr>
+          <w:rFonts w:hint="eastAsia"/>
+        </w:rPr>
+        <w:t>将下载好的安装包解压到</w:t>
+      </w:r>
+      <w:r>
+        <w:rPr>
+          <w:rFonts w:hint="eastAsia"/>
+        </w:rPr>
+        <w:t>/</w:t>
+      </w:r>
+      <w:proofErr w:type="spellStart"/>
+      <w:r>
+        <w:t>usr</w:t>
+      </w:r>
+      <w:proofErr w:type="spellEnd"/>
+      <w:r>
+        <w:t>/local</w:t>
+      </w:r>
+      <w:r>
+        <w:rPr>
+          <w:rFonts w:hint="eastAsia"/>
+        </w:rPr>
+        <w:t>下并重命名</w:t>
+      </w:r>
+      <w:proofErr w:type="spellStart"/>
+      <w:r>
+        <w:rPr>
+          <w:rFonts w:hint="eastAsia"/>
+        </w:rPr>
+        <w:t>mysql</w:t>
+      </w:r>
+      <w:proofErr w:type="spellEnd"/>
+    </w:p>
+    <w:p>
+      <w:pPr>
+        <w:pStyle w:val="2"/>
+      </w:pPr>
+      <w:r>
+        <w:rPr>
+          <w:rFonts w:hint="eastAsia"/>
+        </w:rPr>
+        <w:t>三</w:t>
+      </w:r>
+      <w:r>
+        <w:rPr>
+          <w:rFonts w:hint="eastAsia"/>
+        </w:rPr>
+        <w:t>、创建用户和组</w:t>
+      </w:r>
+    </w:p>
+    <w:p>
+      <w:pPr>
+        <w:ind w:firstLine="480"/>
+      </w:pPr>
+      <w:r>
+        <w:rPr>
+          <w:rFonts w:hint="eastAsia"/>
+        </w:rPr>
+        <w:t>#</w:t>
+      </w:r>
+      <w:r>
+        <w:t xml:space="preserve"> </w:t>
+      </w:r>
+      <w:proofErr w:type="spellStart"/>
+      <w:r>
+        <w:t>groupadd</w:t>
+      </w:r>
+      <w:proofErr w:type="spellEnd"/>
+      <w:r>
+        <w:t xml:space="preserve"> </w:t>
+      </w:r>
+      <w:proofErr w:type="spellStart"/>
+      <w:r>
+        <w:t>mysql</w:t>
+      </w:r>
+      <w:proofErr w:type="spellEnd"/>
+    </w:p>
+    <w:p>
+      <w:pPr>
+        <w:ind w:firstLine="480"/>
+      </w:pPr>
+      <w:r>
+        <w:rPr>
+          <w:rFonts w:hint="eastAsia"/>
+        </w:rPr>
+        <w:t>#</w:t>
+      </w:r>
+      <w:r>
+        <w:t xml:space="preserve"> </w:t>
+      </w:r>
+      <w:proofErr w:type="spellStart"/>
+      <w:r>
+        <w:t>useradd</w:t>
+      </w:r>
+      <w:proofErr w:type="spellEnd"/>
+      <w:r>
+        <w:t xml:space="preserve"> -r -g </w:t>
+      </w:r>
+      <w:proofErr w:type="spellStart"/>
+      <w:r>
+        <w:t>mysql</w:t>
+      </w:r>
+      <w:proofErr w:type="spellEnd"/>
+      <w:r>
+        <w:t xml:space="preserve"> </w:t>
+      </w:r>
+      <w:proofErr w:type="spellStart"/>
+      <w:r>
+        <w:t>mysql</w:t>
+      </w:r>
+      <w:proofErr w:type="spellEnd"/>
+    </w:p>
+    <w:p>
+      <w:pPr>
+        <w:pStyle w:val="2"/>
+      </w:pPr>
+      <w:r>
+        <w:rPr>
+          <w:rFonts w:hint="eastAsia"/>
+        </w:rPr>
+        <w:t>四</w:t>
+      </w:r>
+      <w:r>
+        <w:rPr>
+          <w:rFonts w:hint="eastAsia"/>
+        </w:rPr>
+        <w:t>、在</w:t>
+      </w:r>
+      <w:r>
+        <w:rPr>
+          <w:rFonts w:hint="eastAsia"/>
+        </w:rPr>
+        <w:t>/</w:t>
+      </w:r>
+      <w:r>
+        <w:t>use/local</w:t>
+      </w:r>
+      <w:r>
+        <w:t>/</w:t>
+      </w:r>
+      <w:proofErr w:type="spellStart"/>
+      <w:r>
+        <w:t>mysql</w:t>
+      </w:r>
+      <w:proofErr w:type="spellEnd"/>
+      <w:r>
+        <w:t>/data</w:t>
+      </w:r>
+      <w:r>
+        <w:t xml:space="preserve"> </w:t>
+      </w:r>
+      <w:r>
+        <w:rPr>
+          <w:rFonts w:hint="eastAsia"/>
+        </w:rPr>
+        <w:t>下创建一个</w:t>
+      </w:r>
+      <w:proofErr w:type="spellStart"/>
+      <w:r>
+        <w:rPr>
+          <w:rFonts w:hint="eastAsia"/>
+        </w:rPr>
+        <w:t>mysql</w:t>
+      </w:r>
+      <w:proofErr w:type="spellEnd"/>
+      <w:r>
+        <w:rPr>
+          <w:rFonts w:hint="eastAsia"/>
+        </w:rPr>
+        <w:t>数据目录，并赋予权限</w:t>
+      </w:r>
+    </w:p>
+    <w:p>
+      <w:pPr>
+        <w:ind w:firstLine="480"/>
+      </w:pPr>
+      <w:r>
+        <w:t xml:space="preserve"># </w:t>
+      </w:r>
+      <w:proofErr w:type="spellStart"/>
+      <w:r>
+        <w:t>mkdir</w:t>
+      </w:r>
+      <w:proofErr w:type="spellEnd"/>
+      <w:r>
+        <w:t xml:space="preserve"> -</w:t>
+      </w:r>
+      <w:proofErr w:type="gramStart"/>
+      <w:r>
+        <w:t xml:space="preserve">p  </w:t>
+      </w:r>
+      <w:r>
+        <w:rPr>
+          <w:rFonts w:hint="eastAsia"/>
+        </w:rPr>
+        <w:t>/</w:t>
+      </w:r>
+      <w:proofErr w:type="spellStart"/>
+      <w:proofErr w:type="gramEnd"/>
+      <w:r>
+        <w:t>usr</w:t>
+      </w:r>
+      <w:proofErr w:type="spellEnd"/>
+      <w:r>
+        <w:t>/local</w:t>
+      </w:r>
+      <w:r>
+        <w:t>/</w:t>
+      </w:r>
+      <w:proofErr w:type="spellStart"/>
+      <w:r>
+        <w:t>mysql</w:t>
+      </w:r>
+      <w:proofErr w:type="spellEnd"/>
+      <w:r>
+        <w:t>/</w:t>
+      </w:r>
+      <w:r>
+        <w:t>data/</w:t>
+      </w:r>
+      <w:proofErr w:type="spellStart"/>
+      <w:r>
+        <w:t>mysql</w:t>
+      </w:r>
+      <w:proofErr w:type="spellEnd"/>
+      <w:r>
+        <w:t xml:space="preserve">              </w:t>
+      </w:r>
+    </w:p>
+    <w:p>
+      <w:pPr>
+        <w:ind w:firstLine="480"/>
+      </w:pPr>
+      <w:r>
+        <w:t xml:space="preserve"># </w:t>
+      </w:r>
+      <w:proofErr w:type="spellStart"/>
+      <w:r>
+        <w:t>chown</w:t>
+      </w:r>
+      <w:proofErr w:type="spellEnd"/>
+      <w:r>
+        <w:t xml:space="preserve"> </w:t>
+      </w:r>
+      <w:proofErr w:type="spellStart"/>
+      <w:proofErr w:type="gramStart"/>
+      <w:r>
+        <w:t>mysql:mysql</w:t>
+      </w:r>
+      <w:proofErr w:type="spellEnd"/>
+      <w:proofErr w:type="gramEnd"/>
+      <w:r>
+        <w:t xml:space="preserve"> –R </w:t>
+      </w:r>
+      <w:r>
+        <w:rPr>
+          <w:rFonts w:hint="eastAsia"/>
+        </w:rPr>
+        <w:t>/</w:t>
+      </w:r>
+      <w:proofErr w:type="spellStart"/>
+      <w:r>
+        <w:t>usr</w:t>
+      </w:r>
+      <w:proofErr w:type="spellEnd"/>
+      <w:r>
+        <w:t>/local/</w:t>
+      </w:r>
+      <w:proofErr w:type="spellStart"/>
+      <w:r>
+        <w:t>mysql</w:t>
+      </w:r>
+      <w:proofErr w:type="spellEnd"/>
+      <w:r>
+        <w:t>/data/</w:t>
+      </w:r>
+      <w:proofErr w:type="spellStart"/>
+      <w:r>
+        <w:t>mysql</w:t>
+      </w:r>
+      <w:proofErr w:type="spellEnd"/>
+      <w:r>
+        <w:t xml:space="preserve"> </w:t>
+      </w:r>
+    </w:p>
+    <w:p>
+      <w:pPr>
+        <w:pStyle w:val="2"/>
+      </w:pPr>
+      <w:r>
+        <w:rPr>
+          <w:rFonts w:hint="eastAsia"/>
+        </w:rPr>
+        <w:t>五</w:t>
+      </w:r>
+      <w:r>
+        <w:rPr>
+          <w:rFonts w:hint="eastAsia"/>
+        </w:rPr>
+        <w:t>、初始化安装依赖包</w:t>
+      </w:r>
+    </w:p>
+    <w:p>
+      <w:pPr>
+        <w:ind w:firstLine="480"/>
+      </w:pPr>
+      <w:r>
+        <w:t xml:space="preserve"># yum install </w:t>
+      </w:r>
+      <w:proofErr w:type="spellStart"/>
+      <w:r>
+        <w:t>libaio</w:t>
+      </w:r>
+      <w:proofErr w:type="spellEnd"/>
+    </w:p>
+    <w:p>
+      <w:pPr>
+        <w:pStyle w:val="2"/>
+        <w:rPr>
+          <w:rFonts w:asciiTheme="minorHAnsi" w:hAnsiTheme="minorHAnsi"/>
+          <w:szCs w:val="22"/>
+        </w:rPr>
+      </w:pPr>
+      <w:r>
+        <w:rPr>
+          <w:rFonts w:hint="eastAsia"/>
+        </w:rPr>
+        <w:t>六</w:t>
+      </w:r>
+      <w:r>
+        <w:rPr>
+          <w:rFonts w:hint="eastAsia"/>
+        </w:rPr>
+        <w:t>、配置</w:t>
+      </w:r>
+      <w:proofErr w:type="spellStart"/>
+      <w:r>
+        <w:rPr>
+          <w:rFonts w:hint="eastAsia"/>
+        </w:rPr>
+        <w:t>my</w:t>
+      </w:r>
+      <w:r>
+        <w:t>.cnf</w:t>
+      </w:r>
+      <w:proofErr w:type="spellEnd"/>
+    </w:p>
+    <w:p>
+      <w:pPr>
+        <w:ind w:firstLine="480"/>
+      </w:pPr>
+      <w:r>
+        <w:rPr>
+          <w:rFonts w:hint="eastAsia"/>
+        </w:rPr>
+        <w:t>首先切换到文件所在目录</w:t>
+      </w:r>
+      <w:r>
+        <w:rPr>
+          <w:rFonts w:hint="eastAsia"/>
+        </w:rPr>
+        <w:t>/</w:t>
+      </w:r>
+      <w:proofErr w:type="spellStart"/>
+      <w:r>
+        <w:t>etc</w:t>
+      </w:r>
+      <w:proofErr w:type="spellEnd"/>
+      <w:r>
+        <w:rPr>
+          <w:rFonts w:hint="eastAsia"/>
+        </w:rPr>
+        <w:t>备份这文件</w:t>
+      </w:r>
+      <w:r>
+        <w:t xml:space="preserve"> </w:t>
+      </w:r>
+    </w:p>
+    <w:p>
+      <w:pPr>
+        <w:ind w:firstLine="480"/>
+      </w:pPr>
+      <w:r>
+        <w:t>vi /</w:t>
+      </w:r>
+      <w:proofErr w:type="spellStart"/>
+      <w:r>
+        <w:t>etc</w:t>
+      </w:r>
+      <w:proofErr w:type="spellEnd"/>
+      <w:r>
+        <w:t>/</w:t>
+      </w:r>
+      <w:proofErr w:type="spellStart"/>
+      <w:r>
+        <w:t>my.cnf</w:t>
+      </w:r>
+      <w:proofErr w:type="spellEnd"/>
+    </w:p>
+    <w:p>
+      <w:pPr>
         <w:pStyle w:val="a7"/>
-        <w:spacing w:line="240" w:lineRule="auto"/>
+        <w:ind w:firstLine="360"/>
+        <w:rPr>
+          <w:rFonts w:ascii="微软雅黑" w:eastAsia="微软雅黑" w:hAnsi="微软雅黑"/>
+          <w:sz w:val="18"/>
+        </w:rPr>
+      </w:pPr>
+      <w:r>
+        <w:rPr>
+          <w:rFonts w:ascii="微软雅黑" w:eastAsia="微软雅黑" w:hAnsi="微软雅黑"/>
+          <w:sz w:val="18"/>
+        </w:rPr>
+        <w:t>[client]</w:t>
+      </w:r>
+    </w:p>
+    <w:p>
+      <w:pPr>
+        <w:pStyle w:val="a7"/>
+        <w:ind w:firstLine="360"/>
+        <w:rPr>
+          <w:rFonts w:ascii="微软雅黑" w:eastAsia="微软雅黑" w:hAnsi="微软雅黑"/>
+          <w:sz w:val="18"/>
+        </w:rPr>
+      </w:pPr>
+      <w:r>
+        <w:rPr>
+          <w:rFonts w:ascii="微软雅黑" w:eastAsia="微软雅黑" w:hAnsi="微软雅黑"/>
+          <w:sz w:val="18"/>
+        </w:rPr>
+        <w:t>port=3306</w:t>
+      </w:r>
+    </w:p>
+    <w:p>
+      <w:pPr>
+        <w:pStyle w:val="a7"/>
+        <w:ind w:firstLine="360"/>
+        <w:rPr>
+          <w:rFonts w:ascii="微软雅黑" w:eastAsia="微软雅黑" w:hAnsi="微软雅黑"/>
+          <w:sz w:val="18"/>
+        </w:rPr>
+      </w:pPr>
+    </w:p>
+    <w:p>
+      <w:pPr>
+        <w:pStyle w:val="a7"/>
+        <w:ind w:firstLine="360"/>
+        <w:rPr>
+          <w:rFonts w:ascii="微软雅黑" w:eastAsia="微软雅黑" w:hAnsi="微软雅黑"/>
+          <w:sz w:val="18"/>
+        </w:rPr>
+      </w:pPr>
+      <w:r>
+        <w:rPr>
+          <w:rFonts w:ascii="微软雅黑" w:eastAsia="微软雅黑" w:hAnsi="微软雅黑"/>
+          <w:sz w:val="18"/>
+        </w:rPr>
+        <w:t>[</w:t>
+      </w:r>
+      <w:proofErr w:type="spellStart"/>
+      <w:r>
+        <w:rPr>
+          <w:rFonts w:ascii="微软雅黑" w:eastAsia="微软雅黑" w:hAnsi="微软雅黑"/>
+          <w:sz w:val="18"/>
+        </w:rPr>
+        <w:t>mysqld</w:t>
+      </w:r>
+      <w:proofErr w:type="spellEnd"/>
+      <w:r>
+        <w:rPr>
+          <w:rFonts w:ascii="微软雅黑" w:eastAsia="微软雅黑" w:hAnsi="微软雅黑"/>
+          <w:sz w:val="18"/>
+        </w:rPr>
+        <w:t>]</w:t>
+      </w:r>
+    </w:p>
+    <w:p>
+      <w:pPr>
+        <w:pStyle w:val="a7"/>
+        <w:ind w:firstLine="360"/>
+        <w:rPr>
+          <w:rFonts w:ascii="微软雅黑" w:eastAsia="微软雅黑" w:hAnsi="微软雅黑"/>
+          <w:sz w:val="18"/>
+        </w:rPr>
+      </w:pPr>
+      <w:r>
+        <w:rPr>
+          <w:rFonts w:ascii="微软雅黑" w:eastAsia="微软雅黑" w:hAnsi="微软雅黑"/>
+          <w:sz w:val="18"/>
+        </w:rPr>
+        <w:t xml:space="preserve"># </w:t>
+      </w:r>
+      <w:r>
+        <w:rPr>
+          <w:rFonts w:ascii="微软雅黑" w:eastAsia="微软雅黑" w:hAnsi="微软雅黑"/>
+          <w:bCs/>
+          <w:sz w:val="18"/>
+        </w:rPr>
+        <w:t>将bind-address后面增加远程访问IP地址或者禁掉这句话就可以让远程机登陆访问了</w:t>
+      </w:r>
+    </w:p>
+    <w:p>
+      <w:pPr>
+        <w:pStyle w:val="a7"/>
+        <w:ind w:firstLine="360"/>
+        <w:rPr>
+          <w:rFonts w:ascii="微软雅黑" w:eastAsia="微软雅黑" w:hAnsi="微软雅黑"/>
+          <w:sz w:val="18"/>
+        </w:rPr>
+      </w:pPr>
+      <w:r>
+        <w:rPr>
+          <w:rFonts w:ascii="微软雅黑" w:eastAsia="微软雅黑" w:hAnsi="微软雅黑"/>
+          <w:sz w:val="18"/>
+        </w:rPr>
+        <w:t xml:space="preserve"># </w:t>
+      </w:r>
+      <w:r>
+        <w:rPr>
+          <w:rFonts w:ascii="微软雅黑" w:eastAsia="微软雅黑" w:hAnsi="微软雅黑"/>
+          <w:sz w:val="18"/>
+        </w:rPr>
+        <w:t>bind-address=192.168.37.113</w:t>
+      </w:r>
+    </w:p>
+    <w:p>
+      <w:pPr>
+        <w:pStyle w:val="a7"/>
+        <w:ind w:firstLine="360"/>
+        <w:rPr>
+          <w:rFonts w:ascii="微软雅黑" w:eastAsia="微软雅黑" w:hAnsi="微软雅黑"/>
+          <w:sz w:val="18"/>
+        </w:rPr>
+      </w:pPr>
+      <w:proofErr w:type="spellStart"/>
+      <w:r>
+        <w:rPr>
+          <w:rFonts w:ascii="微软雅黑" w:eastAsia="微软雅黑" w:hAnsi="微软雅黑"/>
+          <w:sz w:val="18"/>
+        </w:rPr>
+        <w:t>datadir</w:t>
+      </w:r>
+      <w:proofErr w:type="spellEnd"/>
+      <w:r>
+        <w:rPr>
+          <w:rFonts w:ascii="微软雅黑" w:eastAsia="微软雅黑" w:hAnsi="微软雅黑"/>
+          <w:sz w:val="18"/>
+        </w:rPr>
+        <w:t>=/</w:t>
+      </w:r>
+      <w:proofErr w:type="spellStart"/>
+      <w:r>
+        <w:rPr>
+          <w:rFonts w:ascii="微软雅黑" w:eastAsia="微软雅黑" w:hAnsi="微软雅黑"/>
+          <w:sz w:val="18"/>
+        </w:rPr>
+        <w:t>usr</w:t>
+      </w:r>
+      <w:proofErr w:type="spellEnd"/>
+      <w:r>
+        <w:rPr>
+          <w:rFonts w:ascii="微软雅黑" w:eastAsia="微软雅黑" w:hAnsi="微软雅黑"/>
+          <w:sz w:val="18"/>
+        </w:rPr>
+        <w:t>/local/</w:t>
+      </w:r>
+      <w:proofErr w:type="spellStart"/>
+      <w:r>
+        <w:rPr>
+          <w:rFonts w:ascii="微软雅黑" w:eastAsia="微软雅黑" w:hAnsi="微软雅黑"/>
+          <w:sz w:val="18"/>
+        </w:rPr>
+        <w:t>mysql</w:t>
+      </w:r>
+      <w:proofErr w:type="spellEnd"/>
+      <w:r>
+        <w:rPr>
+          <w:rFonts w:ascii="微软雅黑" w:eastAsia="微软雅黑" w:hAnsi="微软雅黑"/>
+          <w:sz w:val="18"/>
+        </w:rPr>
+        <w:t>/data/</w:t>
+      </w:r>
+      <w:proofErr w:type="spellStart"/>
+      <w:r>
+        <w:rPr>
+          <w:rFonts w:ascii="微软雅黑" w:eastAsia="微软雅黑" w:hAnsi="微软雅黑"/>
+          <w:sz w:val="18"/>
+        </w:rPr>
+        <w:t>mysql</w:t>
+      </w:r>
+      <w:proofErr w:type="spellEnd"/>
+    </w:p>
+    <w:p>
+      <w:pPr>
+        <w:pStyle w:val="a7"/>
+        <w:ind w:firstLine="360"/>
+        <w:rPr>
+          <w:rFonts w:ascii="微软雅黑" w:eastAsia="微软雅黑" w:hAnsi="微软雅黑"/>
+          <w:sz w:val="18"/>
+        </w:rPr>
+      </w:pPr>
+      <w:proofErr w:type="spellStart"/>
+      <w:r>
+        <w:rPr>
+          <w:rFonts w:ascii="微软雅黑" w:eastAsia="微软雅黑" w:hAnsi="微软雅黑"/>
+          <w:sz w:val="18"/>
+        </w:rPr>
+        <w:t>basedir</w:t>
+      </w:r>
+      <w:proofErr w:type="spellEnd"/>
+      <w:r>
+        <w:rPr>
+          <w:rFonts w:ascii="微软雅黑" w:eastAsia="微软雅黑" w:hAnsi="微软雅黑"/>
+          <w:sz w:val="18"/>
+        </w:rPr>
+        <w:t>=/</w:t>
+      </w:r>
+      <w:proofErr w:type="spellStart"/>
+      <w:r>
+        <w:rPr>
+          <w:rFonts w:ascii="微软雅黑" w:eastAsia="微软雅黑" w:hAnsi="微软雅黑"/>
+          <w:sz w:val="18"/>
+        </w:rPr>
+        <w:t>usr</w:t>
+      </w:r>
+      <w:proofErr w:type="spellEnd"/>
+      <w:r>
+        <w:rPr>
+          <w:rFonts w:ascii="微软雅黑" w:eastAsia="微软雅黑" w:hAnsi="微软雅黑"/>
+          <w:sz w:val="18"/>
+        </w:rPr>
+        <w:t>/local/</w:t>
+      </w:r>
+      <w:proofErr w:type="spellStart"/>
+      <w:r>
+        <w:rPr>
+          <w:rFonts w:ascii="微软雅黑" w:eastAsia="微软雅黑" w:hAnsi="微软雅黑"/>
+          <w:sz w:val="18"/>
+        </w:rPr>
+        <w:t>mysql</w:t>
+      </w:r>
+      <w:proofErr w:type="spellEnd"/>
+    </w:p>
+    <w:p>
+      <w:pPr>
+        <w:pStyle w:val="a7"/>
+        <w:ind w:firstLine="360"/>
+        <w:rPr>
+          <w:rFonts w:ascii="微软雅黑" w:eastAsia="微软雅黑" w:hAnsi="微软雅黑"/>
+          <w:sz w:val="18"/>
+        </w:rPr>
+      </w:pPr>
+      <w:r>
+        <w:rPr>
+          <w:rFonts w:ascii="微软雅黑" w:eastAsia="微软雅黑" w:hAnsi="微软雅黑"/>
+          <w:sz w:val="18"/>
+        </w:rPr>
+        <w:t>socket=/</w:t>
+      </w:r>
+      <w:proofErr w:type="spellStart"/>
+      <w:r>
+        <w:rPr>
+          <w:rFonts w:ascii="微软雅黑" w:eastAsia="微软雅黑" w:hAnsi="微软雅黑"/>
+          <w:sz w:val="18"/>
+        </w:rPr>
+        <w:t>tmp</w:t>
+      </w:r>
+      <w:proofErr w:type="spellEnd"/>
+      <w:r>
+        <w:rPr>
+          <w:rFonts w:ascii="微软雅黑" w:eastAsia="微软雅黑" w:hAnsi="微软雅黑"/>
+          <w:sz w:val="18"/>
+        </w:rPr>
+        <w:t>/</w:t>
+      </w:r>
+      <w:proofErr w:type="spellStart"/>
+      <w:r>
+        <w:rPr>
+          <w:rFonts w:ascii="微软雅黑" w:eastAsia="微软雅黑" w:hAnsi="微软雅黑"/>
+          <w:sz w:val="18"/>
+        </w:rPr>
+        <w:t>mysql.sock</w:t>
+      </w:r>
+      <w:proofErr w:type="spellEnd"/>
+    </w:p>
+    <w:p>
+      <w:pPr>
+        <w:pStyle w:val="a7"/>
+        <w:ind w:firstLine="360"/>
+        <w:rPr>
+          <w:rFonts w:ascii="微软雅黑" w:eastAsia="微软雅黑" w:hAnsi="微软雅黑"/>
+          <w:sz w:val="18"/>
+        </w:rPr>
+      </w:pPr>
+      <w:r>
+        <w:rPr>
+          <w:rFonts w:ascii="微软雅黑" w:eastAsia="微软雅黑" w:hAnsi="微软雅黑"/>
+          <w:sz w:val="18"/>
+        </w:rPr>
+        <w:t>user=</w:t>
+      </w:r>
+      <w:proofErr w:type="spellStart"/>
+      <w:r>
+        <w:rPr>
+          <w:rFonts w:ascii="微软雅黑" w:eastAsia="微软雅黑" w:hAnsi="微软雅黑"/>
+          <w:sz w:val="18"/>
+        </w:rPr>
+        <w:t>mysql</w:t>
+      </w:r>
+      <w:proofErr w:type="spellEnd"/>
+    </w:p>
+    <w:p>
+      <w:pPr>
+        <w:pStyle w:val="a7"/>
+        <w:ind w:firstLine="360"/>
+        <w:rPr>
+          <w:rFonts w:ascii="微软雅黑" w:eastAsia="微软雅黑" w:hAnsi="微软雅黑"/>
+          <w:sz w:val="18"/>
+        </w:rPr>
+      </w:pPr>
+      <w:r>
+        <w:rPr>
+          <w:rFonts w:ascii="微软雅黑" w:eastAsia="微软雅黑" w:hAnsi="微软雅黑"/>
+          <w:sz w:val="18"/>
+        </w:rPr>
+        <w:t>port=3306</w:t>
+      </w:r>
+    </w:p>
+    <w:p>
+      <w:pPr>
+        <w:pStyle w:val="a7"/>
+        <w:ind w:firstLine="360"/>
+        <w:rPr>
+          <w:rFonts w:ascii="微软雅黑" w:eastAsia="微软雅黑" w:hAnsi="微软雅黑"/>
+          <w:sz w:val="18"/>
+        </w:rPr>
+      </w:pPr>
+      <w:r>
+        <w:rPr>
+          <w:rFonts w:ascii="微软雅黑" w:eastAsia="微软雅黑" w:hAnsi="微软雅黑"/>
+          <w:sz w:val="18"/>
+        </w:rPr>
+        <w:t>log-error=/</w:t>
+      </w:r>
+      <w:proofErr w:type="spellStart"/>
+      <w:r>
+        <w:rPr>
+          <w:rFonts w:ascii="微软雅黑" w:eastAsia="微软雅黑" w:hAnsi="微软雅黑"/>
+          <w:sz w:val="18"/>
+        </w:rPr>
+        <w:t>usr</w:t>
+      </w:r>
+      <w:proofErr w:type="spellEnd"/>
+      <w:r>
+        <w:rPr>
+          <w:rFonts w:ascii="微软雅黑" w:eastAsia="微软雅黑" w:hAnsi="微软雅黑"/>
+          <w:sz w:val="18"/>
+        </w:rPr>
+        <w:t>/local/</w:t>
+      </w:r>
+      <w:proofErr w:type="spellStart"/>
+      <w:r>
+        <w:rPr>
+          <w:rFonts w:ascii="微软雅黑" w:eastAsia="微软雅黑" w:hAnsi="微软雅黑"/>
+          <w:sz w:val="18"/>
+        </w:rPr>
+        <w:t>mysql</w:t>
+      </w:r>
+      <w:proofErr w:type="spellEnd"/>
+      <w:r>
+        <w:rPr>
+          <w:rFonts w:ascii="微软雅黑" w:eastAsia="微软雅黑" w:hAnsi="微软雅黑"/>
+          <w:sz w:val="18"/>
+        </w:rPr>
+        <w:t>/data/</w:t>
+      </w:r>
+      <w:proofErr w:type="spellStart"/>
+      <w:r>
+        <w:rPr>
+          <w:rFonts w:ascii="微软雅黑" w:eastAsia="微软雅黑" w:hAnsi="微软雅黑"/>
+          <w:sz w:val="18"/>
+        </w:rPr>
+        <w:t>mysql</w:t>
+      </w:r>
+      <w:proofErr w:type="spellEnd"/>
+      <w:r>
+        <w:rPr>
+          <w:rFonts w:ascii="微软雅黑" w:eastAsia="微软雅黑" w:hAnsi="微软雅黑"/>
+          <w:sz w:val="18"/>
+        </w:rPr>
+        <w:t>/mysql_err.log</w:t>
+      </w:r>
+    </w:p>
+    <w:p>
+      <w:pPr>
+        <w:pStyle w:val="a7"/>
+        <w:ind w:firstLine="360"/>
+        <w:rPr>
+          <w:rFonts w:ascii="微软雅黑" w:eastAsia="微软雅黑" w:hAnsi="微软雅黑"/>
+          <w:sz w:val="18"/>
+        </w:rPr>
+      </w:pPr>
+      <w:proofErr w:type="spellStart"/>
+      <w:r>
+        <w:rPr>
+          <w:rFonts w:ascii="微软雅黑" w:eastAsia="微软雅黑" w:hAnsi="微软雅黑"/>
+          <w:sz w:val="18"/>
+        </w:rPr>
+        <w:lastRenderedPageBreak/>
+        <w:t>pid</w:t>
+      </w:r>
+      <w:proofErr w:type="spellEnd"/>
+      <w:r>
+        <w:rPr>
+          <w:rFonts w:ascii="微软雅黑" w:eastAsia="微软雅黑" w:hAnsi="微软雅黑"/>
+          <w:sz w:val="18"/>
+        </w:rPr>
+        <w:t>-file=/</w:t>
+      </w:r>
+      <w:proofErr w:type="spellStart"/>
+      <w:r>
+        <w:rPr>
+          <w:rFonts w:ascii="微软雅黑" w:eastAsia="微软雅黑" w:hAnsi="微软雅黑"/>
+          <w:sz w:val="18"/>
+        </w:rPr>
+        <w:t>usr</w:t>
+      </w:r>
+      <w:proofErr w:type="spellEnd"/>
+      <w:r>
+        <w:rPr>
+          <w:rFonts w:ascii="微软雅黑" w:eastAsia="微软雅黑" w:hAnsi="微软雅黑"/>
+          <w:sz w:val="18"/>
+        </w:rPr>
+        <w:t>/local/</w:t>
+      </w:r>
+      <w:proofErr w:type="spellStart"/>
+      <w:r>
+        <w:rPr>
+          <w:rFonts w:ascii="微软雅黑" w:eastAsia="微软雅黑" w:hAnsi="微软雅黑"/>
+          <w:sz w:val="18"/>
+        </w:rPr>
+        <w:t>mysql</w:t>
+      </w:r>
+      <w:proofErr w:type="spellEnd"/>
+      <w:r>
+        <w:rPr>
+          <w:rFonts w:ascii="微软雅黑" w:eastAsia="微软雅黑" w:hAnsi="微软雅黑"/>
+          <w:sz w:val="18"/>
+        </w:rPr>
+        <w:t>/data/</w:t>
+      </w:r>
+      <w:proofErr w:type="spellStart"/>
+      <w:r>
+        <w:rPr>
+          <w:rFonts w:ascii="微软雅黑" w:eastAsia="微软雅黑" w:hAnsi="微软雅黑"/>
+          <w:sz w:val="18"/>
+        </w:rPr>
+        <w:t>mysql</w:t>
+      </w:r>
+      <w:proofErr w:type="spellEnd"/>
+      <w:r>
+        <w:rPr>
+          <w:rFonts w:ascii="微软雅黑" w:eastAsia="微软雅黑" w:hAnsi="微软雅黑"/>
+          <w:sz w:val="18"/>
+        </w:rPr>
+        <w:t>/</w:t>
+      </w:r>
+      <w:proofErr w:type="spellStart"/>
+      <w:r>
+        <w:rPr>
+          <w:rFonts w:ascii="微软雅黑" w:eastAsia="微软雅黑" w:hAnsi="微软雅黑"/>
+          <w:sz w:val="18"/>
+        </w:rPr>
+        <w:t>mysql.pid</w:t>
+      </w:r>
+      <w:proofErr w:type="spellEnd"/>
+    </w:p>
+    <w:p>
+      <w:pPr>
+        <w:pStyle w:val="a7"/>
+        <w:ind w:firstLine="360"/>
+        <w:rPr>
+          <w:rFonts w:ascii="微软雅黑" w:eastAsia="微软雅黑" w:hAnsi="微软雅黑"/>
+          <w:sz w:val="18"/>
+        </w:rPr>
+      </w:pPr>
+      <w:r>
+        <w:rPr>
+          <w:rFonts w:ascii="微软雅黑" w:eastAsia="微软雅黑" w:hAnsi="微软雅黑"/>
+          <w:sz w:val="18"/>
+        </w:rPr>
+        <w:t>character-set-server=utf8</w:t>
+      </w:r>
+    </w:p>
+    <w:p>
+      <w:pPr>
+        <w:pStyle w:val="a7"/>
+        <w:ind w:firstLine="360"/>
+        <w:rPr>
+          <w:rFonts w:ascii="微软雅黑" w:eastAsia="微软雅黑" w:hAnsi="微软雅黑"/>
+          <w:sz w:val="18"/>
+        </w:rPr>
+      </w:pPr>
+      <w:proofErr w:type="spellStart"/>
+      <w:r>
+        <w:rPr>
+          <w:rFonts w:ascii="微软雅黑" w:eastAsia="微软雅黑" w:hAnsi="微软雅黑"/>
+          <w:sz w:val="18"/>
+        </w:rPr>
+        <w:t>explicit_defaults_for_timestamp</w:t>
+      </w:r>
+      <w:proofErr w:type="spellEnd"/>
+      <w:r>
+        <w:rPr>
+          <w:rFonts w:ascii="微软雅黑" w:eastAsia="微软雅黑" w:hAnsi="微软雅黑"/>
+          <w:sz w:val="18"/>
+        </w:rPr>
+        <w:t>=true</w:t>
+      </w:r>
+    </w:p>
+    <w:p>
+      <w:pPr>
+        <w:pStyle w:val="a7"/>
+        <w:ind w:firstLine="360"/>
+        <w:rPr>
+          <w:rFonts w:ascii="微软雅黑" w:eastAsia="微软雅黑" w:hAnsi="微软雅黑"/>
+          <w:sz w:val="18"/>
+        </w:rPr>
+      </w:pPr>
+      <w:r>
+        <w:rPr>
+          <w:rFonts w:ascii="微软雅黑" w:eastAsia="微软雅黑" w:hAnsi="微软雅黑"/>
+          <w:sz w:val="18"/>
+        </w:rPr>
+        <w:t>symbolic-links=0</w:t>
+      </w:r>
+    </w:p>
+    <w:p>
+      <w:pPr>
+        <w:pStyle w:val="a7"/>
+        <w:ind w:firstLine="360"/>
+        <w:rPr>
+          <w:rFonts w:ascii="微软雅黑" w:eastAsia="微软雅黑" w:hAnsi="微软雅黑"/>
+          <w:sz w:val="18"/>
+        </w:rPr>
+      </w:pPr>
+    </w:p>
+    <w:p>
+      <w:pPr>
+        <w:pStyle w:val="a7"/>
+        <w:ind w:firstLine="360"/>
+        <w:rPr>
+          <w:rFonts w:ascii="微软雅黑" w:eastAsia="微软雅黑" w:hAnsi="微软雅黑"/>
+          <w:sz w:val="18"/>
+        </w:rPr>
+      </w:pPr>
+      <w:r>
+        <w:rPr>
+          <w:rFonts w:ascii="微软雅黑" w:eastAsia="微软雅黑" w:hAnsi="微软雅黑"/>
+          <w:sz w:val="18"/>
+        </w:rPr>
+        <w:t>[</w:t>
+      </w:r>
+      <w:proofErr w:type="spellStart"/>
+      <w:r>
+        <w:rPr>
+          <w:rFonts w:ascii="微软雅黑" w:eastAsia="微软雅黑" w:hAnsi="微软雅黑"/>
+          <w:sz w:val="18"/>
+        </w:rPr>
+        <w:t>mysqld_safe</w:t>
+      </w:r>
+      <w:proofErr w:type="spellEnd"/>
+      <w:r>
+        <w:rPr>
+          <w:rFonts w:ascii="微软雅黑" w:eastAsia="微软雅黑" w:hAnsi="微软雅黑"/>
+          <w:sz w:val="18"/>
+        </w:rPr>
+        <w:t>]</w:t>
+      </w:r>
+    </w:p>
+    <w:p>
+      <w:pPr>
+        <w:pStyle w:val="a7"/>
+        <w:ind w:firstLine="360"/>
+        <w:rPr>
+          <w:rFonts w:ascii="微软雅黑" w:eastAsia="微软雅黑" w:hAnsi="微软雅黑"/>
+          <w:sz w:val="18"/>
+        </w:rPr>
+      </w:pPr>
+      <w:r>
+        <w:rPr>
+          <w:rFonts w:ascii="微软雅黑" w:eastAsia="微软雅黑" w:hAnsi="微软雅黑"/>
+          <w:sz w:val="18"/>
+        </w:rPr>
+        <w:t>log-error=/</w:t>
+      </w:r>
+      <w:proofErr w:type="spellStart"/>
+      <w:r>
+        <w:rPr>
+          <w:rFonts w:ascii="微软雅黑" w:eastAsia="微软雅黑" w:hAnsi="微软雅黑"/>
+          <w:sz w:val="18"/>
+        </w:rPr>
+        <w:t>var</w:t>
+      </w:r>
+      <w:proofErr w:type="spellEnd"/>
+      <w:r>
+        <w:rPr>
+          <w:rFonts w:ascii="微软雅黑" w:eastAsia="微软雅黑" w:hAnsi="微软雅黑"/>
+          <w:sz w:val="18"/>
+        </w:rPr>
+        <w:t>/log/</w:t>
+      </w:r>
+      <w:proofErr w:type="spellStart"/>
+      <w:r>
+        <w:rPr>
+          <w:rFonts w:ascii="微软雅黑" w:eastAsia="微软雅黑" w:hAnsi="微软雅黑"/>
+          <w:sz w:val="18"/>
+        </w:rPr>
+        <w:t>mariadb</w:t>
+      </w:r>
+      <w:proofErr w:type="spellEnd"/>
+      <w:r>
+        <w:rPr>
+          <w:rFonts w:ascii="微软雅黑" w:eastAsia="微软雅黑" w:hAnsi="微软雅黑"/>
+          <w:sz w:val="18"/>
+        </w:rPr>
+        <w:t>/mariadb.log</w:t>
+      </w:r>
+    </w:p>
+    <w:p>
+      <w:pPr>
+        <w:pStyle w:val="a7"/>
+        <w:ind w:firstLine="360"/>
+        <w:rPr>
+          <w:rFonts w:ascii="微软雅黑" w:eastAsia="微软雅黑" w:hAnsi="微软雅黑"/>
+          <w:sz w:val="18"/>
+        </w:rPr>
+      </w:pPr>
+      <w:proofErr w:type="spellStart"/>
+      <w:r>
+        <w:rPr>
+          <w:rFonts w:ascii="微软雅黑" w:eastAsia="微软雅黑" w:hAnsi="微软雅黑"/>
+          <w:sz w:val="18"/>
+        </w:rPr>
+        <w:t>pid</w:t>
+      </w:r>
+      <w:proofErr w:type="spellEnd"/>
+      <w:r>
+        <w:rPr>
+          <w:rFonts w:ascii="微软雅黑" w:eastAsia="微软雅黑" w:hAnsi="微软雅黑"/>
+          <w:sz w:val="18"/>
+        </w:rPr>
+        <w:t>-file=/</w:t>
+      </w:r>
+      <w:proofErr w:type="spellStart"/>
+      <w:r>
+        <w:rPr>
+          <w:rFonts w:ascii="微软雅黑" w:eastAsia="微软雅黑" w:hAnsi="微软雅黑"/>
+          <w:sz w:val="18"/>
+        </w:rPr>
+        <w:t>var</w:t>
+      </w:r>
+      <w:proofErr w:type="spellEnd"/>
+      <w:r>
+        <w:rPr>
+          <w:rFonts w:ascii="微软雅黑" w:eastAsia="微软雅黑" w:hAnsi="微软雅黑"/>
+          <w:sz w:val="18"/>
+        </w:rPr>
+        <w:t>/run/</w:t>
+      </w:r>
+      <w:proofErr w:type="spellStart"/>
+      <w:r>
+        <w:rPr>
+          <w:rFonts w:ascii="微软雅黑" w:eastAsia="微软雅黑" w:hAnsi="微软雅黑"/>
+          <w:sz w:val="18"/>
+        </w:rPr>
+        <w:t>mariadb</w:t>
+      </w:r>
+      <w:proofErr w:type="spellEnd"/>
+      <w:r>
+        <w:rPr>
+          <w:rFonts w:ascii="微软雅黑" w:eastAsia="微软雅黑" w:hAnsi="微软雅黑"/>
+          <w:sz w:val="18"/>
+        </w:rPr>
+        <w:t>/</w:t>
+      </w:r>
+      <w:proofErr w:type="spellStart"/>
+      <w:r>
+        <w:rPr>
+          <w:rFonts w:ascii="微软雅黑" w:eastAsia="微软雅黑" w:hAnsi="微软雅黑"/>
+          <w:sz w:val="18"/>
+        </w:rPr>
+        <w:t>mariadb.pid</w:t>
+      </w:r>
+      <w:proofErr w:type="spellEnd"/>
+    </w:p>
+    <w:p>
+      <w:pPr>
+        <w:pStyle w:val="a7"/>
+        <w:ind w:firstLine="360"/>
+        <w:rPr>
+          <w:rFonts w:ascii="微软雅黑" w:eastAsia="微软雅黑" w:hAnsi="微软雅黑"/>
+          <w:sz w:val="18"/>
+        </w:rPr>
+      </w:pPr>
+      <w:proofErr w:type="gramStart"/>
+      <w:r>
+        <w:rPr>
+          <w:rFonts w:ascii="微软雅黑" w:eastAsia="微软雅黑" w:hAnsi="微软雅黑"/>
+          <w:sz w:val="18"/>
+        </w:rPr>
+        <w:t>!</w:t>
+      </w:r>
+      <w:proofErr w:type="spellStart"/>
+      <w:r>
+        <w:rPr>
+          <w:rFonts w:ascii="微软雅黑" w:eastAsia="微软雅黑" w:hAnsi="微软雅黑"/>
+          <w:sz w:val="18"/>
+        </w:rPr>
+        <w:t>includedir</w:t>
+      </w:r>
+      <w:proofErr w:type="spellEnd"/>
+      <w:proofErr w:type="gramEnd"/>
+      <w:r>
+        <w:rPr>
+          <w:rFonts w:ascii="微软雅黑" w:eastAsia="微软雅黑" w:hAnsi="微软雅黑"/>
+          <w:sz w:val="18"/>
+        </w:rPr>
+        <w:t xml:space="preserve"> /</w:t>
+      </w:r>
+      <w:proofErr w:type="spellStart"/>
+      <w:r>
+        <w:rPr>
+          <w:rFonts w:ascii="微软雅黑" w:eastAsia="微软雅黑" w:hAnsi="微软雅黑"/>
+          <w:sz w:val="18"/>
+        </w:rPr>
+        <w:t>etc</w:t>
+      </w:r>
+      <w:proofErr w:type="spellEnd"/>
+      <w:r>
+        <w:rPr>
+          <w:rFonts w:ascii="微软雅黑" w:eastAsia="微软雅黑" w:hAnsi="微软雅黑"/>
+          <w:sz w:val="18"/>
+        </w:rPr>
+        <w:t>/</w:t>
+      </w:r>
+      <w:proofErr w:type="spellStart"/>
+      <w:r>
+        <w:rPr>
+          <w:rFonts w:ascii="微软雅黑" w:eastAsia="微软雅黑" w:hAnsi="微软雅黑"/>
+          <w:sz w:val="18"/>
+        </w:rPr>
+        <w:t>my.cnf.d</w:t>
+      </w:r>
+      <w:proofErr w:type="spellEnd"/>
+    </w:p>
+    <w:p>
+      <w:pPr>
+        <w:pStyle w:val="a7"/>
+        <w:ind w:firstLine="360"/>
+        <w:rPr>
+          <w:rFonts w:ascii="微软雅黑" w:eastAsia="微软雅黑" w:hAnsi="微软雅黑"/>
+          <w:sz w:val="18"/>
+        </w:rPr>
+      </w:pPr>
+    </w:p>
+    <w:p>
+      <w:pPr>
+        <w:pStyle w:val="2"/>
+      </w:pPr>
+      <w:r>
+        <w:rPr>
+          <w:rFonts w:hint="eastAsia"/>
+        </w:rPr>
+        <w:t>七、初始化数据库</w:t>
+      </w:r>
+    </w:p>
+    <w:p>
+      <w:pPr>
         <w:ind w:firstLine="480"/>
-        <w:rPr>
-          <w:rFonts w:ascii="微软雅黑" w:eastAsia="微软雅黑" w:hAnsi="微软雅黑" w:cs="Arial"/>
-          <w:color w:val="4D4D4D"/>
-          <w:szCs w:val="24"/>
-          <w:shd w:val="clear" w:color="auto" w:fill="FFFFFF"/>
-        </w:rPr>
-      </w:pPr>
-      <w:r>
-        <w:rPr>
-          <w:rFonts w:ascii="微软雅黑" w:eastAsia="微软雅黑" w:hAnsi="微软雅黑" w:cs="Arial"/>
-          <w:color w:val="4D4D4D"/>
-          <w:szCs w:val="24"/>
-          <w:shd w:val="clear" w:color="auto" w:fill="FFFFFF"/>
-        </w:rPr>
-        <w:t>下面是报错内容</w:t>
-      </w:r>
-      <w:r>
-        <w:rPr>
-          <w:rFonts w:ascii="微软雅黑" w:eastAsia="微软雅黑" w:hAnsi="微软雅黑" w:cs="Arial" w:hint="eastAsia"/>
-          <w:color w:val="4D4D4D"/>
-          <w:szCs w:val="24"/>
-          <w:shd w:val="clear" w:color="auto" w:fill="FFFFFF"/>
-        </w:rPr>
-        <w:t>：</w:t>
-      </w:r>
-    </w:p>
-    <w:p>
-      <w:pPr>
-        <w:pStyle w:val="a7"/>
-        <w:spacing w:line="240" w:lineRule="auto"/>
+      </w:pPr>
+      <w:r>
+        <w:tab/>
+      </w:r>
+      <w:r>
+        <w:rPr>
+          <w:rFonts w:hint="eastAsia"/>
+        </w:rPr>
+        <w:t>切换到</w:t>
+      </w:r>
+      <w:proofErr w:type="spellStart"/>
+      <w:r>
+        <w:rPr>
+          <w:rFonts w:hint="eastAsia"/>
+        </w:rPr>
+        <w:t>Mysql</w:t>
+      </w:r>
+      <w:proofErr w:type="spellEnd"/>
+      <w:r>
+        <w:rPr>
+          <w:rFonts w:hint="eastAsia"/>
+        </w:rPr>
+        <w:t>安装目录的</w:t>
+      </w:r>
+      <w:r>
+        <w:rPr>
+          <w:rFonts w:hint="eastAsia"/>
+        </w:rPr>
+        <w:t>bin</w:t>
+      </w:r>
+      <w:r>
+        <w:rPr>
+          <w:rFonts w:hint="eastAsia"/>
+        </w:rPr>
+        <w:t>目录下</w:t>
+      </w:r>
+    </w:p>
+    <w:p>
+      <w:pPr>
         <w:ind w:firstLine="480"/>
-        <w:rPr>
-          <w:rFonts w:ascii="微软雅黑" w:eastAsia="微软雅黑" w:hAnsi="微软雅黑"/>
-          <w:szCs w:val="24"/>
-        </w:rPr>
-      </w:pPr>
-      <w:r>
-        <w:rPr>
-          <w:rFonts w:ascii="微软雅黑" w:eastAsia="微软雅黑" w:hAnsi="微软雅黑"/>
+      </w:pPr>
+      <w:r>
+        <w:t>cd /</w:t>
+      </w:r>
+      <w:proofErr w:type="spellStart"/>
+      <w:r>
+        <w:t>usr</w:t>
+      </w:r>
+      <w:proofErr w:type="spellEnd"/>
+      <w:r>
+        <w:t>/local/</w:t>
+      </w:r>
+      <w:proofErr w:type="spellStart"/>
+      <w:r>
+        <w:t>mysql</w:t>
+      </w:r>
+      <w:proofErr w:type="spellEnd"/>
+      <w:r>
+        <w:t>/bin</w:t>
+      </w:r>
+      <w:bookmarkStart w:id="0" w:name="_GoBack"/>
+      <w:bookmarkEnd w:id="0"/>
+    </w:p>
+    <w:p>
+      <w:pPr>
+        <w:ind w:firstLine="480"/>
+        <w:rPr>
+          <w:b/>
+          <w:bCs/>
+        </w:rPr>
+      </w:pPr>
+      <w:proofErr w:type="gramStart"/>
+      <w:r>
+        <w:t>./</w:t>
+      </w:r>
+      <w:proofErr w:type="spellStart"/>
+      <w:proofErr w:type="gramEnd"/>
+      <w:r>
+        <w:t>mysqld</w:t>
+      </w:r>
+      <w:proofErr w:type="spellEnd"/>
+      <w:r>
+        <w:t xml:space="preserve"> --initialize --user=</w:t>
+      </w:r>
+      <w:proofErr w:type="spellStart"/>
+      <w:r>
+        <w:t>mysql</w:t>
+      </w:r>
+      <w:proofErr w:type="spellEnd"/>
+      <w:r>
+        <w:t xml:space="preserve"> --</w:t>
+      </w:r>
+      <w:proofErr w:type="spellStart"/>
+      <w:r>
+        <w:t>datadir</w:t>
+      </w:r>
+      <w:proofErr w:type="spellEnd"/>
+      <w:r>
+        <w:t>=/</w:t>
+      </w:r>
+      <w:proofErr w:type="spellStart"/>
+      <w:r>
+        <w:t>usr</w:t>
+      </w:r>
+      <w:proofErr w:type="spellEnd"/>
+      <w:r>
+        <w:t>/local/</w:t>
+      </w:r>
+      <w:proofErr w:type="spellStart"/>
+      <w:r>
+        <w:t>mysql</w:t>
+      </w:r>
+      <w:proofErr w:type="spellEnd"/>
+      <w:r>
+        <w:t>/data/</w:t>
+      </w:r>
+      <w:proofErr w:type="spellStart"/>
+      <w:r>
+        <w:t>mysql</w:t>
+      </w:r>
+      <w:proofErr w:type="spellEnd"/>
+      <w:r>
+        <w:t xml:space="preserve"> --</w:t>
+      </w:r>
+      <w:proofErr w:type="spellStart"/>
+      <w:r>
+        <w:t>basedir</w:t>
+      </w:r>
+      <w:proofErr w:type="spellEnd"/>
+      <w:r>
+        <w:t>=/</w:t>
+      </w:r>
+      <w:proofErr w:type="spellStart"/>
+      <w:r>
+        <w:t>usr</w:t>
+      </w:r>
+      <w:proofErr w:type="spellEnd"/>
+      <w:r>
+        <w:t>/local/</w:t>
+      </w:r>
+      <w:proofErr w:type="spellStart"/>
+      <w:r>
+        <w:t>mysql</w:t>
+      </w:r>
+      <w:proofErr w:type="spellEnd"/>
+    </w:p>
+    <w:p>
+      <w:pPr>
+        <w:ind w:firstLineChars="0" w:firstLine="0"/>
+      </w:pPr>
+      <w:r>
+        <w:rPr>
           <w:noProof/>
-          <w:szCs w:val="24"/>
         </w:rPr>
         <w:drawing>
-          <wp:inline distT="0" distB="0" distL="0" distR="0" wp14:anchorId="3CA6829B" wp14:editId="66DF3E6F">
-            <wp:extent cx="5274310" cy="604520"/>
-            <wp:effectExtent l="0" t="0" r="2540" b="5080"/>
-            <wp:docPr id="3" name="图片 3"/>
+          <wp:inline distT="0" distB="0" distL="0" distR="0" wp14:anchorId="2C0C44E4" wp14:editId="30B95D10">
+            <wp:extent cx="5274310" cy="628015"/>
+            <wp:effectExtent l="0" t="0" r="2540" b="635"/>
+            <wp:docPr id="7" name="图片 7"/>
             <wp:cNvGraphicFramePr>
               <a:graphicFrameLocks xmlns:a="http://schemas.openxmlformats.org/drawingml/2006/main" noChangeAspect="1"/>
             </wp:cNvGraphicFramePr>
@@ -1320,7 +1815,7 @@
                   <pic:spPr>
                     <a:xfrm>
                       <a:off x="0" y="0"/>
-                      <a:ext cx="5274310" cy="604520"/>
+                      <a:ext cx="5274310" cy="628015"/>
                     </a:xfrm>
                     <a:prstGeom prst="rect">
                       <a:avLst/>
@@ -1335,86 +1830,13 @@
     </w:p>
     <w:p>
       <w:pPr>
-        <w:pStyle w:val="a7"/>
-        <w:spacing w:line="240" w:lineRule="auto"/>
-        <w:ind w:left="420" w:firstLineChars="0" w:firstLine="0"/>
-        <w:rPr>
-          <w:rFonts w:ascii="微软雅黑" w:eastAsia="微软雅黑" w:hAnsi="微软雅黑" w:cs="Arial"/>
-          <w:color w:val="4D4D4D"/>
-          <w:szCs w:val="24"/>
-          <w:shd w:val="clear" w:color="auto" w:fill="FFFFFF"/>
-        </w:rPr>
-      </w:pPr>
-      <w:r>
-        <w:rPr>
-          <w:rFonts w:ascii="微软雅黑" w:eastAsia="微软雅黑" w:hAnsi="微软雅黑" w:cs="Arial"/>
-          <w:color w:val="4D4D4D"/>
-          <w:szCs w:val="24"/>
-          <w:shd w:val="clear" w:color="auto" w:fill="FFFFFF"/>
-        </w:rPr>
-        <w:t>解决办法：</w:t>
-      </w:r>
-      <w:r>
-        <w:rPr>
-          <w:rFonts w:ascii="微软雅黑" w:eastAsia="微软雅黑" w:hAnsi="微软雅黑" w:cs="Arial"/>
-          <w:color w:val="4D4D4D"/>
-          <w:szCs w:val="24"/>
-        </w:rPr>
-        <w:br/>
-      </w:r>
-      <w:r>
-        <w:rPr>
-          <w:rFonts w:ascii="微软雅黑" w:eastAsia="微软雅黑" w:hAnsi="微软雅黑" w:cs="Arial"/>
-          <w:color w:val="4D4D4D"/>
-          <w:szCs w:val="24"/>
-          <w:shd w:val="clear" w:color="auto" w:fill="FFFFFF"/>
-        </w:rPr>
-        <w:t>创建文件并赋予权限</w:t>
-      </w:r>
-    </w:p>
-    <w:p>
-      <w:pPr>
-        <w:pStyle w:val="a7"/>
-        <w:ind w:left="420" w:firstLine="480"/>
-        <w:rPr>
-          <w:rFonts w:ascii="微软雅黑" w:eastAsia="微软雅黑" w:hAnsi="微软雅黑" w:cs="Arial"/>
-          <w:color w:val="4D4D4D"/>
-          <w:szCs w:val="24"/>
-          <w:shd w:val="clear" w:color="auto" w:fill="FFFFFF"/>
-        </w:rPr>
-      </w:pPr>
-      <w:r>
-        <w:rPr>
-          <w:rFonts w:ascii="微软雅黑" w:eastAsia="微软雅黑" w:hAnsi="微软雅黑" w:cs="Arial"/>
-          <w:color w:val="4D4D4D"/>
-          <w:szCs w:val="24"/>
-          <w:shd w:val="clear" w:color="auto" w:fill="FFFFFF"/>
-        </w:rPr>
-        <w:tab/>
-        <w:t># touch /var/log/mariadb/mariadb.log</w:t>
-      </w:r>
-    </w:p>
-    <w:p>
-      <w:pPr>
-        <w:pStyle w:val="a7"/>
-        <w:spacing w:line="240" w:lineRule="auto"/>
-        <w:ind w:left="420" w:firstLine="480"/>
-        <w:rPr>
-          <w:rFonts w:ascii="微软雅黑" w:eastAsia="微软雅黑" w:hAnsi="微软雅黑" w:cs="Arial"/>
-          <w:color w:val="4D4D4D"/>
-          <w:szCs w:val="24"/>
-          <w:shd w:val="clear" w:color="auto" w:fill="FFFFFF"/>
-        </w:rPr>
-      </w:pPr>
-      <w:r>
-        <w:rPr>
-          <w:rFonts w:ascii="微软雅黑" w:eastAsia="微软雅黑" w:hAnsi="微软雅黑" w:cs="Arial"/>
-          <w:color w:val="4D4D4D"/>
-          <w:szCs w:val="24"/>
-          <w:shd w:val="clear" w:color="auto" w:fill="FFFFFF"/>
-        </w:rPr>
-        <w:lastRenderedPageBreak/>
-        <w:t># chown -R mysql:mysql /var/log/mariadb/</w:t>
+        <w:pStyle w:val="2"/>
+      </w:pPr>
+      <w:r>
+        <w:rPr>
+          <w:rFonts w:hint="eastAsia"/>
+        </w:rPr>
+        <w:t>八、配置环境变量</w:t>
       </w:r>
     </w:p>
     <w:p>
@@ -1423,23 +1845,34 @@
         <w:spacing w:line="240" w:lineRule="auto"/>
         <w:ind w:firstLine="480"/>
         <w:rPr>
-          <w:rFonts w:ascii="微软雅黑" w:eastAsia="微软雅黑" w:hAnsi="微软雅黑"/>
-          <w:szCs w:val="24"/>
-        </w:rPr>
-      </w:pPr>
-      <w:r>
-        <w:rPr>
-          <w:rFonts w:ascii="微软雅黑" w:eastAsia="微软雅黑" w:hAnsi="微软雅黑"/>
-          <w:szCs w:val="24"/>
-        </w:rPr>
-        <w:tab/>
-      </w:r>
-      <w:r>
-        <w:rPr>
-          <w:rFonts w:ascii="微软雅黑" w:eastAsia="微软雅黑" w:hAnsi="微软雅黑" w:hint="eastAsia"/>
-          <w:szCs w:val="24"/>
-        </w:rPr>
-        <w:t>接着启动mysql</w:t>
+          <w:rFonts w:ascii="宋体" w:hAnsi="宋体"/>
+        </w:rPr>
+      </w:pPr>
+      <w:r>
+        <w:rPr>
+          <w:rFonts w:ascii="宋体" w:hAnsi="宋体" w:hint="eastAsia"/>
+        </w:rPr>
+        <w:t>#</w:t>
+      </w:r>
+      <w:r>
+        <w:rPr>
+          <w:rFonts w:ascii="宋体" w:hAnsi="宋体"/>
+        </w:rPr>
+        <w:t xml:space="preserve"> vim /</w:t>
+      </w:r>
+      <w:proofErr w:type="spellStart"/>
+      <w:r>
+        <w:rPr>
+          <w:rFonts w:ascii="宋体" w:hAnsi="宋体"/>
+        </w:rPr>
+        <w:t>etc</w:t>
+      </w:r>
+      <w:proofErr w:type="spellEnd"/>
+      <w:r>
+        <w:rPr>
+          <w:rFonts w:ascii="宋体" w:hAnsi="宋体"/>
+        </w:rPr>
+        <w:t>/profile</w:t>
       </w:r>
     </w:p>
     <w:p>
@@ -1448,24 +1881,42 @@
         <w:spacing w:line="240" w:lineRule="auto"/>
         <w:ind w:firstLine="480"/>
         <w:rPr>
-          <w:rFonts w:ascii="微软雅黑" w:eastAsia="微软雅黑" w:hAnsi="微软雅黑"/>
-          <w:szCs w:val="24"/>
-        </w:rPr>
-      </w:pPr>
-      <w:r>
-        <w:rPr>
-          <w:rFonts w:ascii="微软雅黑" w:eastAsia="微软雅黑" w:hAnsi="微软雅黑"/>
-          <w:szCs w:val="24"/>
-        </w:rPr>
-        <w:tab/>
-      </w:r>
-      <w:r>
-        <w:rPr>
-          <w:rFonts w:ascii="微软雅黑" w:eastAsia="微软雅黑" w:hAnsi="微软雅黑"/>
-          <w:szCs w:val="24"/>
-        </w:rPr>
-        <w:tab/>
-        <w:t># service mysql start</w:t>
+          <w:rFonts w:ascii="宋体" w:hAnsi="宋体"/>
+        </w:rPr>
+      </w:pPr>
+      <w:r>
+        <w:rPr>
+          <w:rFonts w:ascii="宋体" w:hAnsi="宋体"/>
+        </w:rPr>
+        <w:t>export PATH=$PATH:/</w:t>
+      </w:r>
+      <w:proofErr w:type="spellStart"/>
+      <w:r>
+        <w:rPr>
+          <w:rFonts w:ascii="宋体" w:hAnsi="宋体"/>
+        </w:rPr>
+        <w:t>usr</w:t>
+      </w:r>
+      <w:proofErr w:type="spellEnd"/>
+      <w:r>
+        <w:rPr>
+          <w:rFonts w:ascii="宋体" w:hAnsi="宋体"/>
+        </w:rPr>
+        <w:t>/local/</w:t>
+      </w:r>
+      <w:proofErr w:type="spellStart"/>
+      <w:r>
+        <w:rPr>
+          <w:rFonts w:ascii="宋体" w:hAnsi="宋体"/>
+        </w:rPr>
+        <w:t>mysql</w:t>
+      </w:r>
+      <w:proofErr w:type="spellEnd"/>
+      <w:r>
+        <w:rPr>
+          <w:rFonts w:ascii="宋体" w:hAnsi="宋体"/>
+        </w:rPr>
+        <w:t>/bin</w:t>
       </w:r>
     </w:p>
     <w:p>
@@ -1476,13 +1927,7 @@
         <w:rPr>
           <w:rFonts w:hint="eastAsia"/>
         </w:rPr>
-        <w:t>十一</w:t>
-      </w:r>
-      <w:r>
-        <w:rPr>
-          <w:rFonts w:hint="eastAsia"/>
-        </w:rPr>
-        <w:t>、修改密码</w:t>
+        <w:t>九、设置开机自启</w:t>
       </w:r>
     </w:p>
     <w:p>
@@ -1490,40 +1935,412 @@
         <w:ind w:firstLine="480"/>
       </w:pPr>
       <w:r>
+        <w:rPr>
+          <w:rFonts w:hint="eastAsia"/>
+        </w:rPr>
+        <w:t>#</w:t>
+      </w:r>
+      <w:r>
+        <w:t xml:space="preserve"> </w:t>
+      </w:r>
+      <w:proofErr w:type="spellStart"/>
+      <w:r>
+        <w:t>cp</w:t>
+      </w:r>
+      <w:proofErr w:type="spellEnd"/>
+      <w:r>
+        <w:t xml:space="preserve"> /</w:t>
+      </w:r>
+      <w:proofErr w:type="spellStart"/>
+      <w:r>
+        <w:t>usr</w:t>
+      </w:r>
+      <w:proofErr w:type="spellEnd"/>
+      <w:r>
+        <w:t>/local/</w:t>
+      </w:r>
+      <w:proofErr w:type="spellStart"/>
+      <w:r>
+        <w:t>mysql</w:t>
+      </w:r>
+      <w:proofErr w:type="spellEnd"/>
+      <w:r>
+        <w:t>/support-files/</w:t>
+      </w:r>
+      <w:proofErr w:type="spellStart"/>
+      <w:r>
+        <w:t>mysql.server</w:t>
+      </w:r>
+      <w:proofErr w:type="spellEnd"/>
+      <w:r>
+        <w:t xml:space="preserve"> /</w:t>
+      </w:r>
+      <w:proofErr w:type="spellStart"/>
+      <w:r>
+        <w:t>etc</w:t>
+      </w:r>
+      <w:proofErr w:type="spellEnd"/>
+      <w:r>
+        <w:t>/</w:t>
+      </w:r>
+      <w:proofErr w:type="spellStart"/>
+      <w:proofErr w:type="gramStart"/>
+      <w:r>
+        <w:t>init.d</w:t>
+      </w:r>
+      <w:proofErr w:type="spellEnd"/>
+      <w:proofErr w:type="gramEnd"/>
+      <w:r>
+        <w:t>/</w:t>
+      </w:r>
+      <w:proofErr w:type="spellStart"/>
+      <w:r>
+        <w:t>mysql</w:t>
+      </w:r>
+      <w:proofErr w:type="spellEnd"/>
+    </w:p>
+    <w:p>
+      <w:pPr>
+        <w:pStyle w:val="2"/>
+      </w:pPr>
+      <w:r>
+        <w:rPr>
+          <w:rFonts w:hint="eastAsia"/>
+        </w:rPr>
+        <w:t>十</w:t>
+      </w:r>
+      <w:r>
+        <w:rPr>
+          <w:rFonts w:hint="eastAsia"/>
+        </w:rPr>
+        <w:t>、启动</w:t>
+      </w:r>
+      <w:proofErr w:type="spellStart"/>
+      <w:r>
+        <w:rPr>
+          <w:rFonts w:hint="eastAsia"/>
+        </w:rPr>
+        <w:t>mysql</w:t>
+      </w:r>
+      <w:proofErr w:type="spellEnd"/>
+    </w:p>
+    <w:p>
+      <w:pPr>
+        <w:ind w:firstLine="480"/>
+        <w:rPr>
+          <w:shd w:val="clear" w:color="auto" w:fill="FFFFFF"/>
+        </w:rPr>
+      </w:pPr>
+      <w:r>
+        <w:rPr>
+          <w:shd w:val="clear" w:color="auto" w:fill="FFFFFF"/>
+        </w:rPr>
         <w:t>1</w:t>
       </w:r>
       <w:r>
         <w:rPr>
-          <w:rFonts w:hint="eastAsia"/>
-        </w:rPr>
-        <w:t>、查看密码</w:t>
-      </w:r>
+          <w:shd w:val="clear" w:color="auto" w:fill="FFFFFF"/>
+        </w:rPr>
+        <w:t>、先将</w:t>
+      </w:r>
+      <w:proofErr w:type="spellStart"/>
+      <w:r>
+        <w:rPr>
+          <w:shd w:val="clear" w:color="auto" w:fill="FFFFFF"/>
+        </w:rPr>
+        <w:t>mysql.server</w:t>
+      </w:r>
+      <w:proofErr w:type="spellEnd"/>
+      <w:r>
+        <w:rPr>
+          <w:shd w:val="clear" w:color="auto" w:fill="FFFFFF"/>
+        </w:rPr>
+        <w:t>放置到</w:t>
+      </w:r>
+      <w:r>
+        <w:rPr>
+          <w:shd w:val="clear" w:color="auto" w:fill="FFFFFF"/>
+        </w:rPr>
+        <w:t>/</w:t>
+      </w:r>
+      <w:proofErr w:type="spellStart"/>
+      <w:r>
+        <w:rPr>
+          <w:shd w:val="clear" w:color="auto" w:fill="FFFFFF"/>
+        </w:rPr>
+        <w:t>etc</w:t>
+      </w:r>
+      <w:proofErr w:type="spellEnd"/>
+      <w:r>
+        <w:rPr>
+          <w:shd w:val="clear" w:color="auto" w:fill="FFFFFF"/>
+        </w:rPr>
+        <w:t>/</w:t>
+      </w:r>
+      <w:proofErr w:type="spellStart"/>
+      <w:r>
+        <w:rPr>
+          <w:shd w:val="clear" w:color="auto" w:fill="FFFFFF"/>
+        </w:rPr>
+        <w:t>init.d</w:t>
+      </w:r>
+      <w:proofErr w:type="spellEnd"/>
+      <w:r>
+        <w:rPr>
+          <w:shd w:val="clear" w:color="auto" w:fill="FFFFFF"/>
+        </w:rPr>
+        <w:t>/</w:t>
+      </w:r>
+      <w:proofErr w:type="spellStart"/>
+      <w:r>
+        <w:rPr>
+          <w:shd w:val="clear" w:color="auto" w:fill="FFFFFF"/>
+        </w:rPr>
+        <w:t>mysql</w:t>
+      </w:r>
+      <w:proofErr w:type="spellEnd"/>
+      <w:r>
+        <w:rPr>
+          <w:shd w:val="clear" w:color="auto" w:fill="FFFFFF"/>
+        </w:rPr>
+        <w:t>中</w:t>
+      </w:r>
+    </w:p>
+    <w:p>
+      <w:pPr>
+        <w:ind w:left="360" w:firstLine="480"/>
+        <w:rPr>
+          <w:shd w:val="clear" w:color="auto" w:fill="FFFFFF"/>
+        </w:rPr>
+      </w:pPr>
+      <w:proofErr w:type="spellStart"/>
+      <w:r>
+        <w:rPr>
+          <w:shd w:val="clear" w:color="auto" w:fill="FFFFFF"/>
+        </w:rPr>
+        <w:t>cp</w:t>
+      </w:r>
+      <w:proofErr w:type="spellEnd"/>
+      <w:r>
+        <w:rPr>
+          <w:shd w:val="clear" w:color="auto" w:fill="FFFFFF"/>
+        </w:rPr>
+        <w:t xml:space="preserve"> /</w:t>
+      </w:r>
+      <w:proofErr w:type="spellStart"/>
+      <w:r>
+        <w:rPr>
+          <w:shd w:val="clear" w:color="auto" w:fill="FFFFFF"/>
+        </w:rPr>
+        <w:t>usr</w:t>
+      </w:r>
+      <w:proofErr w:type="spellEnd"/>
+      <w:r>
+        <w:rPr>
+          <w:shd w:val="clear" w:color="auto" w:fill="FFFFFF"/>
+        </w:rPr>
+        <w:t>/local/</w:t>
+      </w:r>
+      <w:proofErr w:type="spellStart"/>
+      <w:r>
+        <w:rPr>
+          <w:shd w:val="clear" w:color="auto" w:fill="FFFFFF"/>
+        </w:rPr>
+        <w:t>mysql</w:t>
+      </w:r>
+      <w:proofErr w:type="spellEnd"/>
+      <w:r>
+        <w:rPr>
+          <w:shd w:val="clear" w:color="auto" w:fill="FFFFFF"/>
+        </w:rPr>
+        <w:t>/support-files/</w:t>
+      </w:r>
+      <w:proofErr w:type="spellStart"/>
+      <w:r>
+        <w:rPr>
+          <w:shd w:val="clear" w:color="auto" w:fill="FFFFFF"/>
+        </w:rPr>
+        <w:t>mysql.server</w:t>
+      </w:r>
+      <w:proofErr w:type="spellEnd"/>
+      <w:r>
+        <w:rPr>
+          <w:shd w:val="clear" w:color="auto" w:fill="FFFFFF"/>
+        </w:rPr>
+        <w:t xml:space="preserve"> /</w:t>
+      </w:r>
+      <w:proofErr w:type="spellStart"/>
+      <w:r>
+        <w:rPr>
+          <w:shd w:val="clear" w:color="auto" w:fill="FFFFFF"/>
+        </w:rPr>
+        <w:t>etc</w:t>
+      </w:r>
+      <w:proofErr w:type="spellEnd"/>
+      <w:r>
+        <w:rPr>
+          <w:shd w:val="clear" w:color="auto" w:fill="FFFFFF"/>
+        </w:rPr>
+        <w:t>/</w:t>
+      </w:r>
+      <w:proofErr w:type="spellStart"/>
+      <w:proofErr w:type="gramStart"/>
+      <w:r>
+        <w:rPr>
+          <w:shd w:val="clear" w:color="auto" w:fill="FFFFFF"/>
+        </w:rPr>
+        <w:t>init.d</w:t>
+      </w:r>
+      <w:proofErr w:type="spellEnd"/>
+      <w:proofErr w:type="gramEnd"/>
+      <w:r>
+        <w:rPr>
+          <w:shd w:val="clear" w:color="auto" w:fill="FFFFFF"/>
+        </w:rPr>
+        <w:t>/</w:t>
+      </w:r>
+      <w:proofErr w:type="spellStart"/>
+      <w:r>
+        <w:rPr>
+          <w:shd w:val="clear" w:color="auto" w:fill="FFFFFF"/>
+        </w:rPr>
+        <w:t>mysql</w:t>
+      </w:r>
+      <w:proofErr w:type="spellEnd"/>
+    </w:p>
+    <w:p>
+      <w:pPr>
+        <w:ind w:firstLine="480"/>
+        <w:rPr>
+          <w:shd w:val="clear" w:color="auto" w:fill="FFFFFF"/>
+        </w:rPr>
+      </w:pPr>
+      <w:r>
+        <w:rPr>
+          <w:shd w:val="clear" w:color="auto" w:fill="FFFFFF"/>
+        </w:rPr>
+        <w:t>8. 2</w:t>
+      </w:r>
+      <w:r>
+        <w:rPr>
+          <w:shd w:val="clear" w:color="auto" w:fill="FFFFFF"/>
+        </w:rPr>
+        <w:t>、启动</w:t>
+      </w:r>
+      <w:proofErr w:type="spellStart"/>
+      <w:r>
+        <w:rPr>
+          <w:shd w:val="clear" w:color="auto" w:fill="FFFFFF"/>
+        </w:rPr>
+        <w:t>mysql</w:t>
+      </w:r>
+      <w:proofErr w:type="spellEnd"/>
     </w:p>
     <w:p>
       <w:pPr>
         <w:pStyle w:val="a7"/>
         <w:spacing w:line="240" w:lineRule="auto"/>
-        <w:ind w:left="420" w:firstLine="480"/>
-        <w:rPr>
-          <w:rFonts w:ascii="微软雅黑" w:eastAsia="微软雅黑" w:hAnsi="微软雅黑"/>
-          <w:szCs w:val="24"/>
-        </w:rPr>
-      </w:pPr>
-      <w:r>
-        <w:rPr>
-          <w:rFonts w:ascii="微软雅黑" w:eastAsia="微软雅黑" w:hAnsi="微软雅黑"/>
-          <w:szCs w:val="24"/>
-        </w:rPr>
-        <w:t>cat</w:t>
-      </w:r>
-      <w:r>
-        <w:rPr>
-          <w:rFonts w:ascii="微软雅黑" w:eastAsia="微软雅黑" w:hAnsi="微软雅黑"/>
-          <w:szCs w:val="24"/>
-        </w:rPr>
+        <w:ind w:firstLine="480"/>
+        <w:rPr>
+          <w:rFonts w:ascii="微软雅黑" w:eastAsia="微软雅黑" w:hAnsi="微软雅黑" w:cs="Arial"/>
+          <w:color w:val="4D4D4D"/>
+          <w:szCs w:val="24"/>
+          <w:shd w:val="clear" w:color="auto" w:fill="FFFFFF"/>
+        </w:rPr>
+      </w:pPr>
+      <w:r>
+        <w:rPr>
+          <w:rFonts w:ascii="微软雅黑" w:eastAsia="微软雅黑" w:hAnsi="微软雅黑" w:cs="Arial"/>
+          <w:color w:val="4D4D4D"/>
+          <w:szCs w:val="24"/>
+          <w:shd w:val="clear" w:color="auto" w:fill="FFFFFF"/>
+        </w:rPr>
+        <w:lastRenderedPageBreak/>
         <w:tab/>
-        <w:t xml:space="preserve">/usr/local/mysql/data/mysql/mysql_err.log </w:t>
-      </w:r>
+      </w:r>
+      <w:r>
+        <w:rPr>
+          <w:rFonts w:ascii="微软雅黑" w:eastAsia="微软雅黑" w:hAnsi="微软雅黑" w:cs="Arial"/>
+          <w:color w:val="4D4D4D"/>
+          <w:szCs w:val="24"/>
+          <w:shd w:val="clear" w:color="auto" w:fill="FFFFFF"/>
+        </w:rPr>
+        <w:t xml:space="preserve">service </w:t>
+      </w:r>
+      <w:proofErr w:type="spellStart"/>
+      <w:r>
+        <w:rPr>
+          <w:rFonts w:ascii="微软雅黑" w:eastAsia="微软雅黑" w:hAnsi="微软雅黑" w:cs="Arial"/>
+          <w:color w:val="4D4D4D"/>
+          <w:szCs w:val="24"/>
+          <w:shd w:val="clear" w:color="auto" w:fill="FFFFFF"/>
+        </w:rPr>
+        <w:t>mysql</w:t>
+      </w:r>
+      <w:proofErr w:type="spellEnd"/>
+      <w:r>
+        <w:rPr>
+          <w:rFonts w:ascii="微软雅黑" w:eastAsia="微软雅黑" w:hAnsi="微软雅黑" w:cs="Arial"/>
+          <w:color w:val="4D4D4D"/>
+          <w:szCs w:val="24"/>
+          <w:shd w:val="clear" w:color="auto" w:fill="FFFFFF"/>
+        </w:rPr>
+        <w:t xml:space="preserve"> start</w:t>
+      </w:r>
+    </w:p>
+    <w:p>
+      <w:pPr>
+        <w:pStyle w:val="a7"/>
+        <w:spacing w:line="240" w:lineRule="auto"/>
+        <w:ind w:firstLine="480"/>
+        <w:rPr>
+          <w:rFonts w:ascii="微软雅黑" w:eastAsia="微软雅黑" w:hAnsi="微软雅黑" w:cs="Arial"/>
+          <w:color w:val="4D4D4D"/>
+          <w:szCs w:val="24"/>
+          <w:shd w:val="clear" w:color="auto" w:fill="FFFFFF"/>
+        </w:rPr>
+      </w:pPr>
+      <w:proofErr w:type="spellStart"/>
+      <w:r>
+        <w:rPr>
+          <w:rFonts w:ascii="微软雅黑" w:eastAsia="微软雅黑" w:hAnsi="微软雅黑" w:cs="Arial" w:hint="eastAsia"/>
+          <w:color w:val="4D4D4D"/>
+          <w:szCs w:val="24"/>
+          <w:shd w:val="clear" w:color="auto" w:fill="FFFFFF"/>
+        </w:rPr>
+        <w:t>ps</w:t>
+      </w:r>
+      <w:proofErr w:type="spellEnd"/>
+      <w:r>
+        <w:rPr>
+          <w:rFonts w:ascii="微软雅黑" w:eastAsia="微软雅黑" w:hAnsi="微软雅黑" w:cs="Arial"/>
+          <w:color w:val="4D4D4D"/>
+          <w:szCs w:val="24"/>
+          <w:shd w:val="clear" w:color="auto" w:fill="FFFFFF"/>
+        </w:rPr>
+        <w:t>:</w:t>
+      </w:r>
+      <w:r>
+        <w:rPr>
+          <w:rFonts w:ascii="微软雅黑" w:eastAsia="微软雅黑" w:hAnsi="微软雅黑" w:cs="Arial" w:hint="eastAsia"/>
+          <w:color w:val="4D4D4D"/>
+          <w:szCs w:val="24"/>
+          <w:shd w:val="clear" w:color="auto" w:fill="FFFFFF"/>
+        </w:rPr>
+        <w:t>启动会报错找不到配置文件中的文件</w:t>
+      </w:r>
+    </w:p>
+    <w:p>
+      <w:pPr>
+        <w:pStyle w:val="a7"/>
+        <w:spacing w:line="240" w:lineRule="auto"/>
+        <w:ind w:firstLineChars="0" w:firstLine="0"/>
+        <w:jc w:val="center"/>
+        <w:rPr>
+          <w:rFonts w:ascii="微软雅黑" w:eastAsia="微软雅黑" w:hAnsi="微软雅黑"/>
+          <w:szCs w:val="24"/>
+        </w:rPr>
+      </w:pPr>
       <w:r>
         <w:rPr>
           <w:rFonts w:ascii="微软雅黑" w:eastAsia="微软雅黑" w:hAnsi="微软雅黑"/>
@@ -1531,10 +2348,10 @@
           <w:szCs w:val="24"/>
         </w:rPr>
         <w:drawing>
-          <wp:inline distT="0" distB="0" distL="0" distR="0" wp14:anchorId="5DEE4BD0" wp14:editId="1F66EBA9">
-            <wp:extent cx="5274310" cy="975995"/>
-            <wp:effectExtent l="0" t="0" r="2540" b="0"/>
-            <wp:docPr id="4" name="图片 4"/>
+          <wp:inline distT="0" distB="0" distL="0" distR="0" wp14:anchorId="5265DFED" wp14:editId="0F5E044F">
+            <wp:extent cx="3095238" cy="723810"/>
+            <wp:effectExtent l="0" t="0" r="0" b="635"/>
+            <wp:docPr id="2" name="图片 2"/>
             <wp:cNvGraphicFramePr>
               <a:graphicFrameLocks xmlns:a="http://schemas.openxmlformats.org/drawingml/2006/main" noChangeAspect="1"/>
             </wp:cNvGraphicFramePr>
@@ -1554,6 +2371,518 @@
                   <pic:spPr>
                     <a:xfrm>
                       <a:off x="0" y="0"/>
+                      <a:ext cx="3095238" cy="723810"/>
+                    </a:xfrm>
+                    <a:prstGeom prst="rect">
+                      <a:avLst/>
+                    </a:prstGeom>
+                  </pic:spPr>
+                </pic:pic>
+              </a:graphicData>
+            </a:graphic>
+          </wp:inline>
+        </w:drawing>
+      </w:r>
+    </w:p>
+    <w:p>
+      <w:pPr>
+        <w:pStyle w:val="a7"/>
+        <w:spacing w:line="240" w:lineRule="auto"/>
+        <w:ind w:firstLine="480"/>
+        <w:rPr>
+          <w:rFonts w:ascii="微软雅黑" w:eastAsia="微软雅黑" w:hAnsi="微软雅黑" w:cs="Arial"/>
+          <w:color w:val="4D4D4D"/>
+          <w:szCs w:val="24"/>
+          <w:shd w:val="clear" w:color="auto" w:fill="FFFFFF"/>
+        </w:rPr>
+      </w:pPr>
+      <w:r>
+        <w:rPr>
+          <w:rFonts w:ascii="微软雅黑" w:eastAsia="微软雅黑" w:hAnsi="微软雅黑" w:cs="Arial"/>
+          <w:color w:val="4D4D4D"/>
+          <w:szCs w:val="24"/>
+          <w:shd w:val="clear" w:color="auto" w:fill="FFFFFF"/>
+        </w:rPr>
+        <w:t>下面是报错内容</w:t>
+      </w:r>
+      <w:r>
+        <w:rPr>
+          <w:rFonts w:ascii="微软雅黑" w:eastAsia="微软雅黑" w:hAnsi="微软雅黑" w:cs="Arial" w:hint="eastAsia"/>
+          <w:color w:val="4D4D4D"/>
+          <w:szCs w:val="24"/>
+          <w:shd w:val="clear" w:color="auto" w:fill="FFFFFF"/>
+        </w:rPr>
+        <w:t>：</w:t>
+      </w:r>
+    </w:p>
+    <w:p>
+      <w:pPr>
+        <w:pStyle w:val="a7"/>
+        <w:spacing w:line="240" w:lineRule="auto"/>
+        <w:ind w:firstLine="480"/>
+        <w:rPr>
+          <w:rFonts w:ascii="微软雅黑" w:eastAsia="微软雅黑" w:hAnsi="微软雅黑"/>
+          <w:szCs w:val="24"/>
+        </w:rPr>
+      </w:pPr>
+      <w:r>
+        <w:rPr>
+          <w:rFonts w:ascii="微软雅黑" w:eastAsia="微软雅黑" w:hAnsi="微软雅黑"/>
+          <w:noProof/>
+          <w:szCs w:val="24"/>
+        </w:rPr>
+        <w:drawing>
+          <wp:inline distT="0" distB="0" distL="0" distR="0" wp14:anchorId="3CA6829B" wp14:editId="66DF3E6F">
+            <wp:extent cx="5274310" cy="604520"/>
+            <wp:effectExtent l="0" t="0" r="2540" b="5080"/>
+            <wp:docPr id="3" name="图片 3"/>
+            <wp:cNvGraphicFramePr>
+              <a:graphicFrameLocks xmlns:a="http://schemas.openxmlformats.org/drawingml/2006/main" noChangeAspect="1"/>
+            </wp:cNvGraphicFramePr>
+            <a:graphic xmlns:a="http://schemas.openxmlformats.org/drawingml/2006/main">
+              <a:graphicData uri="http://schemas.openxmlformats.org/drawingml/2006/picture">
+                <pic:pic xmlns:pic="http://schemas.openxmlformats.org/drawingml/2006/picture">
+                  <pic:nvPicPr>
+                    <pic:cNvPr id="1" name=""/>
+                    <pic:cNvPicPr/>
+                  </pic:nvPicPr>
+                  <pic:blipFill>
+                    <a:blip r:embed="rId13"/>
+                    <a:stretch>
+                      <a:fillRect/>
+                    </a:stretch>
+                  </pic:blipFill>
+                  <pic:spPr>
+                    <a:xfrm>
+                      <a:off x="0" y="0"/>
+                      <a:ext cx="5274310" cy="604520"/>
+                    </a:xfrm>
+                    <a:prstGeom prst="rect">
+                      <a:avLst/>
+                    </a:prstGeom>
+                  </pic:spPr>
+                </pic:pic>
+              </a:graphicData>
+            </a:graphic>
+          </wp:inline>
+        </w:drawing>
+      </w:r>
+    </w:p>
+    <w:p>
+      <w:pPr>
+        <w:pStyle w:val="a7"/>
+        <w:spacing w:line="240" w:lineRule="auto"/>
+        <w:ind w:left="420" w:firstLineChars="0" w:firstLine="0"/>
+        <w:rPr>
+          <w:rFonts w:ascii="微软雅黑" w:eastAsia="微软雅黑" w:hAnsi="微软雅黑" w:cs="Arial"/>
+          <w:color w:val="4D4D4D"/>
+          <w:szCs w:val="24"/>
+          <w:shd w:val="clear" w:color="auto" w:fill="FFFFFF"/>
+        </w:rPr>
+      </w:pPr>
+      <w:r>
+        <w:rPr>
+          <w:rFonts w:ascii="微软雅黑" w:eastAsia="微软雅黑" w:hAnsi="微软雅黑" w:cs="Arial"/>
+          <w:color w:val="4D4D4D"/>
+          <w:szCs w:val="24"/>
+          <w:shd w:val="clear" w:color="auto" w:fill="FFFFFF"/>
+        </w:rPr>
+        <w:t>解决办法：</w:t>
+      </w:r>
+      <w:r>
+        <w:rPr>
+          <w:rFonts w:ascii="微软雅黑" w:eastAsia="微软雅黑" w:hAnsi="微软雅黑" w:cs="Arial"/>
+          <w:color w:val="4D4D4D"/>
+          <w:szCs w:val="24"/>
+        </w:rPr>
+        <w:br/>
+      </w:r>
+      <w:r>
+        <w:rPr>
+          <w:rFonts w:ascii="微软雅黑" w:eastAsia="微软雅黑" w:hAnsi="微软雅黑" w:cs="Arial"/>
+          <w:color w:val="4D4D4D"/>
+          <w:szCs w:val="24"/>
+          <w:shd w:val="clear" w:color="auto" w:fill="FFFFFF"/>
+        </w:rPr>
+        <w:t>创建文件并赋予权限</w:t>
+      </w:r>
+    </w:p>
+    <w:p>
+      <w:pPr>
+        <w:pStyle w:val="a7"/>
+        <w:ind w:left="420" w:firstLine="480"/>
+        <w:rPr>
+          <w:rFonts w:ascii="微软雅黑" w:eastAsia="微软雅黑" w:hAnsi="微软雅黑" w:cs="Arial"/>
+          <w:color w:val="4D4D4D"/>
+          <w:szCs w:val="24"/>
+          <w:shd w:val="clear" w:color="auto" w:fill="FFFFFF"/>
+        </w:rPr>
+      </w:pPr>
+      <w:r>
+        <w:rPr>
+          <w:rFonts w:ascii="微软雅黑" w:eastAsia="微软雅黑" w:hAnsi="微软雅黑" w:cs="Arial"/>
+          <w:color w:val="4D4D4D"/>
+          <w:szCs w:val="24"/>
+          <w:shd w:val="clear" w:color="auto" w:fill="FFFFFF"/>
+        </w:rPr>
+        <w:tab/>
+        <w:t># touch /</w:t>
+      </w:r>
+      <w:proofErr w:type="spellStart"/>
+      <w:r>
+        <w:rPr>
+          <w:rFonts w:ascii="微软雅黑" w:eastAsia="微软雅黑" w:hAnsi="微软雅黑" w:cs="Arial"/>
+          <w:color w:val="4D4D4D"/>
+          <w:szCs w:val="24"/>
+          <w:shd w:val="clear" w:color="auto" w:fill="FFFFFF"/>
+        </w:rPr>
+        <w:t>var</w:t>
+      </w:r>
+      <w:proofErr w:type="spellEnd"/>
+      <w:r>
+        <w:rPr>
+          <w:rFonts w:ascii="微软雅黑" w:eastAsia="微软雅黑" w:hAnsi="微软雅黑" w:cs="Arial"/>
+          <w:color w:val="4D4D4D"/>
+          <w:szCs w:val="24"/>
+          <w:shd w:val="clear" w:color="auto" w:fill="FFFFFF"/>
+        </w:rPr>
+        <w:t>/log/</w:t>
+      </w:r>
+      <w:proofErr w:type="spellStart"/>
+      <w:r>
+        <w:rPr>
+          <w:rFonts w:ascii="微软雅黑" w:eastAsia="微软雅黑" w:hAnsi="微软雅黑" w:cs="Arial"/>
+          <w:color w:val="4D4D4D"/>
+          <w:szCs w:val="24"/>
+          <w:shd w:val="clear" w:color="auto" w:fill="FFFFFF"/>
+        </w:rPr>
+        <w:t>mariadb</w:t>
+      </w:r>
+      <w:proofErr w:type="spellEnd"/>
+      <w:r>
+        <w:rPr>
+          <w:rFonts w:ascii="微软雅黑" w:eastAsia="微软雅黑" w:hAnsi="微软雅黑" w:cs="Arial"/>
+          <w:color w:val="4D4D4D"/>
+          <w:szCs w:val="24"/>
+          <w:shd w:val="clear" w:color="auto" w:fill="FFFFFF"/>
+        </w:rPr>
+        <w:t>/mariadb.log</w:t>
+      </w:r>
+    </w:p>
+    <w:p>
+      <w:pPr>
+        <w:pStyle w:val="a7"/>
+        <w:spacing w:line="240" w:lineRule="auto"/>
+        <w:ind w:left="420" w:firstLine="480"/>
+        <w:rPr>
+          <w:rFonts w:ascii="微软雅黑" w:eastAsia="微软雅黑" w:hAnsi="微软雅黑" w:cs="Arial"/>
+          <w:color w:val="4D4D4D"/>
+          <w:szCs w:val="24"/>
+          <w:shd w:val="clear" w:color="auto" w:fill="FFFFFF"/>
+        </w:rPr>
+      </w:pPr>
+      <w:r>
+        <w:rPr>
+          <w:rFonts w:ascii="微软雅黑" w:eastAsia="微软雅黑" w:hAnsi="微软雅黑" w:cs="Arial"/>
+          <w:color w:val="4D4D4D"/>
+          <w:szCs w:val="24"/>
+          <w:shd w:val="clear" w:color="auto" w:fill="FFFFFF"/>
+        </w:rPr>
+        <w:t xml:space="preserve"># </w:t>
+      </w:r>
+      <w:proofErr w:type="spellStart"/>
+      <w:r>
+        <w:rPr>
+          <w:rFonts w:ascii="微软雅黑" w:eastAsia="微软雅黑" w:hAnsi="微软雅黑" w:cs="Arial"/>
+          <w:color w:val="4D4D4D"/>
+          <w:szCs w:val="24"/>
+          <w:shd w:val="clear" w:color="auto" w:fill="FFFFFF"/>
+        </w:rPr>
+        <w:t>chown</w:t>
+      </w:r>
+      <w:proofErr w:type="spellEnd"/>
+      <w:r>
+        <w:rPr>
+          <w:rFonts w:ascii="微软雅黑" w:eastAsia="微软雅黑" w:hAnsi="微软雅黑" w:cs="Arial"/>
+          <w:color w:val="4D4D4D"/>
+          <w:szCs w:val="24"/>
+          <w:shd w:val="clear" w:color="auto" w:fill="FFFFFF"/>
+        </w:rPr>
+        <w:t xml:space="preserve"> -R </w:t>
+      </w:r>
+      <w:proofErr w:type="spellStart"/>
+      <w:proofErr w:type="gramStart"/>
+      <w:r>
+        <w:rPr>
+          <w:rFonts w:ascii="微软雅黑" w:eastAsia="微软雅黑" w:hAnsi="微软雅黑" w:cs="Arial"/>
+          <w:color w:val="4D4D4D"/>
+          <w:szCs w:val="24"/>
+          <w:shd w:val="clear" w:color="auto" w:fill="FFFFFF"/>
+        </w:rPr>
+        <w:t>mysql:mysql</w:t>
+      </w:r>
+      <w:proofErr w:type="spellEnd"/>
+      <w:proofErr w:type="gramEnd"/>
+      <w:r>
+        <w:rPr>
+          <w:rFonts w:ascii="微软雅黑" w:eastAsia="微软雅黑" w:hAnsi="微软雅黑" w:cs="Arial"/>
+          <w:color w:val="4D4D4D"/>
+          <w:szCs w:val="24"/>
+          <w:shd w:val="clear" w:color="auto" w:fill="FFFFFF"/>
+        </w:rPr>
+        <w:t xml:space="preserve"> /</w:t>
+      </w:r>
+      <w:proofErr w:type="spellStart"/>
+      <w:r>
+        <w:rPr>
+          <w:rFonts w:ascii="微软雅黑" w:eastAsia="微软雅黑" w:hAnsi="微软雅黑" w:cs="Arial"/>
+          <w:color w:val="4D4D4D"/>
+          <w:szCs w:val="24"/>
+          <w:shd w:val="clear" w:color="auto" w:fill="FFFFFF"/>
+        </w:rPr>
+        <w:t>var</w:t>
+      </w:r>
+      <w:proofErr w:type="spellEnd"/>
+      <w:r>
+        <w:rPr>
+          <w:rFonts w:ascii="微软雅黑" w:eastAsia="微软雅黑" w:hAnsi="微软雅黑" w:cs="Arial"/>
+          <w:color w:val="4D4D4D"/>
+          <w:szCs w:val="24"/>
+          <w:shd w:val="clear" w:color="auto" w:fill="FFFFFF"/>
+        </w:rPr>
+        <w:t>/log/</w:t>
+      </w:r>
+      <w:proofErr w:type="spellStart"/>
+      <w:r>
+        <w:rPr>
+          <w:rFonts w:ascii="微软雅黑" w:eastAsia="微软雅黑" w:hAnsi="微软雅黑" w:cs="Arial"/>
+          <w:color w:val="4D4D4D"/>
+          <w:szCs w:val="24"/>
+          <w:shd w:val="clear" w:color="auto" w:fill="FFFFFF"/>
+        </w:rPr>
+        <w:t>mariadb</w:t>
+      </w:r>
+      <w:proofErr w:type="spellEnd"/>
+      <w:r>
+        <w:rPr>
+          <w:rFonts w:ascii="微软雅黑" w:eastAsia="微软雅黑" w:hAnsi="微软雅黑" w:cs="Arial"/>
+          <w:color w:val="4D4D4D"/>
+          <w:szCs w:val="24"/>
+          <w:shd w:val="clear" w:color="auto" w:fill="FFFFFF"/>
+        </w:rPr>
+        <w:t>/</w:t>
+      </w:r>
+    </w:p>
+    <w:p>
+      <w:pPr>
+        <w:pStyle w:val="a7"/>
+        <w:spacing w:line="240" w:lineRule="auto"/>
+        <w:ind w:firstLine="480"/>
+        <w:rPr>
+          <w:rFonts w:ascii="微软雅黑" w:eastAsia="微软雅黑" w:hAnsi="微软雅黑"/>
+          <w:szCs w:val="24"/>
+        </w:rPr>
+      </w:pPr>
+      <w:r>
+        <w:rPr>
+          <w:rFonts w:ascii="微软雅黑" w:eastAsia="微软雅黑" w:hAnsi="微软雅黑"/>
+          <w:szCs w:val="24"/>
+        </w:rPr>
+        <w:tab/>
+      </w:r>
+      <w:r>
+        <w:rPr>
+          <w:rFonts w:ascii="微软雅黑" w:eastAsia="微软雅黑" w:hAnsi="微软雅黑" w:hint="eastAsia"/>
+          <w:szCs w:val="24"/>
+        </w:rPr>
+        <w:t>接着启动</w:t>
+      </w:r>
+      <w:proofErr w:type="spellStart"/>
+      <w:r>
+        <w:rPr>
+          <w:rFonts w:ascii="微软雅黑" w:eastAsia="微软雅黑" w:hAnsi="微软雅黑" w:hint="eastAsia"/>
+          <w:szCs w:val="24"/>
+        </w:rPr>
+        <w:t>mysql</w:t>
+      </w:r>
+      <w:proofErr w:type="spellEnd"/>
+    </w:p>
+    <w:p>
+      <w:pPr>
+        <w:pStyle w:val="a7"/>
+        <w:spacing w:line="240" w:lineRule="auto"/>
+        <w:ind w:firstLine="480"/>
+        <w:rPr>
+          <w:rFonts w:ascii="微软雅黑" w:eastAsia="微软雅黑" w:hAnsi="微软雅黑"/>
+          <w:szCs w:val="24"/>
+        </w:rPr>
+      </w:pPr>
+      <w:r>
+        <w:rPr>
+          <w:rFonts w:ascii="微软雅黑" w:eastAsia="微软雅黑" w:hAnsi="微软雅黑"/>
+          <w:szCs w:val="24"/>
+        </w:rPr>
+        <w:tab/>
+      </w:r>
+      <w:r>
+        <w:rPr>
+          <w:rFonts w:ascii="微软雅黑" w:eastAsia="微软雅黑" w:hAnsi="微软雅黑"/>
+          <w:szCs w:val="24"/>
+        </w:rPr>
+        <w:tab/>
+        <w:t xml:space="preserve"># service </w:t>
+      </w:r>
+      <w:proofErr w:type="spellStart"/>
+      <w:r>
+        <w:rPr>
+          <w:rFonts w:ascii="微软雅黑" w:eastAsia="微软雅黑" w:hAnsi="微软雅黑"/>
+          <w:szCs w:val="24"/>
+        </w:rPr>
+        <w:t>mysql</w:t>
+      </w:r>
+      <w:proofErr w:type="spellEnd"/>
+      <w:r>
+        <w:rPr>
+          <w:rFonts w:ascii="微软雅黑" w:eastAsia="微软雅黑" w:hAnsi="微软雅黑"/>
+          <w:szCs w:val="24"/>
+        </w:rPr>
+        <w:t xml:space="preserve"> start</w:t>
+      </w:r>
+    </w:p>
+    <w:p>
+      <w:pPr>
+        <w:pStyle w:val="2"/>
+      </w:pPr>
+      <w:r>
+        <w:rPr>
+          <w:rFonts w:hint="eastAsia"/>
+        </w:rPr>
+        <w:t>十一</w:t>
+      </w:r>
+      <w:r>
+        <w:rPr>
+          <w:rFonts w:hint="eastAsia"/>
+        </w:rPr>
+        <w:t>、修改密码</w:t>
+      </w:r>
+    </w:p>
+    <w:p>
+      <w:pPr>
+        <w:ind w:firstLine="480"/>
+      </w:pPr>
+      <w:r>
+        <w:t>1</w:t>
+      </w:r>
+      <w:r>
+        <w:rPr>
+          <w:rFonts w:hint="eastAsia"/>
+        </w:rPr>
+        <w:t>、查看密码</w:t>
+      </w:r>
+    </w:p>
+    <w:p>
+      <w:pPr>
+        <w:pStyle w:val="a7"/>
+        <w:spacing w:line="240" w:lineRule="auto"/>
+        <w:ind w:left="420" w:firstLine="480"/>
+        <w:rPr>
+          <w:rFonts w:ascii="微软雅黑" w:eastAsia="微软雅黑" w:hAnsi="微软雅黑"/>
+          <w:szCs w:val="24"/>
+        </w:rPr>
+      </w:pPr>
+      <w:r>
+        <w:rPr>
+          <w:rFonts w:ascii="微软雅黑" w:eastAsia="微软雅黑" w:hAnsi="微软雅黑"/>
+          <w:szCs w:val="24"/>
+        </w:rPr>
+        <w:t>cat</w:t>
+      </w:r>
+      <w:r>
+        <w:rPr>
+          <w:rFonts w:ascii="微软雅黑" w:eastAsia="微软雅黑" w:hAnsi="微软雅黑"/>
+          <w:szCs w:val="24"/>
+        </w:rPr>
+        <w:tab/>
+        <w:t>/</w:t>
+      </w:r>
+      <w:proofErr w:type="spellStart"/>
+      <w:r>
+        <w:rPr>
+          <w:rFonts w:ascii="微软雅黑" w:eastAsia="微软雅黑" w:hAnsi="微软雅黑"/>
+          <w:szCs w:val="24"/>
+        </w:rPr>
+        <w:t>usr</w:t>
+      </w:r>
+      <w:proofErr w:type="spellEnd"/>
+      <w:r>
+        <w:rPr>
+          <w:rFonts w:ascii="微软雅黑" w:eastAsia="微软雅黑" w:hAnsi="微软雅黑"/>
+          <w:szCs w:val="24"/>
+        </w:rPr>
+        <w:t>/local/</w:t>
+      </w:r>
+      <w:proofErr w:type="spellStart"/>
+      <w:r>
+        <w:rPr>
+          <w:rFonts w:ascii="微软雅黑" w:eastAsia="微软雅黑" w:hAnsi="微软雅黑"/>
+          <w:szCs w:val="24"/>
+        </w:rPr>
+        <w:t>mysql</w:t>
+      </w:r>
+      <w:proofErr w:type="spellEnd"/>
+      <w:r>
+        <w:rPr>
+          <w:rFonts w:ascii="微软雅黑" w:eastAsia="微软雅黑" w:hAnsi="微软雅黑"/>
+          <w:szCs w:val="24"/>
+        </w:rPr>
+        <w:t>/data/</w:t>
+      </w:r>
+      <w:proofErr w:type="spellStart"/>
+      <w:r>
+        <w:rPr>
+          <w:rFonts w:ascii="微软雅黑" w:eastAsia="微软雅黑" w:hAnsi="微软雅黑"/>
+          <w:szCs w:val="24"/>
+        </w:rPr>
+        <w:t>mysql</w:t>
+      </w:r>
+      <w:proofErr w:type="spellEnd"/>
+      <w:r>
+        <w:rPr>
+          <w:rFonts w:ascii="微软雅黑" w:eastAsia="微软雅黑" w:hAnsi="微软雅黑"/>
+          <w:szCs w:val="24"/>
+        </w:rPr>
+        <w:t xml:space="preserve">/mysql_err.log </w:t>
+      </w:r>
+      <w:r>
+        <w:rPr>
+          <w:rFonts w:ascii="微软雅黑" w:eastAsia="微软雅黑" w:hAnsi="微软雅黑"/>
+          <w:noProof/>
+          <w:szCs w:val="24"/>
+        </w:rPr>
+        <w:drawing>
+          <wp:inline distT="0" distB="0" distL="0" distR="0" wp14:anchorId="5DEE4BD0" wp14:editId="1F66EBA9">
+            <wp:extent cx="5274310" cy="975995"/>
+            <wp:effectExtent l="0" t="0" r="2540" b="0"/>
+            <wp:docPr id="4" name="图片 4"/>
+            <wp:cNvGraphicFramePr>
+              <a:graphicFrameLocks xmlns:a="http://schemas.openxmlformats.org/drawingml/2006/main" noChangeAspect="1"/>
+            </wp:cNvGraphicFramePr>
+            <a:graphic xmlns:a="http://schemas.openxmlformats.org/drawingml/2006/main">
+              <a:graphicData uri="http://schemas.openxmlformats.org/drawingml/2006/picture">
+                <pic:pic xmlns:pic="http://schemas.openxmlformats.org/drawingml/2006/picture">
+                  <pic:nvPicPr>
+                    <pic:cNvPr id="1" name=""/>
+                    <pic:cNvPicPr/>
+                  </pic:nvPicPr>
+                  <pic:blipFill>
+                    <a:blip r:embed="rId14"/>
+                    <a:stretch>
+                      <a:fillRect/>
+                    </a:stretch>
+                  </pic:blipFill>
+                  <pic:spPr>
+                    <a:xfrm>
+                      <a:off x="0" y="0"/>
                       <a:ext cx="5274310" cy="975995"/>
                     </a:xfrm>
                     <a:prstGeom prst="rect">
@@ -1600,8 +2929,39 @@
           <w:szCs w:val="24"/>
           <w:shd w:val="clear" w:color="auto" w:fill="FFFFFF"/>
         </w:rPr>
-        <w:t>切换到mysql的bin目录下,登录mysql</w:t>
-      </w:r>
+        <w:t>切换到</w:t>
+      </w:r>
+      <w:proofErr w:type="spellStart"/>
+      <w:r>
+        <w:rPr>
+          <w:rFonts w:ascii="微软雅黑" w:eastAsia="微软雅黑" w:hAnsi="微软雅黑" w:cs="Arial"/>
+          <w:color w:val="4D4D4D"/>
+          <w:szCs w:val="24"/>
+          <w:shd w:val="clear" w:color="auto" w:fill="FFFFFF"/>
+        </w:rPr>
+        <w:t>mysql</w:t>
+      </w:r>
+      <w:proofErr w:type="spellEnd"/>
+      <w:r>
+        <w:rPr>
+          <w:rFonts w:ascii="微软雅黑" w:eastAsia="微软雅黑" w:hAnsi="微软雅黑" w:cs="Arial"/>
+          <w:color w:val="4D4D4D"/>
+          <w:szCs w:val="24"/>
+          <w:shd w:val="clear" w:color="auto" w:fill="FFFFFF"/>
+        </w:rPr>
+        <w:t>的bin目录下,登录</w:t>
+      </w:r>
+      <w:proofErr w:type="spellStart"/>
+      <w:r>
+        <w:rPr>
+          <w:rFonts w:ascii="微软雅黑" w:eastAsia="微软雅黑" w:hAnsi="微软雅黑" w:cs="Arial"/>
+          <w:color w:val="4D4D4D"/>
+          <w:szCs w:val="24"/>
+          <w:shd w:val="clear" w:color="auto" w:fill="FFFFFF"/>
+        </w:rPr>
+        <w:t>mysql</w:t>
+      </w:r>
+      <w:proofErr w:type="spellEnd"/>
     </w:p>
     <w:p>
       <w:pPr>
@@ -1629,6 +2989,7 @@
         </w:rPr>
         <w:tab/>
       </w:r>
+      <w:proofErr w:type="gramStart"/>
       <w:r>
         <w:rPr>
           <w:rStyle w:val="token"/>
@@ -1637,12 +2998,22 @@
         </w:rPr>
         <w:t>./</w:t>
       </w:r>
+      <w:proofErr w:type="spellStart"/>
+      <w:proofErr w:type="gramEnd"/>
       <w:r>
         <w:rPr>
           <w:rFonts w:ascii="微软雅黑" w:eastAsia="微软雅黑" w:hAnsi="微软雅黑" w:cs="DejaVu Sans Mono"/>
           <w:szCs w:val="24"/>
         </w:rPr>
-        <w:t xml:space="preserve">mysql </w:t>
+        <w:t>mysql</w:t>
+      </w:r>
+      <w:proofErr w:type="spellEnd"/>
+      <w:r>
+        <w:rPr>
+          <w:rFonts w:ascii="微软雅黑" w:eastAsia="微软雅黑" w:hAnsi="微软雅黑" w:cs="DejaVu Sans Mono"/>
+          <w:szCs w:val="24"/>
+        </w:rPr>
+        <w:t xml:space="preserve"> </w:t>
       </w:r>
       <w:r>
         <w:rPr>
@@ -1752,7 +3123,16 @@
         <w:br/>
       </w:r>
       <w:r>
-        <w:t>alter user 'root'@'localhost' identified by 'root';</w:t>
+        <w:lastRenderedPageBreak/>
+        <w:t>alter user '</w:t>
+      </w:r>
+      <w:proofErr w:type="spellStart"/>
+      <w:r>
+        <w:t>root'@'localhost</w:t>
+      </w:r>
+      <w:proofErr w:type="spellEnd"/>
+      <w:r>
+        <w:t>' identified by 'root';</w:t>
       </w:r>
     </w:p>
     <w:p>
@@ -1827,21 +3207,19 @@
           <w:sz w:val="21"/>
           <w:szCs w:val="21"/>
         </w:rPr>
-        <w:t>alter user 'root'@'localhost' password expire never;</w:t>
-      </w:r>
-    </w:p>
-    <w:p>
-      <w:pPr>
-        <w:pStyle w:val="a7"/>
-        <w:spacing w:line="240" w:lineRule="auto"/>
-        <w:ind w:left="840" w:firstLineChars="0" w:firstLine="0"/>
+        <w:t>alter user '</w:t>
+      </w:r>
+      <w:proofErr w:type="spellStart"/>
+      <w:r>
         <w:rPr>
           <w:rFonts w:ascii="DejaVu Sans Mono" w:hAnsi="DejaVu Sans Mono" w:cs="DejaVu Sans Mono"/>
           <w:kern w:val="0"/>
           <w:sz w:val="21"/>
           <w:szCs w:val="21"/>
         </w:rPr>
-      </w:pPr>
+        <w:t>root'@'localhost</w:t>
+      </w:r>
+      <w:proofErr w:type="spellEnd"/>
       <w:r>
         <w:rPr>
           <w:rFonts w:ascii="DejaVu Sans Mono" w:hAnsi="DejaVu Sans Mono" w:cs="DejaVu Sans Mono"/>
@@ -1849,6 +3227,28 @@
           <w:sz w:val="21"/>
           <w:szCs w:val="21"/>
         </w:rPr>
+        <w:t>' password expire never;</w:t>
+      </w:r>
+    </w:p>
+    <w:p>
+      <w:pPr>
+        <w:pStyle w:val="a7"/>
+        <w:spacing w:line="240" w:lineRule="auto"/>
+        <w:ind w:left="840" w:firstLineChars="0" w:firstLine="0"/>
+        <w:rPr>
+          <w:rFonts w:ascii="DejaVu Sans Mono" w:hAnsi="DejaVu Sans Mono" w:cs="DejaVu Sans Mono"/>
+          <w:kern w:val="0"/>
+          <w:sz w:val="21"/>
+          <w:szCs w:val="21"/>
+        </w:rPr>
+      </w:pPr>
+      <w:r>
+        <w:rPr>
+          <w:rFonts w:ascii="DejaVu Sans Mono" w:hAnsi="DejaVu Sans Mono" w:cs="DejaVu Sans Mono"/>
+          <w:kern w:val="0"/>
+          <w:sz w:val="21"/>
+          <w:szCs w:val="21"/>
+        </w:rPr>
         <w:t xml:space="preserve"># </w:t>
       </w:r>
       <w:r>
@@ -1934,12 +3334,12 @@
       </w:pPr>
     </w:p>
     <w:sectPr>
-      <w:headerReference w:type="even" r:id="rId13"/>
-      <w:headerReference w:type="default" r:id="rId14"/>
-      <w:footerReference w:type="even" r:id="rId15"/>
-      <w:footerReference w:type="default" r:id="rId16"/>
-      <w:headerReference w:type="first" r:id="rId17"/>
-      <w:footerReference w:type="first" r:id="rId18"/>
+      <w:headerReference w:type="even" r:id="rId15"/>
+      <w:headerReference w:type="default" r:id="rId16"/>
+      <w:footerReference w:type="even" r:id="rId17"/>
+      <w:footerReference w:type="default" r:id="rId18"/>
+      <w:headerReference w:type="first" r:id="rId19"/>
+      <w:footerReference w:type="first" r:id="rId20"/>
       <w:pgSz w:w="11906" w:h="16838"/>
       <w:pgMar w:top="1440" w:right="1800" w:bottom="1440" w:left="1800" w:header="851" w:footer="992" w:gutter="0"/>
       <w:cols w:space="425"/>
@@ -1950,7 +3350,7 @@
 </file>
 
 <file path=word/endnotes.xml><?xml version="1.0" encoding="utf-8"?>
-<w:endnotes xmlns:wpc="http://schemas.microsoft.com/office/word/2010/wordprocessingCanvas" xmlns:cx="http://schemas.microsoft.com/office/drawing/2014/chartex" xmlns:mc="http://schemas.openxmlformats.org/markup-compatibility/2006" xmlns:o="urn:schemas-microsoft-com:office:office" xmlns:r="http://schemas.openxmlformats.org/officeDocument/2006/relationships" xmlns:m="http://schemas.openxmlformats.org/officeDocument/2006/math" xmlns:v="urn:schemas-microsoft-com:vml" xmlns:wp14="http://schemas.microsoft.com/office/word/2010/wordprocessingDrawing" xmlns:wp="http://schemas.openxmlformats.org/drawingml/2006/wordprocessingDrawing" xmlns:w10="urn:schemas-microsoft-com:office:word" xmlns:w="http://schemas.openxmlformats.org/wordprocessingml/2006/main" xmlns:w14="http://schemas.microsoft.com/office/word/2010/wordml" xmlns:w15="http://schemas.microsoft.com/office/word/2012/wordml" xmlns:w16se="http://schemas.microsoft.com/office/word/2015/wordml/symex" xmlns:wpg="http://schemas.microsoft.com/office/word/2010/wordprocessingGroup" xmlns:wpi="http://schemas.microsoft.com/office/word/2010/wordprocessingInk" xmlns:wne="http://schemas.microsoft.com/office/word/2006/wordml" xmlns:wps="http://schemas.microsoft.com/office/word/2010/wordprocessingShape" mc:Ignorable="w14 w15 w16se wp14">
+<w:endnotes xmlns:wpc="http://schemas.microsoft.com/office/word/2010/wordprocessingCanvas" xmlns:cx="http://schemas.microsoft.com/office/drawing/2014/chartex" xmlns:cx1="http://schemas.microsoft.com/office/drawing/2015/9/8/chartex" xmlns:mc="http://schemas.openxmlformats.org/markup-compatibility/2006" xmlns:o="urn:schemas-microsoft-com:office:office" xmlns:r="http://schemas.openxmlformats.org/officeDocument/2006/relationships" xmlns:m="http://schemas.openxmlformats.org/officeDocument/2006/math" xmlns:v="urn:schemas-microsoft-com:vml" xmlns:wp14="http://schemas.microsoft.com/office/word/2010/wordprocessingDrawing" xmlns:wp="http://schemas.openxmlformats.org/drawingml/2006/wordprocessingDrawing" xmlns:w10="urn:schemas-microsoft-com:office:word" xmlns:w="http://schemas.openxmlformats.org/wordprocessingml/2006/main" xmlns:w14="http://schemas.microsoft.com/office/word/2010/wordml" xmlns:w15="http://schemas.microsoft.com/office/word/2012/wordml" xmlns:w16se="http://schemas.microsoft.com/office/word/2015/wordml/symex" xmlns:wpg="http://schemas.microsoft.com/office/word/2010/wordprocessingGroup" xmlns:wpi="http://schemas.microsoft.com/office/word/2010/wordprocessingInk" xmlns:wne="http://schemas.microsoft.com/office/word/2006/wordml" xmlns:wps="http://schemas.microsoft.com/office/word/2010/wordprocessingShape" mc:Ignorable="w14 w15 w16se wp14">
   <w:endnote w:type="separator" w:id="-1">
     <w:p>
       <w:pPr>
@@ -1977,7 +3377,7 @@
 </file>
 
 <file path=word/footer1.xml><?xml version="1.0" encoding="utf-8"?>
-<w:ftr xmlns:wpc="http://schemas.microsoft.com/office/word/2010/wordprocessingCanvas" xmlns:cx="http://schemas.microsoft.com/office/drawing/2014/chartex" xmlns:mc="http://schemas.openxmlformats.org/markup-compatibility/2006" xmlns:o="urn:schemas-microsoft-com:office:office" xmlns:r="http://schemas.openxmlformats.org/officeDocument/2006/relationships" xmlns:m="http://schemas.openxmlformats.org/officeDocument/2006/math" xmlns:v="urn:schemas-microsoft-com:vml" xmlns:wp14="http://schemas.microsoft.com/office/word/2010/wordprocessingDrawing" xmlns:wp="http://schemas.openxmlformats.org/drawingml/2006/wordprocessingDrawing" xmlns:w10="urn:schemas-microsoft-com:office:word" xmlns:w="http://schemas.openxmlformats.org/wordprocessingml/2006/main" xmlns:w14="http://schemas.microsoft.com/office/word/2010/wordml" xmlns:w15="http://schemas.microsoft.com/office/word/2012/wordml" xmlns:w16se="http://schemas.microsoft.com/office/word/2015/wordml/symex" xmlns:wpg="http://schemas.microsoft.com/office/word/2010/wordprocessingGroup" xmlns:wpi="http://schemas.microsoft.com/office/word/2010/wordprocessingInk" xmlns:wne="http://schemas.microsoft.com/office/word/2006/wordml" xmlns:wps="http://schemas.microsoft.com/office/word/2010/wordprocessingShape" mc:Ignorable="w14 w15 w16se wp14">
+<w:ftr xmlns:wpc="http://schemas.microsoft.com/office/word/2010/wordprocessingCanvas" xmlns:cx="http://schemas.microsoft.com/office/drawing/2014/chartex" xmlns:cx1="http://schemas.microsoft.com/office/drawing/2015/9/8/chartex" xmlns:mc="http://schemas.openxmlformats.org/markup-compatibility/2006" xmlns:o="urn:schemas-microsoft-com:office:office" xmlns:r="http://schemas.openxmlformats.org/officeDocument/2006/relationships" xmlns:m="http://schemas.openxmlformats.org/officeDocument/2006/math" xmlns:v="urn:schemas-microsoft-com:vml" xmlns:wp14="http://schemas.microsoft.com/office/word/2010/wordprocessingDrawing" xmlns:wp="http://schemas.openxmlformats.org/drawingml/2006/wordprocessingDrawing" xmlns:w10="urn:schemas-microsoft-com:office:word" xmlns:w="http://schemas.openxmlformats.org/wordprocessingml/2006/main" xmlns:w14="http://schemas.microsoft.com/office/word/2010/wordml" xmlns:w15="http://schemas.microsoft.com/office/word/2012/wordml" xmlns:w16se="http://schemas.microsoft.com/office/word/2015/wordml/symex" xmlns:wpg="http://schemas.microsoft.com/office/word/2010/wordprocessingGroup" xmlns:wpi="http://schemas.microsoft.com/office/word/2010/wordprocessingInk" xmlns:wne="http://schemas.microsoft.com/office/word/2006/wordml" xmlns:wps="http://schemas.microsoft.com/office/word/2010/wordprocessingShape" mc:Ignorable="w14 w15 w16se wp14">
   <w:p>
     <w:pPr>
       <w:pStyle w:val="a5"/>
@@ -1988,7 +3388,7 @@
 </file>
 
 <file path=word/footer2.xml><?xml version="1.0" encoding="utf-8"?>
-<w:ftr xmlns:wpc="http://schemas.microsoft.com/office/word/2010/wordprocessingCanvas" xmlns:cx="http://schemas.microsoft.com/office/drawing/2014/chartex" xmlns:mc="http://schemas.openxmlformats.org/markup-compatibility/2006" xmlns:o="urn:schemas-microsoft-com:office:office" xmlns:r="http://schemas.openxmlformats.org/officeDocument/2006/relationships" xmlns:m="http://schemas.openxmlformats.org/officeDocument/2006/math" xmlns:v="urn:schemas-microsoft-com:vml" xmlns:wp14="http://schemas.microsoft.com/office/word/2010/wordprocessingDrawing" xmlns:wp="http://schemas.openxmlformats.org/drawingml/2006/wordprocessingDrawing" xmlns:w10="urn:schemas-microsoft-com:office:word" xmlns:w="http://schemas.openxmlformats.org/wordprocessingml/2006/main" xmlns:w14="http://schemas.microsoft.com/office/word/2010/wordml" xmlns:w15="http://schemas.microsoft.com/office/word/2012/wordml" xmlns:w16se="http://schemas.microsoft.com/office/word/2015/wordml/symex" xmlns:wpg="http://schemas.microsoft.com/office/word/2010/wordprocessingGroup" xmlns:wpi="http://schemas.microsoft.com/office/word/2010/wordprocessingInk" xmlns:wne="http://schemas.microsoft.com/office/word/2006/wordml" xmlns:wps="http://schemas.microsoft.com/office/word/2010/wordprocessingShape" mc:Ignorable="w14 w15 w16se wp14">
+<w:ftr xmlns:wpc="http://schemas.microsoft.com/office/word/2010/wordprocessingCanvas" xmlns:cx="http://schemas.microsoft.com/office/drawing/2014/chartex" xmlns:cx1="http://schemas.microsoft.com/office/drawing/2015/9/8/chartex" xmlns:mc="http://schemas.openxmlformats.org/markup-compatibility/2006" xmlns:o="urn:schemas-microsoft-com:office:office" xmlns:r="http://schemas.openxmlformats.org/officeDocument/2006/relationships" xmlns:m="http://schemas.openxmlformats.org/officeDocument/2006/math" xmlns:v="urn:schemas-microsoft-com:vml" xmlns:wp14="http://schemas.microsoft.com/office/word/2010/wordprocessingDrawing" xmlns:wp="http://schemas.openxmlformats.org/drawingml/2006/wordprocessingDrawing" xmlns:w10="urn:schemas-microsoft-com:office:word" xmlns:w="http://schemas.openxmlformats.org/wordprocessingml/2006/main" xmlns:w14="http://schemas.microsoft.com/office/word/2010/wordml" xmlns:w15="http://schemas.microsoft.com/office/word/2012/wordml" xmlns:w16se="http://schemas.microsoft.com/office/word/2015/wordml/symex" xmlns:wpg="http://schemas.microsoft.com/office/word/2010/wordprocessingGroup" xmlns:wpi="http://schemas.microsoft.com/office/word/2010/wordprocessingInk" xmlns:wne="http://schemas.microsoft.com/office/word/2006/wordml" xmlns:wps="http://schemas.microsoft.com/office/word/2010/wordprocessingShape" mc:Ignorable="w14 w15 w16se wp14">
   <w:p>
     <w:pPr>
       <w:pStyle w:val="a5"/>
@@ -1999,7 +3399,7 @@
 </file>
 
 <file path=word/footer3.xml><?xml version="1.0" encoding="utf-8"?>
-<w:ftr xmlns:wpc="http://schemas.microsoft.com/office/word/2010/wordprocessingCanvas" xmlns:cx="http://schemas.microsoft.com/office/drawing/2014/chartex" xmlns:mc="http://schemas.openxmlformats.org/markup-compatibility/2006" xmlns:o="urn:schemas-microsoft-com:office:office" xmlns:r="http://schemas.openxmlformats.org/officeDocument/2006/relationships" xmlns:m="http://schemas.openxmlformats.org/officeDocument/2006/math" xmlns:v="urn:schemas-microsoft-com:vml" xmlns:wp14="http://schemas.microsoft.com/office/word/2010/wordprocessingDrawing" xmlns:wp="http://schemas.openxmlformats.org/drawingml/2006/wordprocessingDrawing" xmlns:w10="urn:schemas-microsoft-com:office:word" xmlns:w="http://schemas.openxmlformats.org/wordprocessingml/2006/main" xmlns:w14="http://schemas.microsoft.com/office/word/2010/wordml" xmlns:w15="http://schemas.microsoft.com/office/word/2012/wordml" xmlns:w16se="http://schemas.microsoft.com/office/word/2015/wordml/symex" xmlns:wpg="http://schemas.microsoft.com/office/word/2010/wordprocessingGroup" xmlns:wpi="http://schemas.microsoft.com/office/word/2010/wordprocessingInk" xmlns:wne="http://schemas.microsoft.com/office/word/2006/wordml" xmlns:wps="http://schemas.microsoft.com/office/word/2010/wordprocessingShape" mc:Ignorable="w14 w15 w16se wp14">
+<w:ftr xmlns:wpc="http://schemas.microsoft.com/office/word/2010/wordprocessingCanvas" xmlns:cx="http://schemas.microsoft.com/office/drawing/2014/chartex" xmlns:cx1="http://schemas.microsoft.com/office/drawing/2015/9/8/chartex" xmlns:mc="http://schemas.openxmlformats.org/markup-compatibility/2006" xmlns:o="urn:schemas-microsoft-com:office:office" xmlns:r="http://schemas.openxmlformats.org/officeDocument/2006/relationships" xmlns:m="http://schemas.openxmlformats.org/officeDocument/2006/math" xmlns:v="urn:schemas-microsoft-com:vml" xmlns:wp14="http://schemas.microsoft.com/office/word/2010/wordprocessingDrawing" xmlns:wp="http://schemas.openxmlformats.org/drawingml/2006/wordprocessingDrawing" xmlns:w10="urn:schemas-microsoft-com:office:word" xmlns:w="http://schemas.openxmlformats.org/wordprocessingml/2006/main" xmlns:w14="http://schemas.microsoft.com/office/word/2010/wordml" xmlns:w15="http://schemas.microsoft.com/office/word/2012/wordml" xmlns:w16se="http://schemas.microsoft.com/office/word/2015/wordml/symex" xmlns:wpg="http://schemas.microsoft.com/office/word/2010/wordprocessingGroup" xmlns:wpi="http://schemas.microsoft.com/office/word/2010/wordprocessingInk" xmlns:wne="http://schemas.microsoft.com/office/word/2006/wordml" xmlns:wps="http://schemas.microsoft.com/office/word/2010/wordprocessingShape" mc:Ignorable="w14 w15 w16se wp14">
   <w:p>
     <w:pPr>
       <w:pStyle w:val="a5"/>
@@ -2010,7 +3410,7 @@
 </file>
 
 <file path=word/footnotes.xml><?xml version="1.0" encoding="utf-8"?>
-<w:footnotes xmlns:wpc="http://schemas.microsoft.com/office/word/2010/wordprocessingCanvas" xmlns:cx="http://schemas.microsoft.com/office/drawing/2014/chartex" xmlns:mc="http://schemas.openxmlformats.org/markup-compatibility/2006" xmlns:o="urn:schemas-microsoft-com:office:office" xmlns:r="http://schemas.openxmlformats.org/officeDocument/2006/relationships" xmlns:m="http://schemas.openxmlformats.org/officeDocument/2006/math" xmlns:v="urn:schemas-microsoft-com:vml" xmlns:wp14="http://schemas.microsoft.com/office/word/2010/wordprocessingDrawing" xmlns:wp="http://schemas.openxmlformats.org/drawingml/2006/wordprocessingDrawing" xmlns:w10="urn:schemas-microsoft-com:office:word" xmlns:w="http://schemas.openxmlformats.org/wordprocessingml/2006/main" xmlns:w14="http://schemas.microsoft.com/office/word/2010/wordml" xmlns:w15="http://schemas.microsoft.com/office/word/2012/wordml" xmlns:w16se="http://schemas.microsoft.com/office/word/2015/wordml/symex" xmlns:wpg="http://schemas.microsoft.com/office/word/2010/wordprocessingGroup" xmlns:wpi="http://schemas.microsoft.com/office/word/2010/wordprocessingInk" xmlns:wne="http://schemas.microsoft.com/office/word/2006/wordml" xmlns:wps="http://schemas.microsoft.com/office/word/2010/wordprocessingShape" mc:Ignorable="w14 w15 w16se wp14">
+<w:footnotes xmlns:wpc="http://schemas.microsoft.com/office/word/2010/wordprocessingCanvas" xmlns:cx="http://schemas.microsoft.com/office/drawing/2014/chartex" xmlns:cx1="http://schemas.microsoft.com/office/drawing/2015/9/8/chartex" xmlns:mc="http://schemas.openxmlformats.org/markup-compatibility/2006" xmlns:o="urn:schemas-microsoft-com:office:office" xmlns:r="http://schemas.openxmlformats.org/officeDocument/2006/relationships" xmlns:m="http://schemas.openxmlformats.org/officeDocument/2006/math" xmlns:v="urn:schemas-microsoft-com:vml" xmlns:wp14="http://schemas.microsoft.com/office/word/2010/wordprocessingDrawing" xmlns:wp="http://schemas.openxmlformats.org/drawingml/2006/wordprocessingDrawing" xmlns:w10="urn:schemas-microsoft-com:office:word" xmlns:w="http://schemas.openxmlformats.org/wordprocessingml/2006/main" xmlns:w14="http://schemas.microsoft.com/office/word/2010/wordml" xmlns:w15="http://schemas.microsoft.com/office/word/2012/wordml" xmlns:w16se="http://schemas.microsoft.com/office/word/2015/wordml/symex" xmlns:wpg="http://schemas.microsoft.com/office/word/2010/wordprocessingGroup" xmlns:wpi="http://schemas.microsoft.com/office/word/2010/wordprocessingInk" xmlns:wne="http://schemas.microsoft.com/office/word/2006/wordml" xmlns:wps="http://schemas.microsoft.com/office/word/2010/wordprocessingShape" mc:Ignorable="w14 w15 w16se wp14">
   <w:footnote w:type="separator" w:id="-1">
     <w:p>
       <w:pPr>
@@ -2037,7 +3437,7 @@
 </file>
 
 <file path=word/header1.xml><?xml version="1.0" encoding="utf-8"?>
-<w:hdr xmlns:wpc="http://schemas.microsoft.com/office/word/2010/wordprocessingCanvas" xmlns:cx="http://schemas.microsoft.com/office/drawing/2014/chartex" xmlns:mc="http://schemas.openxmlformats.org/markup-compatibility/2006" xmlns:o="urn:schemas-microsoft-com:office:office" xmlns:r="http://schemas.openxmlformats.org/officeDocument/2006/relationships" xmlns:m="http://schemas.openxmlformats.org/officeDocument/2006/math" xmlns:v="urn:schemas-microsoft-com:vml" xmlns:wp14="http://schemas.microsoft.com/office/word/2010/wordprocessingDrawing" xmlns:wp="http://schemas.openxmlformats.org/drawingml/2006/wordprocessingDrawing" xmlns:w10="urn:schemas-microsoft-com:office:word" xmlns:w="http://schemas.openxmlformats.org/wordprocessingml/2006/main" xmlns:w14="http://schemas.microsoft.com/office/word/2010/wordml" xmlns:w15="http://schemas.microsoft.com/office/word/2012/wordml" xmlns:w16se="http://schemas.microsoft.com/office/word/2015/wordml/symex" xmlns:wpg="http://schemas.microsoft.com/office/word/2010/wordprocessingGroup" xmlns:wpi="http://schemas.microsoft.com/office/word/2010/wordprocessingInk" xmlns:wne="http://schemas.microsoft.com/office/word/2006/wordml" xmlns:wps="http://schemas.microsoft.com/office/word/2010/wordprocessingShape" mc:Ignorable="w14 w15 w16se wp14">
+<w:hdr xmlns:wpc="http://schemas.microsoft.com/office/word/2010/wordprocessingCanvas" xmlns:cx="http://schemas.microsoft.com/office/drawing/2014/chartex" xmlns:cx1="http://schemas.microsoft.com/office/drawing/2015/9/8/chartex" xmlns:mc="http://schemas.openxmlformats.org/markup-compatibility/2006" xmlns:o="urn:schemas-microsoft-com:office:office" xmlns:r="http://schemas.openxmlformats.org/officeDocument/2006/relationships" xmlns:m="http://schemas.openxmlformats.org/officeDocument/2006/math" xmlns:v="urn:schemas-microsoft-com:vml" xmlns:wp14="http://schemas.microsoft.com/office/word/2010/wordprocessingDrawing" xmlns:wp="http://schemas.openxmlformats.org/drawingml/2006/wordprocessingDrawing" xmlns:w10="urn:schemas-microsoft-com:office:word" xmlns:w="http://schemas.openxmlformats.org/wordprocessingml/2006/main" xmlns:w14="http://schemas.microsoft.com/office/word/2010/wordml" xmlns:w15="http://schemas.microsoft.com/office/word/2012/wordml" xmlns:w16se="http://schemas.microsoft.com/office/word/2015/wordml/symex" xmlns:wpg="http://schemas.microsoft.com/office/word/2010/wordprocessingGroup" xmlns:wpi="http://schemas.microsoft.com/office/word/2010/wordprocessingInk" xmlns:wne="http://schemas.microsoft.com/office/word/2006/wordml" xmlns:wps="http://schemas.microsoft.com/office/word/2010/wordprocessingShape" mc:Ignorable="w14 w15 w16se wp14">
   <w:p>
     <w:pPr>
       <w:pStyle w:val="a3"/>
@@ -2048,7 +3448,7 @@
 </file>
 
 <file path=word/header2.xml><?xml version="1.0" encoding="utf-8"?>
-<w:hdr xmlns:wpc="http://schemas.microsoft.com/office/word/2010/wordprocessingCanvas" xmlns:cx="http://schemas.microsoft.com/office/drawing/2014/chartex" xmlns:mc="http://schemas.openxmlformats.org/markup-compatibility/2006" xmlns:o="urn:schemas-microsoft-com:office:office" xmlns:r="http://schemas.openxmlformats.org/officeDocument/2006/relationships" xmlns:m="http://schemas.openxmlformats.org/officeDocument/2006/math" xmlns:v="urn:schemas-microsoft-com:vml" xmlns:wp14="http://schemas.microsoft.com/office/word/2010/wordprocessingDrawing" xmlns:wp="http://schemas.openxmlformats.org/drawingml/2006/wordprocessingDrawing" xmlns:w10="urn:schemas-microsoft-com:office:word" xmlns:w="http://schemas.openxmlformats.org/wordprocessingml/2006/main" xmlns:w14="http://schemas.microsoft.com/office/word/2010/wordml" xmlns:w15="http://schemas.microsoft.com/office/word/2012/wordml" xmlns:w16se="http://schemas.microsoft.com/office/word/2015/wordml/symex" xmlns:wpg="http://schemas.microsoft.com/office/word/2010/wordprocessingGroup" xmlns:wpi="http://schemas.microsoft.com/office/word/2010/wordprocessingInk" xmlns:wne="http://schemas.microsoft.com/office/word/2006/wordml" xmlns:wps="http://schemas.microsoft.com/office/word/2010/wordprocessingShape" mc:Ignorable="w14 w15 w16se wp14">
+<w:hdr xmlns:wpc="http://schemas.microsoft.com/office/word/2010/wordprocessingCanvas" xmlns:cx="http://schemas.microsoft.com/office/drawing/2014/chartex" xmlns:cx1="http://schemas.microsoft.com/office/drawing/2015/9/8/chartex" xmlns:mc="http://schemas.openxmlformats.org/markup-compatibility/2006" xmlns:o="urn:schemas-microsoft-com:office:office" xmlns:r="http://schemas.openxmlformats.org/officeDocument/2006/relationships" xmlns:m="http://schemas.openxmlformats.org/officeDocument/2006/math" xmlns:v="urn:schemas-microsoft-com:vml" xmlns:wp14="http://schemas.microsoft.com/office/word/2010/wordprocessingDrawing" xmlns:wp="http://schemas.openxmlformats.org/drawingml/2006/wordprocessingDrawing" xmlns:w10="urn:schemas-microsoft-com:office:word" xmlns:w="http://schemas.openxmlformats.org/wordprocessingml/2006/main" xmlns:w14="http://schemas.microsoft.com/office/word/2010/wordml" xmlns:w15="http://schemas.microsoft.com/office/word/2012/wordml" xmlns:w16se="http://schemas.microsoft.com/office/word/2015/wordml/symex" xmlns:wpg="http://schemas.microsoft.com/office/word/2010/wordprocessingGroup" xmlns:wpi="http://schemas.microsoft.com/office/word/2010/wordprocessingInk" xmlns:wne="http://schemas.microsoft.com/office/word/2006/wordml" xmlns:wps="http://schemas.microsoft.com/office/word/2010/wordprocessingShape" mc:Ignorable="w14 w15 w16se wp14">
   <w:p>
     <w:pPr>
       <w:pStyle w:val="a3"/>
@@ -2059,7 +3459,7 @@
 </file>
 
 <file path=word/header3.xml><?xml version="1.0" encoding="utf-8"?>
-<w:hdr xmlns:wpc="http://schemas.microsoft.com/office/word/2010/wordprocessingCanvas" xmlns:cx="http://schemas.microsoft.com/office/drawing/2014/chartex" xmlns:mc="http://schemas.openxmlformats.org/markup-compatibility/2006" xmlns:o="urn:schemas-microsoft-com:office:office" xmlns:r="http://schemas.openxmlformats.org/officeDocument/2006/relationships" xmlns:m="http://schemas.openxmlformats.org/officeDocument/2006/math" xmlns:v="urn:schemas-microsoft-com:vml" xmlns:wp14="http://schemas.microsoft.com/office/word/2010/wordprocessingDrawing" xmlns:wp="http://schemas.openxmlformats.org/drawingml/2006/wordprocessingDrawing" xmlns:w10="urn:schemas-microsoft-com:office:word" xmlns:w="http://schemas.openxmlformats.org/wordprocessingml/2006/main" xmlns:w14="http://schemas.microsoft.com/office/word/2010/wordml" xmlns:w15="http://schemas.microsoft.com/office/word/2012/wordml" xmlns:w16se="http://schemas.microsoft.com/office/word/2015/wordml/symex" xmlns:wpg="http://schemas.microsoft.com/office/word/2010/wordprocessingGroup" xmlns:wpi="http://schemas.microsoft.com/office/word/2010/wordprocessingInk" xmlns:wne="http://schemas.microsoft.com/office/word/2006/wordml" xmlns:wps="http://schemas.microsoft.com/office/word/2010/wordprocessingShape" mc:Ignorable="w14 w15 w16se wp14">
+<w:hdr xmlns:wpc="http://schemas.microsoft.com/office/word/2010/wordprocessingCanvas" xmlns:cx="http://schemas.microsoft.com/office/drawing/2014/chartex" xmlns:cx1="http://schemas.microsoft.com/office/drawing/2015/9/8/chartex" xmlns:mc="http://schemas.openxmlformats.org/markup-compatibility/2006" xmlns:o="urn:schemas-microsoft-com:office:office" xmlns:r="http://schemas.openxmlformats.org/officeDocument/2006/relationships" xmlns:m="http://schemas.openxmlformats.org/officeDocument/2006/math" xmlns:v="urn:schemas-microsoft-com:vml" xmlns:wp14="http://schemas.microsoft.com/office/word/2010/wordprocessingDrawing" xmlns:wp="http://schemas.openxmlformats.org/drawingml/2006/wordprocessingDrawing" xmlns:w10="urn:schemas-microsoft-com:office:word" xmlns:w="http://schemas.openxmlformats.org/wordprocessingml/2006/main" xmlns:w14="http://schemas.microsoft.com/office/word/2010/wordml" xmlns:w15="http://schemas.microsoft.com/office/word/2012/wordml" xmlns:w16se="http://schemas.microsoft.com/office/word/2015/wordml/symex" xmlns:wpg="http://schemas.microsoft.com/office/word/2010/wordprocessingGroup" xmlns:wpi="http://schemas.microsoft.com/office/word/2010/wordprocessingInk" xmlns:wne="http://schemas.microsoft.com/office/word/2006/wordml" xmlns:wps="http://schemas.microsoft.com/office/word/2010/wordprocessingShape" mc:Ignorable="w14 w15 w16se wp14">
   <w:p>
     <w:pPr>
       <w:pStyle w:val="a3"/>
@@ -2070,7 +3470,7 @@
 </file>
 
 <file path=word/numbering.xml><?xml version="1.0" encoding="utf-8"?>
-<w:numbering xmlns:wpc="http://schemas.microsoft.com/office/word/2010/wordprocessingCanvas" xmlns:cx="http://schemas.microsoft.com/office/drawing/2014/chartex" xmlns:mc="http://schemas.openxmlformats.org/markup-compatibility/2006" xmlns:o="urn:schemas-microsoft-com:office:office" xmlns:r="http://schemas.openxmlformats.org/officeDocument/2006/relationships" xmlns:m="http://schemas.openxmlformats.org/officeDocument/2006/math" xmlns:v="urn:schemas-microsoft-com:vml" xmlns:wp14="http://schemas.microsoft.com/office/word/2010/wordprocessingDrawing" xmlns:wp="http://schemas.openxmlformats.org/drawingml/2006/wordprocessingDrawing" xmlns:w10="urn:schemas-microsoft-com:office:word" xmlns:w="http://schemas.openxmlformats.org/wordprocessingml/2006/main" xmlns:w14="http://schemas.microsoft.com/office/word/2010/wordml" xmlns:w15="http://schemas.microsoft.com/office/word/2012/wordml" xmlns:w16se="http://schemas.microsoft.com/office/word/2015/wordml/symex" xmlns:wpg="http://schemas.microsoft.com/office/word/2010/wordprocessingGroup" xmlns:wpi="http://schemas.microsoft.com/office/word/2010/wordprocessingInk" xmlns:wne="http://schemas.microsoft.com/office/word/2006/wordml" xmlns:wps="http://schemas.microsoft.com/office/word/2010/wordprocessingShape" mc:Ignorable="w14 w15 w16se wp14">
+<w:numbering xmlns:wpc="http://schemas.microsoft.com/office/word/2010/wordprocessingCanvas" xmlns:cx="http://schemas.microsoft.com/office/drawing/2014/chartex" xmlns:cx1="http://schemas.microsoft.com/office/drawing/2015/9/8/chartex" xmlns:mc="http://schemas.openxmlformats.org/markup-compatibility/2006" xmlns:o="urn:schemas-microsoft-com:office:office" xmlns:r="http://schemas.openxmlformats.org/officeDocument/2006/relationships" xmlns:m="http://schemas.openxmlformats.org/officeDocument/2006/math" xmlns:v="urn:schemas-microsoft-com:vml" xmlns:wp14="http://schemas.microsoft.com/office/word/2010/wordprocessingDrawing" xmlns:wp="http://schemas.openxmlformats.org/drawingml/2006/wordprocessingDrawing" xmlns:w10="urn:schemas-microsoft-com:office:word" xmlns:w="http://schemas.openxmlformats.org/wordprocessingml/2006/main" xmlns:w14="http://schemas.microsoft.com/office/word/2010/wordml" xmlns:w15="http://schemas.microsoft.com/office/word/2012/wordml" xmlns:w16se="http://schemas.microsoft.com/office/word/2015/wordml/symex" xmlns:wpg="http://schemas.microsoft.com/office/word/2010/wordprocessingGroup" xmlns:wpi="http://schemas.microsoft.com/office/word/2010/wordprocessingInk" xmlns:wne="http://schemas.microsoft.com/office/word/2006/wordml" xmlns:wps="http://schemas.microsoft.com/office/word/2010/wordprocessingShape" mc:Ignorable="w14 w15 w16se wp14">
   <w:abstractNum w:abstractNumId="0" w15:restartNumberingAfterBreak="0">
     <w:nsid w:val="37F277B2"/>
     <w:multiLevelType w:val="multilevel"/>
